--- a/backend/templates/cat_2025.docx
+++ b/backend/templates/cat_2025.docx
@@ -1,226 +1,39 @@
 
 <file path=word/document.xml><?xml version="1.0" encoding="utf-8"?>
-<w:document xmlns:ve="http://schemas.openxmlformats.org/markup-compatibility/2006" xmlns:o="urn:schemas-microsoft-com:office:office" xmlns:r="http://schemas.openxmlformats.org/officeDocument/2006/relationships" xmlns:m="http://schemas.openxmlformats.org/officeDocument/2006/math" xmlns:v="urn:schemas-microsoft-com:vml" xmlns:wp="http://schemas.openxmlformats.org/drawingml/2006/wordprocessingDrawing" xmlns:w10="urn:schemas-microsoft-com:office:word" xmlns:w="http://schemas.openxmlformats.org/wordprocessingml/2006/main" xmlns:wne="http://schemas.microsoft.com/office/word/2006/wordml">
+<w:document xmlns:wpc="http://schemas.microsoft.com/office/word/2010/wordprocessingCanvas" xmlns:cx="http://schemas.microsoft.com/office/drawing/2014/chartex" xmlns:cx1="http://schemas.microsoft.com/office/drawing/2015/9/8/chartex" xmlns:cx2="http://schemas.microsoft.com/office/drawing/2015/10/21/chartex" xmlns:cx3="http://schemas.microsoft.com/office/drawing/2016/5/9/chartex" xmlns:cx4="http://schemas.microsoft.com/office/drawing/2016/5/10/chartex" xmlns:cx5="http://schemas.microsoft.com/office/drawing/2016/5/11/chartex" xmlns:cx6="http://schemas.microsoft.com/office/drawing/2016/5/12/chartex" xmlns:cx7="http://schemas.microsoft.com/office/drawing/2016/5/13/chartex" xmlns:cx8="http://schemas.microsoft.com/office/drawing/2016/5/14/chartex" xmlns:mc="http://schemas.openxmlformats.org/markup-compatibility/2006" xmlns:aink="http://schemas.microsoft.com/office/drawing/2016/ink" xmlns:am3d="http://schemas.microsoft.com/office/drawing/2017/model3d" xmlns:o="urn:schemas-microsoft-com:office:office" xmlns:oel="http://schemas.microsoft.com/office/2019/extlst" xmlns:r="http://schemas.openxmlformats.org/officeDocument/2006/relationships" xmlns:m="http://schemas.openxmlformats.org/officeDocument/2006/math" xmlns:v="urn:schemas-microsoft-com:vml" xmlns:wp14="http://schemas.microsoft.com/office/word/2010/wordprocessingDrawing" xmlns:wp="http://schemas.openxmlformats.org/drawingml/2006/wordprocessingDrawing" xmlns:w10="urn:schemas-microsoft-com:office:word" xmlns:w="http://schemas.openxmlformats.org/wordprocessingml/2006/main" xmlns:w14="http://schemas.microsoft.com/office/word/2010/wordml" xmlns:w15="http://schemas.microsoft.com/office/word/2012/wordml" xmlns:w16cex="http://schemas.microsoft.com/office/word/2018/wordml/cex" xmlns:w16cid="http://schemas.microsoft.com/office/word/2016/wordml/cid" xmlns:w16="http://schemas.microsoft.com/office/word/2018/wordml" xmlns:w16du="http://schemas.microsoft.com/office/word/2023/wordml/word16du" xmlns:w16sdtdh="http://schemas.microsoft.com/office/word/2020/wordml/sdtdatahash" xmlns:w16sdtfl="http://schemas.microsoft.com/office/word/2024/wordml/sdtformatlock" xmlns:w16se="http://schemas.microsoft.com/office/word/2015/wordml/symex" xmlns:wpg="http://schemas.microsoft.com/office/word/2010/wordprocessingGroup" xmlns:wpi="http://schemas.microsoft.com/office/word/2010/wordprocessingInk" xmlns:wne="http://schemas.microsoft.com/office/word/2006/wordml" xmlns:wps="http://schemas.microsoft.com/office/word/2010/wordprocessingShape" mc:Ignorable="w14 w15 w16se w16cid w16 w16cex w16sdtdh w16sdtfl w16du wp14">
   <w:body>
     <w:p>
       <w:pPr>
         <w:pStyle w:val="BodyText"/>
         <w:spacing w:before="2"/>
+        <w:jc w:val="right"/>
         <w:rPr>
           <w:sz w:val="14"/>
         </w:rPr>
       </w:pPr>
       <w:r>
-        <w:t xml:space="preserve">                                                                                                                                                                                                                                                                  SET – I  </w:t>
+        <w:t xml:space="preserve">                                                                                                                                                                                                                                                                </w:t>
+      </w:r>
+      <w:r>
+        <w:rPr>
+          <w:sz w:val="28"/>
+        </w:rPr>
+        <w:t xml:space="preserve">SET – I  </w:t>
       </w:r>
     </w:p>
-    <w:tbl>
-      <w:tblPr>
-        <w:tblW w:w="5069" w:type="dxa"/>
-        <w:tblInd w:w="5749" w:type="dxa"/>
-        <w:tblBorders>
-          <w:top w:val="double" w:sz="12" w:space="0" w:color="auto"/>
-          <w:left w:val="double" w:sz="12" w:space="0" w:color="auto"/>
-          <w:bottom w:val="double" w:sz="12" w:space="0" w:color="auto"/>
-          <w:right w:val="double" w:sz="12" w:space="0" w:color="auto"/>
-          <w:insideH w:val="double" w:sz="12" w:space="0" w:color="auto"/>
-          <w:insideV w:val="double" w:sz="12" w:space="0" w:color="auto"/>
-        </w:tblBorders>
-        <w:tblLayout w:type="fixed"/>
-        <w:tblCellMar>
-          <w:left w:w="0" w:type="dxa"/>
-          <w:right w:w="0" w:type="dxa"/>
-        </w:tblCellMar>
-        <w:tblLook w:val="0000"/>
-      </w:tblPr>
-      <w:tblGrid>
-        <w:gridCol w:w="388"/>
-        <w:gridCol w:w="389"/>
-        <w:gridCol w:w="389"/>
-        <w:gridCol w:w="389"/>
-        <w:gridCol w:w="388"/>
-        <w:gridCol w:w="389"/>
-        <w:gridCol w:w="389"/>
-        <w:gridCol w:w="389"/>
-        <w:gridCol w:w="388"/>
-        <w:gridCol w:w="389"/>
-        <w:gridCol w:w="389"/>
-        <w:gridCol w:w="389"/>
-        <w:gridCol w:w="404"/>
-      </w:tblGrid>
-      <w:tr>
-        <w:trPr>
-          <w:trHeight w:val="315"/>
-        </w:trPr>
-        <w:tc>
-          <w:tcPr>
-            <w:tcW w:w="388" w:type="dxa"/>
-          </w:tcPr>
-          <w:p>
-            <w:pPr>
-              <w:pStyle w:val="TableParagraph"/>
-              <w:ind w:left="-347"/>
-              <w:jc w:val="left"/>
-            </w:pPr>
-          </w:p>
-        </w:tc>
-        <w:tc>
-          <w:tcPr>
-            <w:tcW w:w="389" w:type="dxa"/>
-          </w:tcPr>
-          <w:p>
-            <w:pPr>
-              <w:pStyle w:val="TableParagraph"/>
-              <w:ind w:left="-347"/>
-              <w:jc w:val="left"/>
-            </w:pPr>
-          </w:p>
-        </w:tc>
-        <w:tc>
-          <w:tcPr>
-            <w:tcW w:w="389" w:type="dxa"/>
-          </w:tcPr>
-          <w:p>
-            <w:pPr>
-              <w:pStyle w:val="TableParagraph"/>
-              <w:ind w:left="-347"/>
-              <w:jc w:val="left"/>
-            </w:pPr>
-          </w:p>
-        </w:tc>
-        <w:tc>
-          <w:tcPr>
-            <w:tcW w:w="389" w:type="dxa"/>
-          </w:tcPr>
-          <w:p>
-            <w:pPr>
-              <w:pStyle w:val="TableParagraph"/>
-              <w:ind w:left="-347"/>
-              <w:jc w:val="left"/>
-            </w:pPr>
-          </w:p>
-        </w:tc>
-        <w:tc>
-          <w:tcPr>
-            <w:tcW w:w="388" w:type="dxa"/>
-          </w:tcPr>
-          <w:p>
-            <w:pPr>
-              <w:pStyle w:val="TableParagraph"/>
-              <w:ind w:left="-347"/>
-              <w:jc w:val="left"/>
-            </w:pPr>
-          </w:p>
-        </w:tc>
-        <w:tc>
-          <w:tcPr>
-            <w:tcW w:w="389" w:type="dxa"/>
-          </w:tcPr>
-          <w:p>
-            <w:pPr>
-              <w:pStyle w:val="TableParagraph"/>
-              <w:ind w:left="-347"/>
-              <w:jc w:val="left"/>
-            </w:pPr>
-          </w:p>
-        </w:tc>
-        <w:tc>
-          <w:tcPr>
-            <w:tcW w:w="389" w:type="dxa"/>
-          </w:tcPr>
-          <w:p>
-            <w:pPr>
-              <w:pStyle w:val="TableParagraph"/>
-              <w:ind w:left="-347"/>
-              <w:jc w:val="left"/>
-            </w:pPr>
-          </w:p>
-        </w:tc>
-        <w:tc>
-          <w:tcPr>
-            <w:tcW w:w="389" w:type="dxa"/>
-          </w:tcPr>
-          <w:p>
-            <w:pPr>
-              <w:pStyle w:val="TableParagraph"/>
-              <w:ind w:left="-347"/>
-              <w:jc w:val="left"/>
-            </w:pPr>
-          </w:p>
-        </w:tc>
-        <w:tc>
-          <w:tcPr>
-            <w:tcW w:w="388" w:type="dxa"/>
-          </w:tcPr>
-          <w:p>
-            <w:pPr>
-              <w:pStyle w:val="TableParagraph"/>
-              <w:ind w:left="-347"/>
-              <w:jc w:val="left"/>
-            </w:pPr>
-          </w:p>
-        </w:tc>
-        <w:tc>
-          <w:tcPr>
-            <w:tcW w:w="389" w:type="dxa"/>
-          </w:tcPr>
-          <w:p>
-            <w:pPr>
-              <w:pStyle w:val="TableParagraph"/>
-              <w:ind w:left="-347"/>
-              <w:jc w:val="left"/>
-            </w:pPr>
-          </w:p>
-        </w:tc>
-        <w:tc>
-          <w:tcPr>
-            <w:tcW w:w="389" w:type="dxa"/>
-          </w:tcPr>
-          <w:p>
-            <w:pPr>
-              <w:pStyle w:val="TableParagraph"/>
-              <w:ind w:left="-347"/>
-              <w:jc w:val="left"/>
-            </w:pPr>
-          </w:p>
-        </w:tc>
-        <w:tc>
-          <w:tcPr>
-            <w:tcW w:w="389" w:type="dxa"/>
-          </w:tcPr>
-          <w:p>
-            <w:pPr>
-              <w:pStyle w:val="TableParagraph"/>
-              <w:ind w:left="-347"/>
-              <w:jc w:val="left"/>
-            </w:pPr>
-          </w:p>
-        </w:tc>
-        <w:tc>
-          <w:tcPr>
-            <w:tcW w:w="404" w:type="dxa"/>
-          </w:tcPr>
-          <w:p>
-            <w:pPr>
-              <w:pStyle w:val="TableParagraph"/>
-              <w:ind w:left="-347"/>
-              <w:jc w:val="left"/>
-            </w:pPr>
-          </w:p>
-        </w:tc>
-      </w:tr>
-    </w:tbl>
     <w:tbl>
       <w:tblPr>
         <w:tblStyle w:val="TableGrid"/>
         <w:tblW w:w="10773" w:type="dxa"/>
         <w:tblInd w:w="108" w:type="dxa"/>
         <w:tblLayout w:type="fixed"/>
-        <w:tblLook w:val="04A0"/>
+        <w:tblLook w:val="04A0" w:firstRow="1" w:lastRow="0" w:firstColumn="1" w:lastColumn="0" w:noHBand="0" w:noVBand="1"/>
       </w:tblPr>
       <w:tblGrid>
-        <w:gridCol w:w="1560"/>
-        <w:gridCol w:w="9213"/>
+        <w:gridCol w:w="1620"/>
+        <w:gridCol w:w="6318"/>
+        <w:gridCol w:w="1276"/>
+        <w:gridCol w:w="1559"/>
       </w:tblGrid>
       <w:tr>
         <w:trPr>
@@ -228,7 +41,7 @@
         </w:trPr>
         <w:tc>
           <w:tcPr>
-            <w:tcW w:w="1560" w:type="dxa"/>
+            <w:tcW w:w="1620" w:type="dxa"/>
             <w:tcBorders>
               <w:top w:val="thinThickSmallGap" w:sz="12" w:space="0" w:color="auto"/>
               <w:left w:val="thinThickSmallGap" w:sz="12" w:space="0" w:color="auto"/>
@@ -255,9 +68,9 @@
                 <w:sz w:val="20"/>
               </w:rPr>
               <w:drawing>
-                <wp:inline distT="0" distB="0" distL="0" distR="0">
-                  <wp:extent cx="971550" cy="962025"/>
-                  <wp:effectExtent l="19050" t="0" r="0" b="0"/>
+                <wp:inline distT="0" distB="0" distL="0" distR="0" wp14:anchorId="5B921789" wp14:editId="0E9DC142">
+                  <wp:extent cx="1028700" cy="904875"/>
+                  <wp:effectExtent l="0" t="0" r="0" b="0"/>
                   <wp:docPr id="4" name="Image 2" descr="NEW LOGO JET"/>
                   <wp:cNvGraphicFramePr>
                     <a:graphicFrameLocks xmlns:a="http://schemas.openxmlformats.org/drawingml/2006/main"/>
@@ -272,7 +85,7 @@
                           </pic:cNvPicPr>
                         </pic:nvPicPr>
                         <pic:blipFill>
-                          <a:blip r:embed="rId7" cstate="print"/>
+                          <a:blip r:embed="rId7"/>
                           <a:srcRect/>
                           <a:stretch>
                             <a:fillRect/>
@@ -281,7 +94,7 @@
                         <pic:spPr bwMode="auto">
                           <a:xfrm>
                             <a:off x="0" y="0"/>
-                            <a:ext cx="971550" cy="962025"/>
+                            <a:ext cx="1028700" cy="904875"/>
                           </a:xfrm>
                           <a:prstGeom prst="rect">
                             <a:avLst/>
@@ -304,7 +117,8 @@
         </w:tc>
         <w:tc>
           <w:tcPr>
-            <w:tcW w:w="9213" w:type="dxa"/>
+            <w:tcW w:w="9153" w:type="dxa"/>
+            <w:gridSpan w:val="3"/>
             <w:tcBorders>
               <w:top w:val="thinThickSmallGap" w:sz="12" w:space="0" w:color="auto"/>
               <w:left w:val="thinThickSmallGap" w:sz="12" w:space="0" w:color="auto"/>
@@ -373,7 +187,7 @@
               <w:rPr>
                 <w:b/>
               </w:rPr>
-              <w:t xml:space="preserve">(Approved by AICTE , Affiliated to Anna University Chennai &amp; NAAC Accredited </w:t>
+              <w:t xml:space="preserve">(Approved by AICTE, Affiliated to Anna University Chennai &amp; NAAC Accredited </w:t>
             </w:r>
             <w:r>
               <w:rPr>
@@ -401,21 +215,14 @@
                 <w:b/>
                 <w:spacing w:val="-2"/>
               </w:rPr>
-              <w:t xml:space="preserve">                                              </w:t>
-            </w:r>
-            <w:r>
-              <w:rPr>
-                <w:b/>
-                <w:sz w:val="24"/>
-              </w:rPr>
-              <w:t>Chennai, Tamil</w:t>
-            </w:r>
-            <w:r>
-              <w:rPr>
-                <w:b/>
-                <w:sz w:val="24"/>
-              </w:rPr>
-              <w:t xml:space="preserve"> </w:t>
+              <w:t xml:space="preserve">                                                    </w:t>
+            </w:r>
+            <w:r>
+              <w:rPr>
+                <w:b/>
+                <w:sz w:val="24"/>
+              </w:rPr>
+              <w:t xml:space="preserve">Chennai, Tamil </w:t>
             </w:r>
             <w:r>
               <w:rPr>
@@ -432,100 +239,455 @@
               </w:rPr>
               <w:t xml:space="preserve">                  </w:t>
             </w:r>
+          </w:p>
+        </w:tc>
+      </w:tr>
+      <w:tr>
+        <w:tblPrEx>
+          <w:tblBorders>
+            <w:top w:val="none" w:sz="0" w:space="0" w:color="auto"/>
+            <w:left w:val="none" w:sz="0" w:space="0" w:color="auto"/>
+            <w:bottom w:val="none" w:sz="0" w:space="0" w:color="auto"/>
+            <w:right w:val="none" w:sz="0" w:space="0" w:color="auto"/>
+            <w:insideH w:val="none" w:sz="0" w:space="0" w:color="auto"/>
+            <w:insideV w:val="none" w:sz="0" w:space="0" w:color="auto"/>
+          </w:tblBorders>
+        </w:tblPrEx>
+        <w:trPr>
+          <w:trHeight w:val="465"/>
+        </w:trPr>
+        <w:tc>
+          <w:tcPr>
+            <w:tcW w:w="7938" w:type="dxa"/>
+            <w:gridSpan w:val="2"/>
+            <w:vMerge w:val="restart"/>
+            <w:tcBorders>
+              <w:right w:val="thinThickSmallGap" w:sz="12" w:space="0" w:color="auto"/>
+            </w:tcBorders>
+            <w:vAlign w:val="center"/>
+          </w:tcPr>
+          <w:p>
+            <w:pPr>
+              <w:jc w:val="center"/>
+            </w:pPr>
+            <w:r>
+              <w:rPr>
+                <w:b/>
+                <w:sz w:val="28"/>
+                <w:u w:val="single"/>
+              </w:rPr>
+              <w:t>CONTINUOUS ASSESSMENT TEST- I</w:t>
+            </w:r>
+          </w:p>
+        </w:tc>
+        <w:tc>
+          <w:tcPr>
+            <w:tcW w:w="1276" w:type="dxa"/>
+            <w:vMerge w:val="restart"/>
+            <w:tcBorders>
+              <w:top w:val="thinThickSmallGap" w:sz="12" w:space="0" w:color="auto"/>
+              <w:left w:val="thinThickSmallGap" w:sz="12" w:space="0" w:color="auto"/>
+              <w:right w:val="thinThickSmallGap" w:sz="12" w:space="0" w:color="auto"/>
+            </w:tcBorders>
+            <w:vAlign w:val="center"/>
+          </w:tcPr>
+          <w:p>
+            <w:pPr>
+              <w:spacing w:line="360" w:lineRule="auto"/>
+              <w:rPr>
+                <w:b/>
+                <w:sz w:val="24"/>
+                <w:szCs w:val="24"/>
+              </w:rPr>
+            </w:pPr>
+            <w:r>
+              <w:rPr>
+                <w:b/>
+                <w:sz w:val="24"/>
+                <w:szCs w:val="24"/>
+              </w:rPr>
+              <w:t>DATE/</w:t>
+            </w:r>
+          </w:p>
+          <w:p>
+            <w:pPr>
+              <w:spacing w:line="360" w:lineRule="auto"/>
+              <w:rPr>
+                <w:b/>
+                <w:sz w:val="28"/>
+                <w:szCs w:val="24"/>
+              </w:rPr>
+            </w:pPr>
+            <w:r>
+              <w:rPr>
+                <w:b/>
+                <w:sz w:val="24"/>
+                <w:szCs w:val="24"/>
+              </w:rPr>
+              <w:t>SESSION</w:t>
+            </w:r>
+          </w:p>
+        </w:tc>
+        <w:tc>
+          <w:tcPr>
+            <w:tcW w:w="1559" w:type="dxa"/>
+            <w:tcBorders>
+              <w:top w:val="thinThickSmallGap" w:sz="12" w:space="0" w:color="auto"/>
+              <w:left w:val="thinThickSmallGap" w:sz="12" w:space="0" w:color="auto"/>
+              <w:bottom w:val="single" w:sz="4" w:space="0" w:color="auto"/>
+              <w:right w:val="thinThickSmallGap" w:sz="12" w:space="0" w:color="auto"/>
+            </w:tcBorders>
+            <w:vAlign w:val="center"/>
+          </w:tcPr>
+          <w:p>
+            <w:pPr>
+              <w:spacing w:line="276" w:lineRule="auto"/>
+              <w:jc w:val="center"/>
+              <w:rPr>
+                <w:b/>
+                <w:sz w:val="28"/>
+                <w:szCs w:val="24"/>
+              </w:rPr>
+            </w:pPr>
+          </w:p>
+        </w:tc>
+      </w:tr>
+      <w:tr>
+        <w:tblPrEx>
+          <w:tblBorders>
+            <w:top w:val="none" w:sz="0" w:space="0" w:color="auto"/>
+            <w:left w:val="none" w:sz="0" w:space="0" w:color="auto"/>
+            <w:bottom w:val="none" w:sz="0" w:space="0" w:color="auto"/>
+            <w:right w:val="none" w:sz="0" w:space="0" w:color="auto"/>
+            <w:insideH w:val="none" w:sz="0" w:space="0" w:color="auto"/>
+            <w:insideV w:val="none" w:sz="0" w:space="0" w:color="auto"/>
+          </w:tblBorders>
+        </w:tblPrEx>
+        <w:trPr>
+          <w:trHeight w:val="80"/>
+        </w:trPr>
+        <w:tc>
+          <w:tcPr>
+            <w:tcW w:w="7938" w:type="dxa"/>
+            <w:gridSpan w:val="2"/>
+            <w:vMerge/>
+            <w:tcBorders>
+              <w:right w:val="thinThickSmallGap" w:sz="12" w:space="0" w:color="auto"/>
+            </w:tcBorders>
+            <w:vAlign w:val="center"/>
+          </w:tcPr>
+          <w:p>
+            <w:pPr>
+              <w:spacing w:line="276" w:lineRule="auto"/>
+              <w:jc w:val="center"/>
+              <w:rPr>
+                <w:b/>
+                <w:sz w:val="28"/>
+                <w:szCs w:val="24"/>
+              </w:rPr>
+            </w:pPr>
+          </w:p>
+        </w:tc>
+        <w:tc>
+          <w:tcPr>
+            <w:tcW w:w="1276" w:type="dxa"/>
+            <w:vMerge/>
+            <w:tcBorders>
+              <w:left w:val="thinThickSmallGap" w:sz="12" w:space="0" w:color="auto"/>
+              <w:bottom w:val="thinThickSmallGap" w:sz="12" w:space="0" w:color="auto"/>
+              <w:right w:val="thinThickSmallGap" w:sz="12" w:space="0" w:color="auto"/>
+            </w:tcBorders>
+            <w:vAlign w:val="center"/>
+          </w:tcPr>
+          <w:p>
+            <w:pPr>
+              <w:spacing w:line="360" w:lineRule="auto"/>
+              <w:rPr>
+                <w:b/>
+                <w:sz w:val="24"/>
+                <w:szCs w:val="24"/>
+              </w:rPr>
+            </w:pPr>
+          </w:p>
+        </w:tc>
+        <w:tc>
+          <w:tcPr>
+            <w:tcW w:w="1559" w:type="dxa"/>
+            <w:tcBorders>
+              <w:top w:val="single" w:sz="4" w:space="0" w:color="auto"/>
+              <w:left w:val="thinThickSmallGap" w:sz="12" w:space="0" w:color="auto"/>
+              <w:bottom w:val="thinThickSmallGap" w:sz="12" w:space="0" w:color="auto"/>
+              <w:right w:val="thinThickSmallGap" w:sz="12" w:space="0" w:color="auto"/>
+            </w:tcBorders>
+            <w:vAlign w:val="center"/>
+          </w:tcPr>
+          <w:p>
+            <w:pPr>
+              <w:spacing w:line="276" w:lineRule="auto"/>
+              <w:jc w:val="center"/>
+              <w:rPr>
+                <w:b/>
+                <w:sz w:val="28"/>
+                <w:szCs w:val="24"/>
+              </w:rPr>
+            </w:pPr>
+          </w:p>
+        </w:tc>
+      </w:tr>
+      <w:tr>
+        <w:tblPrEx>
+          <w:tblBorders>
+            <w:top w:val="none" w:sz="0" w:space="0" w:color="auto"/>
+            <w:left w:val="none" w:sz="0" w:space="0" w:color="auto"/>
+            <w:bottom w:val="none" w:sz="0" w:space="0" w:color="auto"/>
+            <w:right w:val="none" w:sz="0" w:space="0" w:color="auto"/>
+            <w:insideH w:val="none" w:sz="0" w:space="0" w:color="auto"/>
+            <w:insideV w:val="none" w:sz="0" w:space="0" w:color="auto"/>
+          </w:tblBorders>
+        </w:tblPrEx>
+        <w:trPr>
+          <w:trHeight w:val="273"/>
+        </w:trPr>
+        <w:tc>
+          <w:tcPr>
+            <w:tcW w:w="7938" w:type="dxa"/>
+            <w:gridSpan w:val="2"/>
+            <w:tcBorders>
+              <w:right w:val="thinThickSmallGap" w:sz="12" w:space="0" w:color="auto"/>
+            </w:tcBorders>
+            <w:vAlign w:val="center"/>
+          </w:tcPr>
+          <w:p>
+            <w:pPr>
+              <w:spacing w:line="276" w:lineRule="auto"/>
+              <w:jc w:val="center"/>
+              <w:rPr>
+                <w:sz w:val="28"/>
+                <w:szCs w:val="24"/>
+              </w:rPr>
+            </w:pPr>
+            <w:r>
+              <w:rPr>
+                <w:sz w:val="28"/>
+                <w:szCs w:val="24"/>
+              </w:rPr>
+              <w:t>(2025</w:t>
+            </w:r>
+            <w:r>
+              <w:rPr>
+                <w:sz w:val="28"/>
+                <w:szCs w:val="24"/>
+              </w:rPr>
+              <w:t>-REGULATION)</w:t>
+            </w:r>
+          </w:p>
+        </w:tc>
+        <w:tc>
+          <w:tcPr>
+            <w:tcW w:w="1276" w:type="dxa"/>
+            <w:tcBorders>
+              <w:top w:val="thinThickSmallGap" w:sz="12" w:space="0" w:color="auto"/>
+              <w:left w:val="thinThickSmallGap" w:sz="12" w:space="0" w:color="auto"/>
+              <w:bottom w:val="thinThickSmallGap" w:sz="12" w:space="0" w:color="auto"/>
+              <w:right w:val="thinThickSmallGap" w:sz="12" w:space="0" w:color="auto"/>
+            </w:tcBorders>
+            <w:vAlign w:val="center"/>
+          </w:tcPr>
+          <w:p>
+            <w:pPr>
+              <w:spacing w:line="360" w:lineRule="auto"/>
+              <w:rPr>
+                <w:b/>
+                <w:sz w:val="24"/>
+                <w:szCs w:val="24"/>
+              </w:rPr>
+            </w:pPr>
+            <w:r>
+              <w:rPr>
+                <w:b/>
+                <w:sz w:val="24"/>
+                <w:szCs w:val="24"/>
+              </w:rPr>
+              <w:t>PAGES</w:t>
+            </w:r>
+          </w:p>
+        </w:tc>
+        <w:tc>
+          <w:tcPr>
+            <w:tcW w:w="1559" w:type="dxa"/>
+            <w:tcBorders>
+              <w:top w:val="thinThickSmallGap" w:sz="12" w:space="0" w:color="auto"/>
+              <w:left w:val="thinThickSmallGap" w:sz="12" w:space="0" w:color="auto"/>
+              <w:bottom w:val="thinThickSmallGap" w:sz="12" w:space="0" w:color="auto"/>
+              <w:right w:val="thinThickSmallGap" w:sz="12" w:space="0" w:color="auto"/>
+            </w:tcBorders>
+            <w:vAlign w:val="center"/>
+          </w:tcPr>
+          <w:p>
+            <w:pPr>
+              <w:spacing w:line="276" w:lineRule="auto"/>
+              <w:jc w:val="center"/>
+              <w:rPr>
+                <w:b/>
+                <w:sz w:val="28"/>
+                <w:szCs w:val="24"/>
+              </w:rPr>
+            </w:pPr>
+          </w:p>
+        </w:tc>
+      </w:tr>
+      <w:tr>
+        <w:tblPrEx>
+          <w:tblBorders>
+            <w:top w:val="none" w:sz="0" w:space="0" w:color="auto"/>
+            <w:left w:val="none" w:sz="0" w:space="0" w:color="auto"/>
+            <w:bottom w:val="none" w:sz="0" w:space="0" w:color="auto"/>
+            <w:right w:val="none" w:sz="0" w:space="0" w:color="auto"/>
+            <w:insideH w:val="none" w:sz="0" w:space="0" w:color="auto"/>
+            <w:insideV w:val="none" w:sz="0" w:space="0" w:color="auto"/>
+          </w:tblBorders>
+        </w:tblPrEx>
+        <w:trPr>
+          <w:trHeight w:val="345"/>
+        </w:trPr>
+        <w:tc>
+          <w:tcPr>
+            <w:tcW w:w="7938" w:type="dxa"/>
+            <w:gridSpan w:val="2"/>
+            <w:tcBorders>
+              <w:right w:val="thinThickSmallGap" w:sz="12" w:space="0" w:color="auto"/>
+            </w:tcBorders>
+            <w:vAlign w:val="center"/>
+          </w:tcPr>
+          <w:p>
+            <w:pPr>
+              <w:spacing w:line="276" w:lineRule="auto"/>
+              <w:jc w:val="center"/>
+              <w:rPr>
+                <w:sz w:val="28"/>
+                <w:szCs w:val="24"/>
+              </w:rPr>
+            </w:pPr>
+            <w:r>
+              <w:rPr>
+                <w:sz w:val="28"/>
+                <w:szCs w:val="24"/>
+              </w:rPr>
+              <w:t>ODD</w:t>
+            </w:r>
+            <w:r>
+              <w:rPr>
+                <w:sz w:val="28"/>
+                <w:szCs w:val="24"/>
+              </w:rPr>
+              <w:t xml:space="preserve"> SEMESTER 2026</w:t>
+            </w:r>
+            <w:r>
+              <w:rPr>
+                <w:sz w:val="28"/>
+                <w:szCs w:val="24"/>
+              </w:rPr>
+              <w:t>-2</w:t>
+            </w:r>
+            <w:r>
+              <w:rPr>
+                <w:sz w:val="28"/>
+                <w:szCs w:val="24"/>
+              </w:rPr>
+              <w:t>7</w:t>
+            </w:r>
+          </w:p>
+        </w:tc>
+        <w:tc>
+          <w:tcPr>
+            <w:tcW w:w="1276" w:type="dxa"/>
+            <w:tcBorders>
+              <w:top w:val="thinThickSmallGap" w:sz="12" w:space="0" w:color="auto"/>
+              <w:left w:val="thinThickSmallGap" w:sz="12" w:space="0" w:color="auto"/>
+              <w:bottom w:val="thinThickSmallGap" w:sz="12" w:space="0" w:color="auto"/>
+              <w:right w:val="thinThickSmallGap" w:sz="12" w:space="0" w:color="auto"/>
+            </w:tcBorders>
+            <w:vAlign w:val="center"/>
+          </w:tcPr>
+          <w:p>
+            <w:pPr>
+              <w:spacing w:line="360" w:lineRule="auto"/>
+              <w:rPr>
+                <w:b/>
+                <w:sz w:val="24"/>
+                <w:szCs w:val="24"/>
+              </w:rPr>
+            </w:pPr>
+            <w:r>
+              <w:rPr>
+                <w:b/>
+                <w:sz w:val="24"/>
+                <w:szCs w:val="24"/>
+              </w:rPr>
+              <w:t>COPIES</w:t>
+            </w:r>
+          </w:p>
+        </w:tc>
+        <w:tc>
+          <w:tcPr>
+            <w:tcW w:w="1559" w:type="dxa"/>
+            <w:tcBorders>
+              <w:top w:val="thinThickSmallGap" w:sz="12" w:space="0" w:color="auto"/>
+              <w:left w:val="thinThickSmallGap" w:sz="12" w:space="0" w:color="auto"/>
+              <w:bottom w:val="thinThickSmallGap" w:sz="12" w:space="0" w:color="auto"/>
+              <w:right w:val="thinThickSmallGap" w:sz="12" w:space="0" w:color="auto"/>
+            </w:tcBorders>
+            <w:vAlign w:val="center"/>
+          </w:tcPr>
+          <w:p>
+            <w:pPr>
+              <w:spacing w:line="276" w:lineRule="auto"/>
+              <w:jc w:val="center"/>
+              <w:rPr>
+                <w:b/>
+                <w:sz w:val="28"/>
+                <w:szCs w:val="24"/>
+              </w:rPr>
+            </w:pPr>
           </w:p>
         </w:tc>
       </w:tr>
     </w:tbl>
-    <w:p>
-      <w:pPr>
-        <w:ind w:left="6491" w:firstLine="1429"/>
-        <w:rPr>
-          <w:b/>
-          <w:sz w:val="24"/>
-          <w:szCs w:val="24"/>
-        </w:rPr>
-      </w:pPr>
-      <w:r>
-        <w:t xml:space="preserve">           DATE:</w:t>
-      </w:r>
-    </w:p>
-    <w:p>
-      <w:pPr>
-        <w:spacing w:line="276" w:lineRule="auto"/>
-        <w:jc w:val="center"/>
-        <w:rPr>
-          <w:b/>
-          <w:sz w:val="28"/>
-          <w:szCs w:val="24"/>
-          <w:u w:val="single"/>
-        </w:rPr>
-      </w:pPr>
-      <w:r>
-        <w:t>CONTINUOUS ASSESSMENT TEST – I</w:t>
-      </w:r>
-    </w:p>
-    <w:p>
-      <w:pPr>
-        <w:spacing w:line="276" w:lineRule="auto"/>
-        <w:jc w:val="center"/>
-        <w:rPr>
-          <w:b/>
-          <w:sz w:val="28"/>
-          <w:szCs w:val="24"/>
-        </w:rPr>
-      </w:pPr>
-      <w:r>
-        <w:t xml:space="preserve">   (2025-REGULATION)</w:t>
-      </w:r>
-    </w:p>
-    <w:p>
-      <w:pPr>
-        <w:spacing w:line="276" w:lineRule="auto"/>
-        <w:jc w:val="center"/>
-        <w:rPr>
-          <w:b/>
-          <w:sz w:val="28"/>
-          <w:szCs w:val="24"/>
-        </w:rPr>
-      </w:pPr>
-      <w:r>
-        <w:t xml:space="preserve">  EVEN SEMESTER 2026-27</w:t>
-      </w:r>
-    </w:p>
     <w:tbl>
       <w:tblPr>
         <w:tblStyle w:val="TableGrid"/>
-        <w:tblW w:w="10348" w:type="dxa"/>
-        <w:tblInd w:w="250" w:type="dxa"/>
+        <w:tblpPr w:leftFromText="180" w:rightFromText="180" w:vertAnchor="text" w:horzAnchor="margin" w:tblpX="108" w:tblpY="189"/>
+        <w:tblW w:w="10751" w:type="dxa"/>
+        <w:tblBorders>
+          <w:top w:val="thinThickSmallGap" w:sz="12" w:space="0" w:color="auto"/>
+          <w:left w:val="thinThickSmallGap" w:sz="12" w:space="0" w:color="auto"/>
+          <w:bottom w:val="thickThinSmallGap" w:sz="12" w:space="0" w:color="auto"/>
+          <w:right w:val="thickThinSmallGap" w:sz="12" w:space="0" w:color="auto"/>
+          <w:insideH w:val="double" w:sz="4" w:space="0" w:color="auto"/>
+          <w:insideV w:val="double" w:sz="4" w:space="0" w:color="auto"/>
+        </w:tblBorders>
         <w:tblLayout w:type="fixed"/>
-        <w:tblLook w:val="04A0"/>
+        <w:tblLook w:val="04A0" w:firstRow="1" w:lastRow="0" w:firstColumn="1" w:lastColumn="0" w:noHBand="0" w:noVBand="1"/>
       </w:tblPr>
       <w:tblGrid>
-        <w:gridCol w:w="4832"/>
-        <w:gridCol w:w="5516"/>
+        <w:gridCol w:w="4962"/>
+        <w:gridCol w:w="5789"/>
       </w:tblGrid>
       <w:tr>
         <w:trPr>
           <w:cantSplit/>
-          <w:trHeight w:val="510"/>
+          <w:trHeight w:val="530"/>
         </w:trPr>
         <w:tc>
           <w:tcPr>
-            <w:tcW w:w="10348" w:type="dxa"/>
+            <w:tcW w:w="10751" w:type="dxa"/>
             <w:gridSpan w:val="2"/>
-            <w:tcBorders>
-              <w:top w:val="double" w:sz="4" w:space="0" w:color="auto"/>
-              <w:left w:val="double" w:sz="4" w:space="0" w:color="auto"/>
-              <w:bottom w:val="double" w:sz="4" w:space="0" w:color="auto"/>
-              <w:right w:val="double" w:sz="4" w:space="0" w:color="auto"/>
-            </w:tcBorders>
-            <w:shd w:val="clear" w:color="auto" w:fill="D9D9D9" w:themeFill="background1" w:themeFillShade="D9"/>
-            <w:vAlign w:val="bottom"/>
+            <w:shd w:val="clear" w:color="auto" w:fill="000000" w:themeFill="background1" w:themeFillShade="F2"/>
+            <w:vAlign w:val="center"/>
           </w:tcPr>
           <w:p>
             <w:pPr>
               <w:pStyle w:val="BodyText"/>
-              <w:spacing w:line="360" w:lineRule="auto"/>
               <w:rPr>
                 <w:b w:val="0"/>
                 <w:sz w:val="28"/>
@@ -533,7 +695,11 @@
               </w:rPr>
             </w:pPr>
             <w:r>
-              <w:t>Sub. Code / Sub. Name  :</w:t>
+              <w:rPr>
+                <w:sz w:val="24"/>
+                <w:szCs w:val="24"/>
+              </w:rPr>
+              <w:t xml:space="preserve">Sub. Code / Sub. Name:  </w:t>
             </w:r>
           </w:p>
         </w:tc>
@@ -541,22 +707,15 @@
       <w:tr>
         <w:trPr>
           <w:cantSplit/>
-          <w:trHeight w:val="454"/>
+          <w:trHeight w:val="472"/>
         </w:trPr>
         <w:tc>
           <w:tcPr>
-            <w:tcW w:w="4832" w:type="dxa"/>
-            <w:tcBorders>
-              <w:top w:val="double" w:sz="4" w:space="0" w:color="auto"/>
-              <w:left w:val="double" w:sz="4" w:space="0" w:color="auto"/>
-              <w:bottom w:val="double" w:sz="4" w:space="0" w:color="auto"/>
-              <w:right w:val="double" w:sz="4" w:space="0" w:color="auto"/>
-            </w:tcBorders>
-            <w:vAlign w:val="bottom"/>
-          </w:tcPr>
-          <w:p>
-            <w:pPr>
-              <w:spacing w:line="360" w:lineRule="auto"/>
+            <w:tcW w:w="4962" w:type="dxa"/>
+            <w:vAlign w:val="center"/>
+          </w:tcPr>
+          <w:p>
+            <w:pPr>
               <w:rPr>
                 <w:b/>
                 <w:sz w:val="28"/>
@@ -564,24 +723,22 @@
               </w:rPr>
             </w:pPr>
             <w:r>
-              <w:t>Degree / Branch:</w:t>
-            </w:r>
-          </w:p>
-        </w:tc>
-        <w:tc>
-          <w:tcPr>
-            <w:tcW w:w="5516" w:type="dxa"/>
-            <w:tcBorders>
-              <w:top w:val="double" w:sz="4" w:space="0" w:color="auto"/>
-              <w:left w:val="double" w:sz="4" w:space="0" w:color="auto"/>
-              <w:bottom w:val="double" w:sz="4" w:space="0" w:color="auto"/>
-              <w:right w:val="double" w:sz="4" w:space="0" w:color="auto"/>
-            </w:tcBorders>
-            <w:vAlign w:val="bottom"/>
-          </w:tcPr>
-          <w:p>
-            <w:pPr>
-              <w:spacing w:line="360" w:lineRule="auto"/>
+              <w:rPr>
+                <w:b/>
+                <w:sz w:val="24"/>
+                <w:szCs w:val="24"/>
+              </w:rPr>
+              <w:t xml:space="preserve">Degree / Branch: </w:t>
+            </w:r>
+          </w:p>
+        </w:tc>
+        <w:tc>
+          <w:tcPr>
+            <w:tcW w:w="5789" w:type="dxa"/>
+            <w:vAlign w:val="center"/>
+          </w:tcPr>
+          <w:p>
+            <w:pPr>
               <w:rPr>
                 <w:b/>
                 <w:sz w:val="28"/>
@@ -589,7 +746,12 @@
               </w:rPr>
             </w:pPr>
             <w:r>
-              <w:t>Year / Sem :</w:t>
+              <w:rPr>
+                <w:b/>
+                <w:sz w:val="24"/>
+                <w:szCs w:val="24"/>
+              </w:rPr>
+              <w:t xml:space="preserve">Year / Semester: </w:t>
             </w:r>
           </w:p>
         </w:tc>
@@ -597,22 +759,15 @@
       <w:tr>
         <w:trPr>
           <w:cantSplit/>
-          <w:trHeight w:val="454"/>
+          <w:trHeight w:val="472"/>
         </w:trPr>
         <w:tc>
           <w:tcPr>
-            <w:tcW w:w="4832" w:type="dxa"/>
-            <w:tcBorders>
-              <w:top w:val="double" w:sz="4" w:space="0" w:color="auto"/>
-              <w:left w:val="double" w:sz="4" w:space="0" w:color="auto"/>
-              <w:bottom w:val="double" w:sz="4" w:space="0" w:color="auto"/>
-              <w:right w:val="double" w:sz="4" w:space="0" w:color="auto"/>
-            </w:tcBorders>
-            <w:vAlign w:val="bottom"/>
-          </w:tcPr>
-          <w:p>
-            <w:pPr>
-              <w:spacing w:line="360" w:lineRule="auto"/>
+            <w:tcW w:w="4962" w:type="dxa"/>
+            <w:vAlign w:val="center"/>
+          </w:tcPr>
+          <w:p>
+            <w:pPr>
               <w:rPr>
                 <w:b/>
                 <w:sz w:val="28"/>
@@ -620,24 +775,29 @@
               </w:rPr>
             </w:pPr>
             <w:r>
-              <w:t>Time: 90 Minutes</w:t>
-            </w:r>
-          </w:p>
-        </w:tc>
-        <w:tc>
-          <w:tcPr>
-            <w:tcW w:w="5516" w:type="dxa"/>
-            <w:tcBorders>
-              <w:top w:val="double" w:sz="4" w:space="0" w:color="auto"/>
-              <w:left w:val="double" w:sz="4" w:space="0" w:color="auto"/>
-              <w:bottom w:val="double" w:sz="4" w:space="0" w:color="auto"/>
-              <w:right w:val="double" w:sz="4" w:space="0" w:color="auto"/>
-            </w:tcBorders>
-            <w:vAlign w:val="bottom"/>
-          </w:tcPr>
-          <w:p>
-            <w:pPr>
-              <w:spacing w:line="360" w:lineRule="auto"/>
+              <w:rPr>
+                <w:b/>
+                <w:sz w:val="24"/>
+                <w:szCs w:val="24"/>
+              </w:rPr>
+              <w:t>Time:</w:t>
+            </w:r>
+            <w:r>
+              <w:rPr>
+                <w:sz w:val="24"/>
+                <w:szCs w:val="24"/>
+              </w:rPr>
+              <w:t xml:space="preserve"> 90 Minutes</w:t>
+            </w:r>
+          </w:p>
+        </w:tc>
+        <w:tc>
+          <w:tcPr>
+            <w:tcW w:w="5789" w:type="dxa"/>
+            <w:vAlign w:val="center"/>
+          </w:tcPr>
+          <w:p>
+            <w:pPr>
               <w:rPr>
                 <w:b/>
                 <w:sz w:val="28"/>
@@ -645,7 +805,495 @@
               </w:rPr>
             </w:pPr>
             <w:r>
-              <w:t>Maximum Marks: 50</w:t>
+              <w:rPr>
+                <w:b/>
+                <w:sz w:val="24"/>
+                <w:szCs w:val="24"/>
+              </w:rPr>
+              <w:t>Maximum Marks:</w:t>
+            </w:r>
+            <w:r>
+              <w:rPr>
+                <w:sz w:val="24"/>
+                <w:szCs w:val="24"/>
+              </w:rPr>
+              <w:t xml:space="preserve"> 50</w:t>
+            </w:r>
+          </w:p>
+        </w:tc>
+      </w:tr>
+    </w:tbl>
+    <w:tbl>
+      <w:tblPr>
+        <w:tblW w:w="10800" w:type="dxa"/>
+        <w:tblInd w:w="108" w:type="dxa"/>
+        <w:tblBorders>
+          <w:top w:val="thinThickSmallGap" w:sz="12" w:space="0" w:color="auto"/>
+          <w:left w:val="thinThickSmallGap" w:sz="12" w:space="0" w:color="auto"/>
+          <w:bottom w:val="thickThinSmallGap" w:sz="12" w:space="0" w:color="auto"/>
+          <w:right w:val="thickThinSmallGap" w:sz="12" w:space="0" w:color="auto"/>
+          <w:insideH w:val="single" w:sz="6" w:space="0" w:color="auto"/>
+          <w:insideV w:val="single" w:sz="6" w:space="0" w:color="auto"/>
+        </w:tblBorders>
+        <w:tblLook w:val="0000" w:firstRow="0" w:lastRow="0" w:firstColumn="0" w:lastColumn="0" w:noHBand="0" w:noVBand="0"/>
+      </w:tblPr>
+      <w:tblGrid>
+        <w:gridCol w:w="10800"/>
+      </w:tblGrid>
+      <w:tr>
+        <w:trPr>
+          <w:trHeight w:val="1085"/>
+        </w:trPr>
+        <w:tc>
+          <w:tcPr>
+            <w:tcW w:w="10800" w:type="dxa"/>
+            <w:vAlign w:val="center"/>
+          </w:tcPr>
+          <w:p>
+            <w:pPr>
+              <w:pStyle w:val="ListParagraph"/>
+              <w:ind w:left="-108" w:right="-851"/>
+              <w:rPr>
+                <w:sz w:val="21"/>
+                <w:szCs w:val="21"/>
+              </w:rPr>
+            </w:pPr>
+            <w:r>
+              <w:rPr>
+                <w:rStyle w:val="Strong"/>
+                <w:sz w:val="24"/>
+                <w:szCs w:val="21"/>
+              </w:rPr>
+              <w:t xml:space="preserve">  </w:t>
+            </w:r>
+            <w:r>
+              <w:rPr>
+                <w:rStyle w:val="Strong"/>
+                <w:sz w:val="24"/>
+                <w:szCs w:val="21"/>
+              </w:rPr>
+              <w:t>Knowledge Level:</w:t>
+            </w:r>
+            <w:r>
+              <w:rPr>
+                <w:b/>
+                <w:sz w:val="21"/>
+                <w:szCs w:val="21"/>
+              </w:rPr>
+              <w:t xml:space="preserve"> K1–Remember</w:t>
+            </w:r>
+            <w:r>
+              <w:rPr>
+                <w:b/>
+                <w:sz w:val="21"/>
+                <w:szCs w:val="21"/>
+              </w:rPr>
+              <w:t>-</w:t>
+            </w:r>
+            <w:r>
+              <w:rPr>
+                <w:sz w:val="21"/>
+                <w:szCs w:val="21"/>
+              </w:rPr>
+              <w:t xml:space="preserve"> (Define, List, State, Identify, Recall, Name</w:t>
+            </w:r>
+            <w:r>
+              <w:rPr>
+                <w:sz w:val="21"/>
+                <w:szCs w:val="21"/>
+              </w:rPr>
+              <w:t>, Mention)</w:t>
+            </w:r>
+            <w:r>
+              <w:rPr>
+                <w:sz w:val="21"/>
+                <w:szCs w:val="21"/>
+              </w:rPr>
+              <w:t xml:space="preserve"> </w:t>
+            </w:r>
+          </w:p>
+          <w:p>
+            <w:pPr>
+              <w:pStyle w:val="ListParagraph"/>
+              <w:ind w:left="-108" w:right="-851"/>
+              <w:rPr>
+                <w:b/>
+                <w:sz w:val="21"/>
+                <w:szCs w:val="21"/>
+              </w:rPr>
+            </w:pPr>
+            <w:r>
+              <w:rPr>
+                <w:b/>
+                <w:sz w:val="21"/>
+                <w:szCs w:val="21"/>
+              </w:rPr>
+              <w:t xml:space="preserve">                                      </w:t>
+            </w:r>
+            <w:r>
+              <w:rPr>
+                <w:b/>
+                <w:sz w:val="21"/>
+                <w:szCs w:val="21"/>
+              </w:rPr>
+              <w:t>K2–Understand</w:t>
+            </w:r>
+            <w:r>
+              <w:rPr>
+                <w:b/>
+                <w:sz w:val="21"/>
+                <w:szCs w:val="21"/>
+              </w:rPr>
+              <w:t>-</w:t>
+            </w:r>
+            <w:r>
+              <w:rPr>
+                <w:sz w:val="21"/>
+                <w:szCs w:val="21"/>
+              </w:rPr>
+              <w:t xml:space="preserve"> (</w:t>
+            </w:r>
+            <w:r>
+              <w:rPr>
+                <w:sz w:val="21"/>
+                <w:szCs w:val="21"/>
+              </w:rPr>
+              <w:t>Explain,</w:t>
+            </w:r>
+            <w:r>
+              <w:rPr>
+                <w:sz w:val="21"/>
+                <w:szCs w:val="21"/>
+              </w:rPr>
+              <w:t xml:space="preserve"> </w:t>
+            </w:r>
+            <w:r>
+              <w:rPr>
+                <w:sz w:val="21"/>
+                <w:szCs w:val="21"/>
+              </w:rPr>
+              <w:t>Describe,</w:t>
+            </w:r>
+            <w:r>
+              <w:rPr>
+                <w:sz w:val="21"/>
+                <w:szCs w:val="21"/>
+              </w:rPr>
+              <w:t xml:space="preserve"> Discuss, </w:t>
+            </w:r>
+            <w:r>
+              <w:rPr>
+                <w:sz w:val="21"/>
+                <w:szCs w:val="21"/>
+              </w:rPr>
+              <w:t>Distinguish, illustrate</w:t>
+            </w:r>
+            <w:r>
+              <w:rPr>
+                <w:sz w:val="21"/>
+                <w:szCs w:val="21"/>
+              </w:rPr>
+              <w:t>)</w:t>
+            </w:r>
+            <w:r>
+              <w:rPr>
+                <w:b/>
+                <w:sz w:val="21"/>
+                <w:szCs w:val="21"/>
+              </w:rPr>
+              <w:t xml:space="preserve"> </w:t>
+            </w:r>
+          </w:p>
+          <w:p>
+            <w:pPr>
+              <w:pStyle w:val="ListParagraph"/>
+              <w:ind w:left="-108" w:right="-851"/>
+              <w:rPr>
+                <w:sz w:val="21"/>
+                <w:szCs w:val="21"/>
+              </w:rPr>
+            </w:pPr>
+            <w:r>
+              <w:rPr>
+                <w:b/>
+                <w:sz w:val="21"/>
+                <w:szCs w:val="21"/>
+              </w:rPr>
+              <w:t xml:space="preserve">                                      </w:t>
+            </w:r>
+            <w:r>
+              <w:rPr>
+                <w:b/>
+                <w:sz w:val="21"/>
+                <w:szCs w:val="21"/>
+              </w:rPr>
+              <w:t>K3–Apply</w:t>
+            </w:r>
+            <w:r>
+              <w:rPr>
+                <w:b/>
+                <w:sz w:val="21"/>
+                <w:szCs w:val="21"/>
+              </w:rPr>
+              <w:t>-</w:t>
+            </w:r>
+            <w:r>
+              <w:rPr>
+                <w:sz w:val="21"/>
+                <w:szCs w:val="21"/>
+              </w:rPr>
+              <w:t xml:space="preserve"> (</w:t>
+            </w:r>
+            <w:r>
+              <w:rPr>
+                <w:sz w:val="21"/>
+                <w:szCs w:val="21"/>
+              </w:rPr>
+              <w:t>C</w:t>
+            </w:r>
+            <w:r>
+              <w:rPr>
+                <w:sz w:val="21"/>
+                <w:szCs w:val="21"/>
+              </w:rPr>
+              <w:t>ompute</w:t>
+            </w:r>
+            <w:r>
+              <w:rPr>
+                <w:sz w:val="21"/>
+                <w:szCs w:val="21"/>
+              </w:rPr>
+              <w:t>,</w:t>
+            </w:r>
+            <w:r>
+              <w:rPr>
+                <w:sz w:val="21"/>
+                <w:szCs w:val="21"/>
+              </w:rPr>
+              <w:t xml:space="preserve"> Calculate, Solve, Apply,</w:t>
+            </w:r>
+            <w:r>
+              <w:rPr>
+                <w:sz w:val="21"/>
+                <w:szCs w:val="21"/>
+              </w:rPr>
+              <w:t xml:space="preserve"> Drive, </w:t>
+            </w:r>
+            <w:r>
+              <w:rPr>
+                <w:sz w:val="21"/>
+                <w:szCs w:val="21"/>
+              </w:rPr>
+              <w:t>Demonstrate, Determine</w:t>
+            </w:r>
+            <w:r>
+              <w:rPr>
+                <w:sz w:val="21"/>
+                <w:szCs w:val="21"/>
+              </w:rPr>
+              <w:t>)</w:t>
+            </w:r>
+            <w:r>
+              <w:rPr>
+                <w:sz w:val="21"/>
+                <w:szCs w:val="21"/>
+              </w:rPr>
+              <w:t xml:space="preserve"> </w:t>
+            </w:r>
+          </w:p>
+          <w:p>
+            <w:pPr>
+              <w:pStyle w:val="ListParagraph"/>
+              <w:ind w:left="-108" w:right="-851"/>
+              <w:rPr>
+                <w:sz w:val="21"/>
+                <w:szCs w:val="21"/>
+              </w:rPr>
+            </w:pPr>
+            <w:r>
+              <w:rPr>
+                <w:b/>
+                <w:sz w:val="21"/>
+                <w:szCs w:val="21"/>
+              </w:rPr>
+              <w:t xml:space="preserve">                                      </w:t>
+            </w:r>
+            <w:r>
+              <w:rPr>
+                <w:b/>
+                <w:sz w:val="21"/>
+                <w:szCs w:val="21"/>
+              </w:rPr>
+              <w:t>K4–Analyze</w:t>
+            </w:r>
+            <w:r>
+              <w:rPr>
+                <w:b/>
+                <w:sz w:val="21"/>
+                <w:szCs w:val="21"/>
+              </w:rPr>
+              <w:t>-</w:t>
+            </w:r>
+            <w:r>
+              <w:rPr>
+                <w:sz w:val="21"/>
+                <w:szCs w:val="21"/>
+              </w:rPr>
+              <w:t xml:space="preserve"> (</w:t>
+            </w:r>
+            <w:r>
+              <w:rPr>
+                <w:sz w:val="21"/>
+                <w:szCs w:val="21"/>
+              </w:rPr>
+              <w:t xml:space="preserve">Analyze, </w:t>
+            </w:r>
+            <w:r>
+              <w:rPr>
+                <w:sz w:val="21"/>
+                <w:szCs w:val="21"/>
+              </w:rPr>
+              <w:t>Differentiate, Examine, Classify</w:t>
+            </w:r>
+            <w:r>
+              <w:t>,</w:t>
+            </w:r>
+            <w:r>
+              <w:rPr>
+                <w:sz w:val="21"/>
+                <w:szCs w:val="21"/>
+              </w:rPr>
+              <w:t xml:space="preserve"> Compare,</w:t>
+            </w:r>
+            <w:r>
+              <w:rPr>
+                <w:sz w:val="21"/>
+                <w:szCs w:val="21"/>
+              </w:rPr>
+              <w:t xml:space="preserve"> Investigate</w:t>
+            </w:r>
+            <w:r>
+              <w:rPr>
+                <w:sz w:val="21"/>
+                <w:szCs w:val="21"/>
+              </w:rPr>
+              <w:t>)</w:t>
+            </w:r>
+          </w:p>
+          <w:p>
+            <w:pPr>
+              <w:pStyle w:val="ListParagraph"/>
+              <w:ind w:left="-108" w:right="-851"/>
+              <w:rPr>
+                <w:sz w:val="21"/>
+                <w:szCs w:val="21"/>
+              </w:rPr>
+            </w:pPr>
+            <w:r>
+              <w:rPr>
+                <w:sz w:val="21"/>
+                <w:szCs w:val="21"/>
+              </w:rPr>
+              <w:t xml:space="preserve"> </w:t>
+            </w:r>
+            <w:r>
+              <w:rPr>
+                <w:sz w:val="21"/>
+                <w:szCs w:val="21"/>
+              </w:rPr>
+              <w:t xml:space="preserve">                                     </w:t>
+            </w:r>
+            <w:r>
+              <w:rPr>
+                <w:b/>
+                <w:sz w:val="21"/>
+                <w:szCs w:val="21"/>
+              </w:rPr>
+              <w:t>K5–Evaluate</w:t>
+            </w:r>
+            <w:r>
+              <w:rPr>
+                <w:b/>
+                <w:sz w:val="21"/>
+                <w:szCs w:val="21"/>
+              </w:rPr>
+              <w:t>-</w:t>
+            </w:r>
+            <w:r>
+              <w:rPr>
+                <w:sz w:val="21"/>
+                <w:szCs w:val="21"/>
+              </w:rPr>
+              <w:t xml:space="preserve"> (Justify, Evaluate, Assess, Critique, Validate</w:t>
+            </w:r>
+            <w:r>
+              <w:rPr>
+                <w:sz w:val="21"/>
+                <w:szCs w:val="21"/>
+              </w:rPr>
+              <w:t>)</w:t>
+            </w:r>
+          </w:p>
+          <w:p>
+            <w:pPr>
+              <w:pStyle w:val="ListParagraph"/>
+              <w:ind w:left="-108" w:right="-851"/>
+              <w:rPr>
+                <w:b/>
+              </w:rPr>
+            </w:pPr>
+            <w:r>
+              <w:rPr>
+                <w:b/>
+                <w:sz w:val="21"/>
+                <w:szCs w:val="21"/>
+              </w:rPr>
+              <w:t xml:space="preserve"> </w:t>
+            </w:r>
+            <w:r>
+              <w:rPr>
+                <w:b/>
+                <w:sz w:val="21"/>
+                <w:szCs w:val="21"/>
+              </w:rPr>
+              <w:t xml:space="preserve">                                     </w:t>
+            </w:r>
+            <w:r>
+              <w:rPr>
+                <w:b/>
+                <w:sz w:val="21"/>
+                <w:szCs w:val="21"/>
+              </w:rPr>
+              <w:t>K6–Create</w:t>
+            </w:r>
+            <w:r>
+              <w:rPr>
+                <w:b/>
+                <w:sz w:val="21"/>
+                <w:szCs w:val="21"/>
+              </w:rPr>
+              <w:t>-</w:t>
+            </w:r>
+            <w:r>
+              <w:rPr>
+                <w:sz w:val="21"/>
+                <w:szCs w:val="21"/>
+              </w:rPr>
+              <w:t xml:space="preserve"> (</w:t>
+            </w:r>
+            <w:r>
+              <w:rPr>
+                <w:sz w:val="21"/>
+                <w:szCs w:val="21"/>
+              </w:rPr>
+              <w:t>Design,</w:t>
+            </w:r>
+            <w:r>
+              <w:rPr>
+                <w:sz w:val="21"/>
+                <w:szCs w:val="21"/>
+              </w:rPr>
+              <w:t xml:space="preserve"> Develop, Construct, Formulate, Propose)</w:t>
             </w:r>
           </w:p>
         </w:tc>
@@ -654,65 +1302,36 @@
     <w:p>
       <w:pPr>
         <w:pStyle w:val="BodyText"/>
-        <w:tabs>
-          <w:tab w:val="left" w:pos="3686"/>
-        </w:tabs>
-        <w:spacing w:before="1"/>
-        <w:ind w:left="144" w:right="1477"/>
+        <w:spacing w:before="2"/>
+      </w:pPr>
+    </w:p>
+    <w:p>
+      <w:pPr>
         <w:jc w:val="center"/>
       </w:pPr>
       <w:r>
-        <w:t xml:space="preserve">             </w:t>
+        <w:rPr>
+          <w:b/>
+          <w:sz w:val="26"/>
+        </w:rPr>
+        <w:t>PART – A (5 x 1 = 5 Marks)</w:t>
       </w:r>
+    </w:p>
+    <w:p>
+      <w:pPr>
+        <w:pStyle w:val="BodyText"/>
+        <w:spacing w:before="2"/>
+        <w:jc w:val="center"/>
+        <w:rPr>
+          <w:spacing w:val="-2"/>
+        </w:rPr>
+      </w:pPr>
       <w:r>
-        <w:t xml:space="preserve">          </w:t>
-      </w:r>
-      <w:r>
-        <w:rPr>
-          <w:shd w:val="clear" w:color="auto" w:fill="BFBFBF" w:themeFill="background1" w:themeFillShade="BF"/>
-        </w:rPr>
-        <w:t xml:space="preserve">PART–A (5 x 1=5 </w:t>
+        <w:t xml:space="preserve">Answer ALL the </w:t>
       </w:r>
       <w:r>
         <w:rPr>
           <w:spacing w:val="-2"/>
-          <w:shd w:val="clear" w:color="auto" w:fill="BFBFBF" w:themeFill="background1" w:themeFillShade="BF"/>
-        </w:rPr>
-        <w:t>Marks)</w:t>
-      </w:r>
-    </w:p>
-    <w:p>
-      <w:pPr>
-        <w:spacing w:before="46" w:after="39"/>
-        <w:ind w:left="144" w:right="1515"/>
-        <w:jc w:val="center"/>
-        <w:rPr>
-          <w:spacing w:val="-2"/>
-          <w:sz w:val="26"/>
-        </w:rPr>
-      </w:pPr>
-      <w:r>
-        <w:rPr>
-          <w:sz w:val="26"/>
-        </w:rPr>
-        <w:t xml:space="preserve">            </w:t>
-      </w:r>
-      <w:r>
-        <w:rPr>
-          <w:sz w:val="26"/>
-        </w:rPr>
-        <w:t xml:space="preserve">          </w:t>
-      </w:r>
-      <w:r>
-        <w:rPr>
-          <w:sz w:val="26"/>
-        </w:rPr>
-        <w:t xml:space="preserve"> Answer ALL the </w:t>
-      </w:r>
-      <w:r>
-        <w:rPr>
-          <w:spacing w:val="-2"/>
-          <w:sz w:val="26"/>
         </w:rPr>
         <w:t>questions</w:t>
       </w:r>
@@ -734,7 +1353,7 @@
           <w:left w:w="0" w:type="dxa"/>
           <w:right w:w="0" w:type="dxa"/>
         </w:tblCellMar>
-        <w:tblLook w:val="0000"/>
+        <w:tblLook w:val="0000" w:firstRow="0" w:lastRow="0" w:firstColumn="0" w:lastColumn="0" w:noHBand="0" w:noVBand="0"/>
       </w:tblPr>
       <w:tblGrid>
         <w:gridCol w:w="732"/>
@@ -760,7 +1379,6 @@
                 <w:sz w:val="24"/>
               </w:rPr>
             </w:pPr>
-            <w:proofErr w:type="spellStart"/>
             <w:r>
               <w:rPr>
                 <w:b/>
@@ -769,7 +1387,6 @@
               </w:rPr>
               <w:t>Q.No</w:t>
             </w:r>
-            <w:proofErr w:type="spellEnd"/>
           </w:p>
           <w:p>
             <w:pPr>
@@ -781,14 +1398,6 @@
                 <w:sz w:val="24"/>
               </w:rPr>
             </w:pPr>
-            <w:r>
-              <w:rPr>
-                <w:b/>
-                <w:spacing w:val="-10"/>
-                <w:sz w:val="24"/>
-              </w:rPr>
-              <w:t>.</w:t>
-            </w:r>
           </w:p>
         </w:tc>
         <w:tc>
@@ -943,40 +1552,10 @@
               <w:autoSpaceDN/>
               <w:outlineLvl w:val="2"/>
               <w:rPr>
-                <w:bCs/>
-                <w:sz w:val="27"/>
-                <w:szCs w:val="27"/>
-              </w:rPr>
-            </w:pPr>
-            <w:r>
-              <w:t>[Part A - Question 1 (1 Mark)]</w:t>
-            </w:r>
-          </w:p>
-          <w:p>
-            <w:pPr>
-              <w:widowControl/>
-              <w:autoSpaceDE/>
-              <w:autoSpaceDN/>
-              <w:outlineLvl w:val="2"/>
-              <w:rPr>
-                <w:sz w:val="24"/>
-                <w:szCs w:val="24"/>
-              </w:rPr>
-            </w:pPr>
-            <w:r/>
-          </w:p>
-          <w:p>
-            <w:pPr>
-              <w:widowControl/>
-              <w:autoSpaceDE/>
-              <w:autoSpaceDN/>
-              <w:outlineLvl w:val="2"/>
-              <w:rPr>
-                <w:sz w:val="24"/>
-                <w:szCs w:val="24"/>
-              </w:rPr>
-            </w:pPr>
-            <w:r/>
+                <w:sz w:val="24"/>
+                <w:szCs w:val="24"/>
+              </w:rPr>
+            </w:pPr>
           </w:p>
         </w:tc>
         <w:tc>
@@ -1006,16 +1585,10 @@
           </w:tcPr>
           <w:p>
             <w:pPr>
-              <w:pStyle w:val="TableParagraph"/>
-              <w:spacing w:before="1" w:line="254" w:lineRule="exact"/>
-              <w:ind w:left="2" w:right="4"/>
-              <w:rPr>
-                <w:sz w:val="24"/>
-                <w:szCs w:val="24"/>
-              </w:rPr>
-            </w:pPr>
-            <w:r>
-              <w:t>CO1</w:t>
+              <w:jc w:val="center"/>
+            </w:pPr>
+            <w:r>
+              <w:t>CO4</w:t>
             </w:r>
           </w:p>
         </w:tc>
@@ -1050,38 +1623,9 @@
           </w:tcPr>
           <w:p>
             <w:pPr>
-              <w:widowControl/>
-              <w:autoSpaceDE/>
-              <w:autoSpaceDN/>
-              <w:outlineLvl w:val="2"/>
-              <w:rPr>
-                <w:bCs/>
-                <w:sz w:val="27"/>
-                <w:szCs w:val="27"/>
-              </w:rPr>
-            </w:pPr>
-            <w:r>
-              <w:t>[Part A - Question 2 (1 Mark)]</w:t>
-            </w:r>
-          </w:p>
-          <w:p>
-            <w:pPr>
-              <w:widowControl/>
-              <w:autoSpaceDE/>
-              <w:autoSpaceDN/>
-              <w:rPr>
-                <w:sz w:val="24"/>
-                <w:szCs w:val="24"/>
-              </w:rPr>
-            </w:pPr>
-            <w:r/>
-          </w:p>
-          <w:p>
-            <w:pPr>
               <w:pStyle w:val="NormalWeb"/>
               <w:spacing w:before="0" w:beforeAutospacing="0" w:after="0" w:afterAutospacing="0"/>
             </w:pPr>
-            <w:r/>
           </w:p>
         </w:tc>
         <w:tc>
@@ -1111,16 +1655,10 @@
           </w:tcPr>
           <w:p>
             <w:pPr>
-              <w:pStyle w:val="TableParagraph"/>
-              <w:spacing w:before="1" w:line="254" w:lineRule="exact"/>
-              <w:ind w:left="2" w:right="4"/>
-              <w:rPr>
-                <w:sz w:val="24"/>
-                <w:szCs w:val="24"/>
-              </w:rPr>
-            </w:pPr>
-            <w:r>
-              <w:t>CO1</w:t>
+              <w:jc w:val="center"/>
+            </w:pPr>
+            <w:r>
+              <w:t>CO4</w:t>
             </w:r>
           </w:p>
         </w:tc>
@@ -1155,38 +1693,9 @@
           </w:tcPr>
           <w:p>
             <w:pPr>
-              <w:widowControl/>
-              <w:autoSpaceDE/>
-              <w:autoSpaceDN/>
-              <w:outlineLvl w:val="2"/>
-              <w:rPr>
-                <w:bCs/>
-                <w:sz w:val="27"/>
-                <w:szCs w:val="27"/>
-              </w:rPr>
-            </w:pPr>
-            <w:r>
-              <w:t>[Part A - Question 3 (1 Mark)]</w:t>
-            </w:r>
-          </w:p>
-          <w:p>
-            <w:pPr>
-              <w:widowControl/>
-              <w:autoSpaceDE/>
-              <w:autoSpaceDN/>
-              <w:rPr>
-                <w:sz w:val="24"/>
-                <w:szCs w:val="24"/>
-              </w:rPr>
-            </w:pPr>
-            <w:r/>
-          </w:p>
-          <w:p>
-            <w:pPr>
               <w:pStyle w:val="NormalWeb"/>
               <w:spacing w:before="0" w:beforeAutospacing="0" w:after="0" w:afterAutospacing="0"/>
             </w:pPr>
-            <w:r/>
           </w:p>
         </w:tc>
         <w:tc>
@@ -1216,16 +1725,10 @@
           </w:tcPr>
           <w:p>
             <w:pPr>
-              <w:pStyle w:val="TableParagraph"/>
-              <w:spacing w:before="46"/>
-              <w:ind w:left="2" w:right="4"/>
-              <w:rPr>
-                <w:sz w:val="24"/>
-                <w:szCs w:val="24"/>
-              </w:rPr>
-            </w:pPr>
-            <w:r>
-              <w:t>CO1</w:t>
+              <w:jc w:val="center"/>
+            </w:pPr>
+            <w:r>
+              <w:t>CO4</w:t>
             </w:r>
           </w:p>
         </w:tc>
@@ -1260,36 +1763,9 @@
           </w:tcPr>
           <w:p>
             <w:pPr>
-              <w:widowControl/>
-              <w:autoSpaceDE/>
-              <w:autoSpaceDN/>
-              <w:rPr>
-                <w:sz w:val="24"/>
-                <w:szCs w:val="24"/>
-              </w:rPr>
-            </w:pPr>
-            <w:r>
-              <w:t>[Part A - Question 4 (1 Mark)]</w:t>
-            </w:r>
-          </w:p>
-          <w:p>
-            <w:pPr>
-              <w:widowControl/>
-              <w:autoSpaceDE/>
-              <w:autoSpaceDN/>
-              <w:rPr>
-                <w:sz w:val="24"/>
-                <w:szCs w:val="24"/>
-              </w:rPr>
-            </w:pPr>
-            <w:r/>
-          </w:p>
-          <w:p>
-            <w:pPr>
               <w:pStyle w:val="NormalWeb"/>
               <w:spacing w:before="0" w:beforeAutospacing="0" w:after="0" w:afterAutospacing="0"/>
             </w:pPr>
-            <w:r/>
           </w:p>
         </w:tc>
         <w:tc>
@@ -1319,16 +1795,10 @@
           </w:tcPr>
           <w:p>
             <w:pPr>
-              <w:pStyle w:val="TableParagraph"/>
-              <w:spacing w:before="1" w:line="259" w:lineRule="exact"/>
-              <w:ind w:left="2" w:right="4"/>
-              <w:rPr>
-                <w:sz w:val="24"/>
-                <w:szCs w:val="24"/>
-              </w:rPr>
-            </w:pPr>
-            <w:r>
-              <w:t>CO2</w:t>
+              <w:jc w:val="center"/>
+            </w:pPr>
+            <w:r>
+              <w:t>CO5</w:t>
             </w:r>
           </w:p>
         </w:tc>
@@ -1363,36 +1833,9 @@
           </w:tcPr>
           <w:p>
             <w:pPr>
-              <w:widowControl/>
-              <w:autoSpaceDE/>
-              <w:autoSpaceDN/>
-              <w:rPr>
-                <w:sz w:val="24"/>
-                <w:szCs w:val="24"/>
-              </w:rPr>
-            </w:pPr>
-            <w:r>
-              <w:t>[Part A - Question 5 (1 Mark)]</w:t>
-            </w:r>
-          </w:p>
-          <w:p>
-            <w:pPr>
-              <w:widowControl/>
-              <w:autoSpaceDE/>
-              <w:autoSpaceDN/>
-              <w:rPr>
-                <w:sz w:val="24"/>
-                <w:szCs w:val="24"/>
-              </w:rPr>
-            </w:pPr>
-            <w:r/>
-          </w:p>
-          <w:p>
-            <w:pPr>
               <w:pStyle w:val="NormalWeb"/>
               <w:spacing w:before="0" w:beforeAutospacing="0" w:after="0" w:afterAutospacing="0"/>
             </w:pPr>
-            <w:r/>
           </w:p>
         </w:tc>
         <w:tc>
@@ -1422,16 +1865,10 @@
           </w:tcPr>
           <w:p>
             <w:pPr>
-              <w:pStyle w:val="TableParagraph"/>
-              <w:spacing w:before="1" w:line="254" w:lineRule="exact"/>
-              <w:ind w:left="2" w:right="4"/>
-              <w:rPr>
-                <w:sz w:val="24"/>
-                <w:szCs w:val="24"/>
-              </w:rPr>
-            </w:pPr>
-            <w:r>
-              <w:t>CO2</w:t>
+              <w:jc w:val="center"/>
+            </w:pPr>
+            <w:r>
+              <w:t>CO5</w:t>
             </w:r>
           </w:p>
         </w:tc>
@@ -1440,7 +1877,7 @@
     <w:p>
       <w:pPr>
         <w:spacing w:before="46" w:after="39"/>
-        <w:ind w:left="144" w:right="1515"/>
+        <w:ind w:right="1515"/>
         <w:jc w:val="center"/>
         <w:rPr>
           <w:b/>
@@ -1451,95 +1888,23 @@
       <w:r>
         <w:rPr>
           <w:b/>
+          <w:sz w:val="26"/>
         </w:rPr>
-        <w:t xml:space="preserve">         </w:t>
-      </w:r>
-      <w:r>
-        <w:rPr>
-          <w:b/>
-        </w:rPr>
-        <w:t xml:space="preserve">           </w:t>
-      </w:r>
-      <w:r>
-        <w:rPr>
-          <w:b/>
-        </w:rPr>
-        <w:t xml:space="preserve">  </w:t>
-      </w:r>
-      <w:r>
-        <w:rPr>
-          <w:b/>
-        </w:rPr>
-        <w:t xml:space="preserve"> </w:t>
+        <w:t xml:space="preserve">PART – </w:t>
       </w:r>
       <w:r>
         <w:rPr>
           <w:b/>
           <w:sz w:val="26"/>
-          <w:szCs w:val="26"/>
-          <w:shd w:val="clear" w:color="auto" w:fill="BFBFBF" w:themeFill="background1" w:themeFillShade="BF"/>
         </w:rPr>
-        <w:t>PART–</w:t>
+        <w:t>A</w:t>
       </w:r>
       <w:r>
         <w:rPr>
           <w:b/>
           <w:sz w:val="26"/>
-          <w:szCs w:val="26"/>
-          <w:shd w:val="clear" w:color="auto" w:fill="BFBFBF" w:themeFill="background1" w:themeFillShade="BF"/>
         </w:rPr>
-        <w:t>B</w:t>
-      </w:r>
-      <w:r>
-        <w:rPr>
-          <w:b/>
-          <w:sz w:val="26"/>
-          <w:szCs w:val="26"/>
-          <w:shd w:val="clear" w:color="auto" w:fill="BFBFBF" w:themeFill="background1" w:themeFillShade="BF"/>
-        </w:rPr>
-        <w:t xml:space="preserve"> (5 x 3=15 </w:t>
-      </w:r>
-      <w:r>
-        <w:rPr>
-          <w:b/>
-          <w:spacing w:val="-2"/>
-          <w:sz w:val="26"/>
-          <w:szCs w:val="26"/>
-          <w:shd w:val="clear" w:color="auto" w:fill="BFBFBF" w:themeFill="background1" w:themeFillShade="BF"/>
-        </w:rPr>
-        <w:t>Marks)</w:t>
-      </w:r>
-      <w:r>
-        <w:rPr>
-          <w:b/>
-          <w:sz w:val="26"/>
-          <w:szCs w:val="26"/>
-        </w:rPr>
-        <w:t xml:space="preserve">     </w:t>
-      </w:r>
-      <w:r>
-        <w:rPr>
-          <w:b/>
-          <w:sz w:val="26"/>
-          <w:szCs w:val="26"/>
-        </w:rPr>
-        <w:t xml:space="preserve">   </w:t>
-      </w:r>
-      <w:r>
-        <w:rPr>
-          <w:b/>
-          <w:sz w:val="26"/>
-          <w:szCs w:val="26"/>
-        </w:rPr>
-        <w:t xml:space="preserve"> </w:t>
-      </w:r>
-      <w:r>
-        <w:rPr>
-          <w:b/>
-          <w:sz w:val="26"/>
-          <w:szCs w:val="26"/>
-        </w:rPr>
-        <w:t xml:space="preserve">   </w:t>
+        <w:t xml:space="preserve"> (5 x 3 = 15 Marks)</w:t>
       </w:r>
     </w:p>
     <w:tbl>
@@ -1559,7 +1924,7 @@
           <w:left w:w="0" w:type="dxa"/>
           <w:right w:w="0" w:type="dxa"/>
         </w:tblCellMar>
-        <w:tblLook w:val="0000"/>
+        <w:tblLook w:val="0000" w:firstRow="0" w:lastRow="0" w:firstColumn="0" w:lastColumn="0" w:noHBand="0" w:noVBand="0"/>
       </w:tblPr>
       <w:tblGrid>
         <w:gridCol w:w="732"/>
@@ -1585,7 +1950,6 @@
                 <w:sz w:val="24"/>
               </w:rPr>
             </w:pPr>
-            <w:proofErr w:type="spellStart"/>
             <w:r>
               <w:rPr>
                 <w:b/>
@@ -1594,7 +1958,6 @@
               </w:rPr>
               <w:t>Q.No</w:t>
             </w:r>
-            <w:proofErr w:type="spellEnd"/>
           </w:p>
           <w:p>
             <w:pPr>
@@ -1606,14 +1969,6 @@
                 <w:sz w:val="24"/>
               </w:rPr>
             </w:pPr>
-            <w:r>
-              <w:rPr>
-                <w:b/>
-                <w:spacing w:val="-10"/>
-                <w:sz w:val="24"/>
-              </w:rPr>
-              <w:t>.</w:t>
-            </w:r>
           </w:p>
         </w:tc>
         <w:tc>
@@ -1756,9 +2111,6 @@
                 <w:szCs w:val="24"/>
               </w:rPr>
             </w:pPr>
-            <w:r>
-              <w:t>[Part B - Short Question 6 (3 Marks)]</w:t>
-            </w:r>
           </w:p>
         </w:tc>
         <w:tc>
@@ -1788,16 +2140,10 @@
           </w:tcPr>
           <w:p>
             <w:pPr>
-              <w:pStyle w:val="TableParagraph"/>
-              <w:spacing w:before="1" w:line="254" w:lineRule="exact"/>
-              <w:ind w:left="2" w:right="4"/>
-              <w:rPr>
-                <w:sz w:val="24"/>
-                <w:szCs w:val="24"/>
-              </w:rPr>
-            </w:pPr>
-            <w:r>
-              <w:t>CO1</w:t>
+              <w:jc w:val="center"/>
+            </w:pPr>
+            <w:r>
+              <w:t>CO4</w:t>
             </w:r>
           </w:p>
         </w:tc>
@@ -1835,9 +2181,6 @@
               <w:pStyle w:val="NormalWeb"/>
               <w:spacing w:before="0" w:beforeAutospacing="0" w:after="0" w:afterAutospacing="0"/>
             </w:pPr>
-            <w:r>
-              <w:t>[Part B - Short Question 7 (3 Marks)]</w:t>
-            </w:r>
           </w:p>
         </w:tc>
         <w:tc>
@@ -1867,16 +2210,10 @@
           </w:tcPr>
           <w:p>
             <w:pPr>
-              <w:pStyle w:val="TableParagraph"/>
-              <w:spacing w:before="1" w:line="254" w:lineRule="exact"/>
-              <w:ind w:left="2" w:right="4"/>
-              <w:rPr>
-                <w:sz w:val="24"/>
-                <w:szCs w:val="24"/>
-              </w:rPr>
-            </w:pPr>
-            <w:r>
-              <w:t>CO1</w:t>
+              <w:jc w:val="center"/>
+            </w:pPr>
+            <w:r>
+              <w:t>CO4</w:t>
             </w:r>
           </w:p>
         </w:tc>
@@ -1920,9 +2257,6 @@
                 <w:szCs w:val="24"/>
               </w:rPr>
             </w:pPr>
-            <w:r>
-              <w:t>[Part B - Short Question 8 (3 Marks)]</w:t>
-            </w:r>
           </w:p>
         </w:tc>
         <w:tc>
@@ -1952,16 +2286,10 @@
           </w:tcPr>
           <w:p>
             <w:pPr>
-              <w:pStyle w:val="TableParagraph"/>
-              <w:spacing w:before="46"/>
-              <w:ind w:left="2" w:right="4"/>
-              <w:rPr>
-                <w:sz w:val="24"/>
-                <w:szCs w:val="24"/>
-              </w:rPr>
-            </w:pPr>
-            <w:r>
-              <w:t>CO1</w:t>
+              <w:jc w:val="center"/>
+            </w:pPr>
+            <w:r>
+              <w:t>CO4</w:t>
             </w:r>
           </w:p>
         </w:tc>
@@ -1986,6 +2314,7 @@
               </w:rPr>
             </w:pPr>
             <w:r>
+              <w:lastRenderedPageBreak/>
               <w:t>9.</w:t>
             </w:r>
           </w:p>
@@ -2001,9 +2330,6 @@
               <w:autoSpaceDN/>
               <w:spacing w:before="100" w:beforeAutospacing="1" w:after="100" w:afterAutospacing="1"/>
             </w:pPr>
-            <w:r>
-              <w:t>[Part B - Short Question 9 (3 Marks)]</w:t>
-            </w:r>
           </w:p>
         </w:tc>
         <w:tc>
@@ -2033,16 +2359,10 @@
           </w:tcPr>
           <w:p>
             <w:pPr>
-              <w:pStyle w:val="TableParagraph"/>
-              <w:spacing w:before="1" w:line="259" w:lineRule="exact"/>
-              <w:ind w:left="2" w:right="4"/>
-              <w:rPr>
-                <w:sz w:val="24"/>
-                <w:szCs w:val="24"/>
-              </w:rPr>
-            </w:pPr>
-            <w:r>
-              <w:t>CO2</w:t>
+              <w:jc w:val="center"/>
+            </w:pPr>
+            <w:r>
+              <w:t>CO5</w:t>
             </w:r>
           </w:p>
         </w:tc>
@@ -2085,9 +2405,6 @@
                 <w:szCs w:val="24"/>
               </w:rPr>
             </w:pPr>
-            <w:r>
-              <w:t>[Part B - Short Question 10 (3 Marks)]</w:t>
-            </w:r>
           </w:p>
         </w:tc>
         <w:tc>
@@ -2117,16 +2434,10 @@
           </w:tcPr>
           <w:p>
             <w:pPr>
-              <w:pStyle w:val="TableParagraph"/>
-              <w:spacing w:before="1" w:line="254" w:lineRule="exact"/>
-              <w:ind w:left="2" w:right="4"/>
-              <w:rPr>
-                <w:sz w:val="24"/>
-                <w:szCs w:val="24"/>
-              </w:rPr>
-            </w:pPr>
-            <w:r>
-              <w:t>CO2</w:t>
+              <w:jc w:val="center"/>
+            </w:pPr>
+            <w:r>
+              <w:t>CO5</w:t>
             </w:r>
           </w:p>
         </w:tc>
@@ -2150,99 +2461,13 @@
         </w:rPr>
       </w:pPr>
       <w:r>
-        <w:rPr>
-          <w:sz w:val="24"/>
-          <w:szCs w:val="24"/>
-        </w:rPr>
-        <w:t xml:space="preserve">        </w:t>
+        <w:t xml:space="preserve">PART – </w:t>
       </w:r>
       <w:r>
-        <w:rPr>
-          <w:sz w:val="24"/>
-          <w:szCs w:val="24"/>
-        </w:rPr>
-        <w:t xml:space="preserve">        </w:t>
+        <w:t>B</w:t>
       </w:r>
       <w:r>
-        <w:rPr>
-          <w:sz w:val="24"/>
-          <w:szCs w:val="24"/>
-        </w:rPr>
-        <w:t xml:space="preserve">  </w:t>
-      </w:r>
-      <w:r>
-        <w:rPr>
-          <w:sz w:val="24"/>
-          <w:szCs w:val="24"/>
-        </w:rPr>
-        <w:t xml:space="preserve"> </w:t>
-      </w:r>
-      <w:r>
-        <w:rPr>
-          <w:sz w:val="24"/>
-          <w:szCs w:val="24"/>
-          <w:shd w:val="clear" w:color="auto" w:fill="BFBFBF" w:themeFill="background1" w:themeFillShade="BF"/>
-        </w:rPr>
-        <w:t>PART–</w:t>
-      </w:r>
-      <w:proofErr w:type="gramStart"/>
-      <w:r>
-        <w:rPr>
-          <w:sz w:val="24"/>
-          <w:szCs w:val="24"/>
-          <w:shd w:val="clear" w:color="auto" w:fill="BFBFBF" w:themeFill="background1" w:themeFillShade="BF"/>
-        </w:rPr>
-        <w:t>C</w:t>
-      </w:r>
-      <w:r>
-        <w:rPr>
-          <w:sz w:val="24"/>
-          <w:szCs w:val="24"/>
-          <w:shd w:val="clear" w:color="auto" w:fill="BFBFBF" w:themeFill="background1" w:themeFillShade="BF"/>
-        </w:rPr>
-        <w:t>(</w:t>
-      </w:r>
-      <w:proofErr w:type="gramEnd"/>
-      <w:r>
-        <w:rPr>
-          <w:sz w:val="24"/>
-          <w:szCs w:val="24"/>
-          <w:shd w:val="clear" w:color="auto" w:fill="BFBFBF" w:themeFill="background1" w:themeFillShade="BF"/>
-        </w:rPr>
-        <w:t xml:space="preserve">3 </w:t>
-      </w:r>
-      <w:r>
-        <w:rPr>
-          <w:sz w:val="24"/>
-          <w:szCs w:val="24"/>
-          <w:shd w:val="clear" w:color="auto" w:fill="BFBFBF" w:themeFill="background1" w:themeFillShade="BF"/>
-        </w:rPr>
-        <w:t>x 10</w:t>
-      </w:r>
-      <w:r>
-        <w:rPr>
-          <w:sz w:val="24"/>
-          <w:szCs w:val="24"/>
-          <w:shd w:val="clear" w:color="auto" w:fill="BFBFBF" w:themeFill="background1" w:themeFillShade="BF"/>
-        </w:rPr>
-        <w:t xml:space="preserve"> =</w:t>
-      </w:r>
-      <w:r>
-        <w:rPr>
-          <w:sz w:val="24"/>
-          <w:szCs w:val="24"/>
-          <w:shd w:val="clear" w:color="auto" w:fill="BFBFBF" w:themeFill="background1" w:themeFillShade="BF"/>
-        </w:rPr>
-        <w:t xml:space="preserve">30 </w:t>
-      </w:r>
-      <w:r>
-        <w:rPr>
-          <w:spacing w:val="-2"/>
-          <w:sz w:val="24"/>
-          <w:szCs w:val="24"/>
-          <w:shd w:val="clear" w:color="auto" w:fill="BFBFBF" w:themeFill="background1" w:themeFillShade="BF"/>
-        </w:rPr>
-        <w:t>Marks)</w:t>
+        <w:t xml:space="preserve"> (3 x 10 = 30 Marks)</w:t>
       </w:r>
     </w:p>
     <w:tbl>
@@ -2262,16 +2487,14 @@
           <w:left w:w="0" w:type="dxa"/>
           <w:right w:w="0" w:type="dxa"/>
         </w:tblCellMar>
-        <w:tblLook w:val="0000"/>
+        <w:tblLook w:val="0000" w:firstRow="0" w:lastRow="0" w:firstColumn="0" w:lastColumn="0" w:noHBand="0" w:noVBand="0"/>
       </w:tblPr>
       <w:tblGrid>
-        <w:gridCol w:w="469"/>
-        <w:gridCol w:w="7"/>
-        <w:gridCol w:w="356"/>
-        <w:gridCol w:w="22"/>
-        <w:gridCol w:w="7411"/>
-        <w:gridCol w:w="709"/>
-        <w:gridCol w:w="1344"/>
+        <w:gridCol w:w="475"/>
+        <w:gridCol w:w="377"/>
+        <w:gridCol w:w="7417"/>
+        <w:gridCol w:w="708"/>
+        <w:gridCol w:w="1341"/>
       </w:tblGrid>
       <w:tr>
         <w:trPr>
@@ -2280,7 +2503,7 @@
         <w:tc>
           <w:tcPr>
             <w:tcW w:w="832" w:type="dxa"/>
-            <w:gridSpan w:val="3"/>
+            <w:gridSpan w:val="2"/>
           </w:tcPr>
           <w:p>
             <w:pPr>
@@ -2294,7 +2517,6 @@
                 <w:szCs w:val="24"/>
               </w:rPr>
             </w:pPr>
-            <w:proofErr w:type="spellStart"/>
             <w:r>
               <w:rPr>
                 <w:b/>
@@ -2302,25 +2524,13 @@
                 <w:sz w:val="24"/>
                 <w:szCs w:val="24"/>
               </w:rPr>
-              <w:lastRenderedPageBreak/>
               <w:t>Q.No</w:t>
             </w:r>
-            <w:proofErr w:type="spellEnd"/>
-            <w:r>
-              <w:rPr>
-                <w:b/>
-                <w:spacing w:val="-4"/>
-                <w:sz w:val="24"/>
-                <w:szCs w:val="24"/>
-              </w:rPr>
-              <w:t>.</w:t>
-            </w:r>
           </w:p>
         </w:tc>
         <w:tc>
           <w:tcPr>
             <w:tcW w:w="7433" w:type="dxa"/>
-            <w:gridSpan w:val="2"/>
           </w:tcPr>
           <w:p>
             <w:pPr>
@@ -2460,7 +2670,6 @@
         <w:tc>
           <w:tcPr>
             <w:tcW w:w="363" w:type="dxa"/>
-            <w:gridSpan w:val="2"/>
           </w:tcPr>
           <w:p>
             <w:pPr>
@@ -2485,38 +2694,14 @@
         <w:tc>
           <w:tcPr>
             <w:tcW w:w="7433" w:type="dxa"/>
-            <w:gridSpan w:val="2"/>
-          </w:tcPr>
-          <w:p>
-            <w:pPr>
-              <w:rPr>
-                <w:sz w:val="24"/>
-                <w:szCs w:val="24"/>
-              </w:rPr>
-            </w:pPr>
-            <w:r>
-              <w:t xml:space="preserve">Discuss in </w:t>
-            </w:r>
-            <w:proofErr w:type="gramStart"/>
-            <w:r>
-              <w:t>detail  about</w:t>
-            </w:r>
-            <w:proofErr w:type="gramEnd"/>
-            <w:r>
-              <w:t xml:space="preserve"> </w:t>
-            </w:r>
-            <w:r>
-              <w:t xml:space="preserve"> Java </w:t>
-            </w:r>
-            <w:r>
-              <w:t xml:space="preserve">control statements </w:t>
-            </w:r>
-            <w:r>
-              <w:t>.</w:t>
-            </w:r>
-            <w:r>
-              <w:t xml:space="preserve"> </w:t>
-            </w:r>
+          </w:tcPr>
+          <w:p>
+            <w:pPr>
+              <w:rPr>
+                <w:sz w:val="24"/>
+                <w:szCs w:val="24"/>
+              </w:rPr>
+            </w:pPr>
           </w:p>
         </w:tc>
         <w:tc>
@@ -2559,29 +2744,10 @@
           </w:tcPr>
           <w:p>
             <w:pPr>
-              <w:pStyle w:val="TableParagraph"/>
-              <w:spacing w:before="1" w:line="254" w:lineRule="exact"/>
-              <w:ind w:left="9" w:right="7"/>
-              <w:rPr>
-                <w:sz w:val="24"/>
-                <w:szCs w:val="24"/>
-              </w:rPr>
-            </w:pPr>
-            <w:r>
-              <w:rPr>
-                <w:spacing w:val="-5"/>
-                <w:sz w:val="24"/>
-                <w:szCs w:val="24"/>
-              </w:rPr>
-              <w:t>CO</w:t>
-            </w:r>
-            <w:r>
-              <w:rPr>
-                <w:spacing w:val="-5"/>
-                <w:sz w:val="24"/>
-                <w:szCs w:val="24"/>
-              </w:rPr>
-              <w:t>1</w:t>
+              <w:jc w:val="center"/>
+            </w:pPr>
+            <w:r>
+              <w:t>CO4</w:t>
             </w:r>
           </w:p>
         </w:tc>
@@ -2610,7 +2776,7 @@
         <w:tc>
           <w:tcPr>
             <w:tcW w:w="7796" w:type="dxa"/>
-            <w:gridSpan w:val="4"/>
+            <w:gridSpan w:val="2"/>
           </w:tcPr>
           <w:p>
             <w:pPr>
@@ -2654,7 +2820,6 @@
           <w:p>
             <w:pPr>
               <w:pStyle w:val="TableParagraph"/>
-              <w:jc w:val="left"/>
               <w:rPr>
                 <w:sz w:val="24"/>
                 <w:szCs w:val="24"/>
@@ -2687,7 +2852,6 @@
         <w:tc>
           <w:tcPr>
             <w:tcW w:w="363" w:type="dxa"/>
-            <w:gridSpan w:val="2"/>
           </w:tcPr>
           <w:p>
             <w:pPr>
@@ -2712,18 +2876,14 @@
         <w:tc>
           <w:tcPr>
             <w:tcW w:w="7433" w:type="dxa"/>
-            <w:gridSpan w:val="2"/>
-          </w:tcPr>
-          <w:p>
-            <w:pPr>
-              <w:rPr>
-                <w:sz w:val="24"/>
-                <w:szCs w:val="24"/>
-              </w:rPr>
-            </w:pPr>
-            <w:r>
-              <w:t>Explain constructors with  its types in Java program</w:t>
-            </w:r>
+          </w:tcPr>
+          <w:p>
+            <w:pPr>
+              <w:rPr>
+                <w:sz w:val="24"/>
+                <w:szCs w:val="24"/>
+              </w:rPr>
+            </w:pPr>
           </w:p>
         </w:tc>
         <w:tc>
@@ -2766,29 +2926,10 @@
           </w:tcPr>
           <w:p>
             <w:pPr>
-              <w:pStyle w:val="TableParagraph"/>
-              <w:spacing w:before="176"/>
-              <w:ind w:left="9" w:right="7"/>
-              <w:rPr>
-                <w:sz w:val="24"/>
-                <w:szCs w:val="24"/>
-              </w:rPr>
-            </w:pPr>
-            <w:r>
-              <w:rPr>
-                <w:spacing w:val="-5"/>
-                <w:sz w:val="24"/>
-                <w:szCs w:val="24"/>
-              </w:rPr>
-              <w:t>CO</w:t>
-            </w:r>
-            <w:r>
-              <w:rPr>
-                <w:spacing w:val="-5"/>
-                <w:sz w:val="24"/>
-                <w:szCs w:val="24"/>
-              </w:rPr>
-              <w:t>1</w:t>
+              <w:jc w:val="center"/>
+            </w:pPr>
+            <w:r>
+              <w:t>CO4</w:t>
             </w:r>
           </w:p>
         </w:tc>
@@ -2826,7 +2967,6 @@
         <w:tc>
           <w:tcPr>
             <w:tcW w:w="363" w:type="dxa"/>
-            <w:gridSpan w:val="2"/>
           </w:tcPr>
           <w:p>
             <w:pPr>
@@ -2851,26 +2991,14 @@
         <w:tc>
           <w:tcPr>
             <w:tcW w:w="7433" w:type="dxa"/>
-            <w:gridSpan w:val="2"/>
-          </w:tcPr>
-          <w:p>
-            <w:pPr>
-              <w:rPr>
-                <w:sz w:val="24"/>
-                <w:szCs w:val="24"/>
-              </w:rPr>
-            </w:pPr>
-            <w:r>
-              <w:t xml:space="preserve">Discuss </w:t>
-            </w:r>
-            <w:proofErr w:type="gramStart"/>
-            <w:r>
-              <w:t>about  method</w:t>
-            </w:r>
-            <w:proofErr w:type="gramEnd"/>
-            <w:r>
-              <w:t xml:space="preserve"> overriding  with example program.</w:t>
-            </w:r>
+          </w:tcPr>
+          <w:p>
+            <w:pPr>
+              <w:rPr>
+                <w:sz w:val="24"/>
+                <w:szCs w:val="24"/>
+              </w:rPr>
+            </w:pPr>
           </w:p>
         </w:tc>
         <w:tc>
@@ -2905,29 +3033,10 @@
           </w:tcPr>
           <w:p>
             <w:pPr>
-              <w:pStyle w:val="TableParagraph"/>
-              <w:spacing w:before="76"/>
-              <w:ind w:left="9" w:right="7"/>
-              <w:rPr>
-                <w:sz w:val="24"/>
-                <w:szCs w:val="24"/>
-              </w:rPr>
-            </w:pPr>
-            <w:r>
-              <w:rPr>
-                <w:spacing w:val="-5"/>
-                <w:sz w:val="24"/>
-                <w:szCs w:val="24"/>
-              </w:rPr>
-              <w:t>CO</w:t>
-            </w:r>
-            <w:r>
-              <w:rPr>
-                <w:spacing w:val="-5"/>
-                <w:sz w:val="24"/>
-                <w:szCs w:val="24"/>
-              </w:rPr>
-              <w:t>1</w:t>
+              <w:jc w:val="center"/>
+            </w:pPr>
+            <w:r>
+              <w:t>CO4</w:t>
             </w:r>
           </w:p>
         </w:tc>
@@ -2956,7 +3065,7 @@
         <w:tc>
           <w:tcPr>
             <w:tcW w:w="7796" w:type="dxa"/>
-            <w:gridSpan w:val="4"/>
+            <w:gridSpan w:val="2"/>
           </w:tcPr>
           <w:p>
             <w:pPr>
@@ -3033,7 +3142,6 @@
         <w:tc>
           <w:tcPr>
             <w:tcW w:w="363" w:type="dxa"/>
-            <w:gridSpan w:val="2"/>
           </w:tcPr>
           <w:p>
             <w:pPr>
@@ -3058,15 +3166,11 @@
         <w:tc>
           <w:tcPr>
             <w:tcW w:w="7433" w:type="dxa"/>
-            <w:gridSpan w:val="2"/>
           </w:tcPr>
           <w:p>
             <w:pPr>
               <w:pStyle w:val="NormalWeb"/>
             </w:pPr>
-            <w:r>
-              <w:t>Explain Java packages in detail. Discuss user-defined packages with suitable examples</w:t>
-            </w:r>
           </w:p>
         </w:tc>
         <w:tc>
@@ -3109,29 +3213,10 @@
           </w:tcPr>
           <w:p>
             <w:pPr>
-              <w:pStyle w:val="TableParagraph"/>
-              <w:spacing w:before="1" w:line="254" w:lineRule="exact"/>
-              <w:ind w:left="9" w:right="7"/>
-              <w:rPr>
-                <w:sz w:val="24"/>
-                <w:szCs w:val="24"/>
-              </w:rPr>
-            </w:pPr>
-            <w:r>
-              <w:rPr>
-                <w:spacing w:val="-5"/>
-                <w:sz w:val="24"/>
-                <w:szCs w:val="24"/>
-              </w:rPr>
-              <w:t>CO</w:t>
-            </w:r>
-            <w:r>
-              <w:rPr>
-                <w:spacing w:val="-5"/>
-                <w:sz w:val="24"/>
-                <w:szCs w:val="24"/>
-              </w:rPr>
-              <w:t>2</w:t>
+              <w:jc w:val="center"/>
+            </w:pPr>
+            <w:r>
+              <w:t>CO5</w:t>
             </w:r>
           </w:p>
         </w:tc>
@@ -3177,7 +3262,6 @@
         <w:tc>
           <w:tcPr>
             <w:tcW w:w="378" w:type="dxa"/>
-            <w:gridSpan w:val="2"/>
           </w:tcPr>
           <w:p>
             <w:pPr>
@@ -3202,72 +3286,15 @@
         <w:tc>
           <w:tcPr>
             <w:tcW w:w="7411" w:type="dxa"/>
-            <w:gridSpan w:val="2"/>
-          </w:tcPr>
-          <w:p>
-            <w:pPr>
-              <w:ind w:left="110" w:hangingChars="50" w:hanging="110"/>
-              <w:rPr>
-                <w:sz w:val="24"/>
-                <w:szCs w:val="24"/>
-              </w:rPr>
-            </w:pPr>
-            <w:r>
-              <w:t xml:space="preserve">Explain exception handling in Java. Describe </w:t>
-            </w:r>
-            <w:r>
-              <w:rPr>
-                <w:rStyle w:val="HTMLCode"/>
-                <w:rFonts w:ascii="Times New Roman" w:hAnsi="Times New Roman" w:cs="Times New Roman"/>
-              </w:rPr>
-              <w:t>try</w:t>
-            </w:r>
-            <w:r>
-              <w:t xml:space="preserve">, </w:t>
-            </w:r>
-            <w:r>
-              <w:rPr>
-                <w:rStyle w:val="HTMLCode"/>
-                <w:rFonts w:ascii="Times New Roman" w:hAnsi="Times New Roman" w:cs="Times New Roman"/>
-              </w:rPr>
-              <w:t>catch</w:t>
-            </w:r>
-            <w:r>
-              <w:t xml:space="preserve">, </w:t>
-            </w:r>
-            <w:r>
-              <w:rPr>
-                <w:rStyle w:val="HTMLCode"/>
-                <w:rFonts w:ascii="Times New Roman" w:hAnsi="Times New Roman" w:cs="Times New Roman"/>
-              </w:rPr>
-              <w:t>finally</w:t>
-            </w:r>
-            <w:r>
-              <w:t xml:space="preserve">, </w:t>
-            </w:r>
-            <w:r>
-              <w:rPr>
-                <w:rStyle w:val="HTMLCode"/>
-                <w:rFonts w:ascii="Times New Roman" w:hAnsi="Times New Roman" w:cs="Times New Roman"/>
-              </w:rPr>
-              <w:t>throw</w:t>
-            </w:r>
-            <w:r>
-              <w:t xml:space="preserve">, and </w:t>
-            </w:r>
-            <w:r>
-              <w:rPr>
-                <w:rStyle w:val="HTMLCode"/>
-                <w:rFonts w:ascii="Times New Roman" w:hAnsi="Times New Roman" w:cs="Times New Roman"/>
-              </w:rPr>
-              <w:t>throws</w:t>
-            </w:r>
-            <w:r>
-              <w:t xml:space="preserve"> keywords with examples</w:t>
-            </w:r>
-            <w:r>
-              <w:t>.</w:t>
-            </w:r>
+          </w:tcPr>
+          <w:p>
+            <w:pPr>
+              <w:ind w:left="120" w:hangingChars="50" w:hanging="120"/>
+              <w:rPr>
+                <w:sz w:val="24"/>
+                <w:szCs w:val="24"/>
+              </w:rPr>
+            </w:pPr>
           </w:p>
         </w:tc>
         <w:tc>
@@ -3302,29 +3329,10 @@
           </w:tcPr>
           <w:p>
             <w:pPr>
-              <w:pStyle w:val="TableParagraph"/>
-              <w:spacing w:before="1"/>
-              <w:ind w:left="9" w:right="7"/>
-              <w:rPr>
-                <w:sz w:val="24"/>
-                <w:szCs w:val="24"/>
-              </w:rPr>
-            </w:pPr>
-            <w:r>
-              <w:rPr>
-                <w:spacing w:val="-5"/>
-                <w:sz w:val="24"/>
-                <w:szCs w:val="24"/>
-              </w:rPr>
-              <w:t>CO</w:t>
-            </w:r>
-            <w:r>
-              <w:rPr>
-                <w:spacing w:val="-5"/>
-                <w:sz w:val="24"/>
-                <w:szCs w:val="24"/>
-              </w:rPr>
-              <w:t>2</w:t>
+              <w:jc w:val="center"/>
+            </w:pPr>
+            <w:r>
+              <w:t>CO5</w:t>
             </w:r>
           </w:p>
         </w:tc>
@@ -3353,7 +3361,7 @@
         <w:tc>
           <w:tcPr>
             <w:tcW w:w="7789" w:type="dxa"/>
-            <w:gridSpan w:val="4"/>
+            <w:gridSpan w:val="2"/>
           </w:tcPr>
           <w:p>
             <w:pPr>
@@ -3430,7 +3438,6 @@
         <w:tc>
           <w:tcPr>
             <w:tcW w:w="378" w:type="dxa"/>
-            <w:gridSpan w:val="2"/>
           </w:tcPr>
           <w:p>
             <w:pPr>
@@ -3455,27 +3462,18 @@
         <w:tc>
           <w:tcPr>
             <w:tcW w:w="7411" w:type="dxa"/>
-            <w:gridSpan w:val="2"/>
           </w:tcPr>
           <w:p>
             <w:pPr>
               <w:pStyle w:val="TableParagraph"/>
               <w:spacing w:before="1"/>
-              <w:ind w:left="110" w:hangingChars="50" w:hanging="110"/>
+              <w:ind w:left="120" w:hangingChars="50" w:hanging="120"/>
               <w:jc w:val="left"/>
               <w:rPr>
                 <w:sz w:val="24"/>
                 <w:szCs w:val="24"/>
               </w:rPr>
             </w:pPr>
-            <w:proofErr w:type="gramStart"/>
-            <w:r>
-              <w:t>Discuss  multithreading</w:t>
-            </w:r>
-            <w:proofErr w:type="gramEnd"/>
-            <w:r>
-              <w:t xml:space="preserve"> in Java. Explain the thread life cycle with a diagram.</w:t>
-            </w:r>
           </w:p>
         </w:tc>
         <w:tc>
@@ -3518,29 +3516,10 @@
           </w:tcPr>
           <w:p>
             <w:pPr>
-              <w:pStyle w:val="TableParagraph"/>
-              <w:spacing w:before="1"/>
-              <w:ind w:left="9" w:right="7"/>
-              <w:rPr>
-                <w:sz w:val="24"/>
-                <w:szCs w:val="24"/>
-              </w:rPr>
-            </w:pPr>
-            <w:r>
-              <w:rPr>
-                <w:spacing w:val="-5"/>
-                <w:sz w:val="24"/>
-                <w:szCs w:val="24"/>
-              </w:rPr>
-              <w:t>CO</w:t>
-            </w:r>
-            <w:r>
-              <w:rPr>
-                <w:spacing w:val="-5"/>
-                <w:sz w:val="24"/>
-                <w:szCs w:val="24"/>
-              </w:rPr>
-              <w:t>2</w:t>
+              <w:jc w:val="center"/>
+            </w:pPr>
+            <w:r>
+              <w:t>CO5</w:t>
             </w:r>
           </w:p>
         </w:tc>
@@ -3570,31 +3549,13 @@
     <w:p>
       <w:pPr>
         <w:spacing w:before="72"/>
-        <w:ind w:left="2683"/>
+        <w:jc w:val="center"/>
         <w:rPr>
           <w:b/>
           <w:sz w:val="24"/>
           <w:szCs w:val="24"/>
         </w:rPr>
       </w:pPr>
-      <w:r>
-        <w:rPr>
-          <w:b/>
-          <w:w w:val="110"/>
-          <w:sz w:val="24"/>
-          <w:szCs w:val="24"/>
-        </w:rPr>
-        <w:t xml:space="preserve">          </w:t>
-      </w:r>
-      <w:r>
-        <w:rPr>
-          <w:b/>
-          <w:w w:val="110"/>
-          <w:sz w:val="24"/>
-          <w:szCs w:val="24"/>
-        </w:rPr>
-        <w:t xml:space="preserve"> </w:t>
-      </w:r>
       <w:r>
         <w:rPr>
           <w:b/>
@@ -3650,7 +3611,7 @@
           <w:left w:w="0" w:type="dxa"/>
           <w:right w:w="0" w:type="dxa"/>
         </w:tblCellMar>
-        <w:tblLook w:val="0000"/>
+        <w:tblLook w:val="0000" w:firstRow="0" w:lastRow="0" w:firstColumn="0" w:lastColumn="0" w:noHBand="0" w:noVBand="0"/>
       </w:tblPr>
       <w:tblGrid>
         <w:gridCol w:w="1281"/>
@@ -3910,7 +3871,7 @@
         <w:tc>
           <w:tcPr>
             <w:tcW w:w="1062" w:type="dxa"/>
-            <w:shd w:val="clear" w:color="auto" w:fill="BFBFBF" w:themeFill="background1" w:themeFillShade="BF"/>
+            <w:shd w:val="clear" w:color="auto" w:fill="000000" w:themeFill="background1" w:themeFillShade="BF"/>
           </w:tcPr>
           <w:p>
             <w:pPr>
@@ -3958,7 +3919,7 @@
         <w:tc>
           <w:tcPr>
             <w:tcW w:w="1260" w:type="dxa"/>
-            <w:shd w:val="clear" w:color="auto" w:fill="BFBFBF" w:themeFill="background1" w:themeFillShade="BF"/>
+            <w:shd w:val="clear" w:color="auto" w:fill="000000" w:themeFill="background1" w:themeFillShade="BF"/>
           </w:tcPr>
           <w:p>
             <w:pPr>
@@ -4006,7 +3967,7 @@
         <w:tc>
           <w:tcPr>
             <w:tcW w:w="1260" w:type="dxa"/>
-            <w:shd w:val="clear" w:color="auto" w:fill="BFBFBF" w:themeFill="background1" w:themeFillShade="BF"/>
+            <w:shd w:val="clear" w:color="auto" w:fill="000000" w:themeFill="background1" w:themeFillShade="BF"/>
           </w:tcPr>
           <w:p>
             <w:pPr>
@@ -4054,7 +4015,7 @@
         <w:tc>
           <w:tcPr>
             <w:tcW w:w="1096" w:type="dxa"/>
-            <w:shd w:val="clear" w:color="auto" w:fill="BFBFBF" w:themeFill="background1" w:themeFillShade="BF"/>
+            <w:shd w:val="clear" w:color="auto" w:fill="000000" w:themeFill="background1" w:themeFillShade="BF"/>
           </w:tcPr>
           <w:p>
             <w:pPr>
@@ -4119,7 +4080,7 @@
       </w:tr>
       <w:tr>
         <w:trPr>
-          <w:trHeight w:val="380"/>
+          <w:trHeight w:val="505"/>
         </w:trPr>
         <w:tc>
           <w:tcPr>
@@ -4128,16 +4089,14 @@
           <w:p>
             <w:pPr>
               <w:pStyle w:val="TableParagraph"/>
-              <w:ind w:left="9" w:right="5"/>
-              <w:rPr>
-                <w:b/>
-                <w:sz w:val="24"/>
-                <w:szCs w:val="24"/>
-              </w:rPr>
-            </w:pPr>
-            <w:r>
-              <w:t>I</w:t>
-            </w:r>
+              <w:ind w:left="9" w:right="3"/>
+              <w:rPr>
+                <w:b/>
+                <w:spacing w:val="-4"/>
+                <w:sz w:val="24"/>
+                <w:szCs w:val="24"/>
+              </w:rPr>
+            </w:pPr>
           </w:p>
         </w:tc>
         <w:tc>
@@ -4147,12 +4106,15 @@
           <w:p>
             <w:pPr>
               <w:pStyle w:val="TableParagraph"/>
-              <w:rPr>
-                <w:sz w:val="24"/>
-                <w:szCs w:val="24"/>
-              </w:rPr>
-            </w:pPr>
-            <w:r/>
+              <w:spacing w:line="248" w:lineRule="exact"/>
+              <w:ind w:left="1" w:right="2"/>
+              <w:rPr>
+                <w:b/>
+                <w:spacing w:val="-5"/>
+                <w:sz w:val="24"/>
+                <w:szCs w:val="24"/>
+              </w:rPr>
+            </w:pPr>
           </w:p>
         </w:tc>
         <w:tc>
@@ -4162,87 +4124,107 @@
           <w:p>
             <w:pPr>
               <w:pStyle w:val="TableParagraph"/>
-              <w:rPr>
-                <w:sz w:val="24"/>
-                <w:szCs w:val="24"/>
-              </w:rPr>
-            </w:pPr>
-            <w:r/>
+              <w:spacing w:line="248" w:lineRule="exact"/>
+              <w:ind w:left="6" w:right="7"/>
+              <w:rPr>
+                <w:b/>
+                <w:spacing w:val="-5"/>
+                <w:sz w:val="24"/>
+                <w:szCs w:val="24"/>
+              </w:rPr>
+            </w:pPr>
           </w:p>
         </w:tc>
         <w:tc>
           <w:tcPr>
             <w:tcW w:w="1062" w:type="dxa"/>
-          </w:tcPr>
-          <w:p>
-            <w:pPr>
-              <w:pStyle w:val="TableParagraph"/>
-              <w:rPr>
-                <w:sz w:val="24"/>
-                <w:szCs w:val="24"/>
-              </w:rPr>
-            </w:pPr>
-            <w:r/>
+            <w:shd w:val="clear" w:color="auto" w:fill="000000" w:themeFill="background1" w:themeFillShade="BF"/>
+          </w:tcPr>
+          <w:p>
+            <w:pPr>
+              <w:pStyle w:val="TableParagraph"/>
+              <w:spacing w:line="248" w:lineRule="exact"/>
+              <w:ind w:left="9" w:right="11"/>
+              <w:rPr>
+                <w:b/>
+                <w:spacing w:val="-5"/>
+                <w:sz w:val="24"/>
+                <w:szCs w:val="24"/>
+              </w:rPr>
+            </w:pPr>
           </w:p>
         </w:tc>
         <w:tc>
           <w:tcPr>
             <w:tcW w:w="1260" w:type="dxa"/>
-          </w:tcPr>
-          <w:p>
-            <w:pPr>
-              <w:pStyle w:val="TableParagraph"/>
-              <w:rPr>
-                <w:sz w:val="24"/>
-                <w:szCs w:val="24"/>
-              </w:rPr>
-            </w:pPr>
-            <w:r/>
+            <w:shd w:val="clear" w:color="auto" w:fill="000000" w:themeFill="background1" w:themeFillShade="BF"/>
+          </w:tcPr>
+          <w:p>
+            <w:pPr>
+              <w:pStyle w:val="TableParagraph"/>
+              <w:spacing w:line="248" w:lineRule="exact"/>
+              <w:ind w:left="9" w:right="9"/>
+              <w:rPr>
+                <w:b/>
+                <w:spacing w:val="-5"/>
+                <w:sz w:val="24"/>
+                <w:szCs w:val="24"/>
+              </w:rPr>
+            </w:pPr>
           </w:p>
         </w:tc>
         <w:tc>
           <w:tcPr>
             <w:tcW w:w="1260" w:type="dxa"/>
-          </w:tcPr>
-          <w:p>
-            <w:pPr>
-              <w:pStyle w:val="TableParagraph"/>
-              <w:rPr>
-                <w:sz w:val="24"/>
-                <w:szCs w:val="24"/>
-              </w:rPr>
-            </w:pPr>
-            <w:r/>
+            <w:shd w:val="clear" w:color="auto" w:fill="000000" w:themeFill="background1" w:themeFillShade="BF"/>
+          </w:tcPr>
+          <w:p>
+            <w:pPr>
+              <w:pStyle w:val="TableParagraph"/>
+              <w:spacing w:line="248" w:lineRule="exact"/>
+              <w:ind w:left="9" w:right="9"/>
+              <w:rPr>
+                <w:b/>
+                <w:spacing w:val="-5"/>
+                <w:sz w:val="24"/>
+                <w:szCs w:val="24"/>
+              </w:rPr>
+            </w:pPr>
           </w:p>
         </w:tc>
         <w:tc>
           <w:tcPr>
             <w:tcW w:w="1096" w:type="dxa"/>
-          </w:tcPr>
-          <w:p>
-            <w:pPr>
-              <w:pStyle w:val="TableParagraph"/>
-              <w:rPr>
-                <w:sz w:val="24"/>
-                <w:szCs w:val="24"/>
-              </w:rPr>
-            </w:pPr>
-            <w:r/>
+            <w:shd w:val="clear" w:color="auto" w:fill="000000" w:themeFill="background1" w:themeFillShade="BF"/>
+          </w:tcPr>
+          <w:p>
+            <w:pPr>
+              <w:pStyle w:val="TableParagraph"/>
+              <w:spacing w:line="248" w:lineRule="exact"/>
+              <w:ind w:left="9" w:right="9"/>
+              <w:rPr>
+                <w:b/>
+                <w:spacing w:val="-5"/>
+                <w:sz w:val="24"/>
+                <w:szCs w:val="24"/>
+              </w:rPr>
+            </w:pPr>
           </w:p>
         </w:tc>
         <w:tc>
           <w:tcPr>
             <w:tcW w:w="974" w:type="dxa"/>
-          </w:tcPr>
-          <w:p>
-            <w:pPr>
-              <w:pStyle w:val="TableParagraph"/>
-              <w:rPr>
-                <w:sz w:val="24"/>
-                <w:szCs w:val="24"/>
-              </w:rPr>
-            </w:pPr>
-            <w:r/>
+            <w:tcBorders>
+              <w:top w:val="nil"/>
+            </w:tcBorders>
+          </w:tcPr>
+          <w:p>
+            <w:pPr>
+              <w:rPr>
+                <w:sz w:val="24"/>
+                <w:szCs w:val="24"/>
+              </w:rPr>
+            </w:pPr>
           </w:p>
         </w:tc>
       </w:tr>
@@ -4256,17 +4238,10 @@
           </w:tcPr>
           <w:p>
             <w:pPr>
-              <w:pStyle w:val="TableParagraph"/>
-              <w:spacing w:line="253" w:lineRule="exact"/>
-              <w:ind w:left="9"/>
-              <w:rPr>
-                <w:b/>
-                <w:sz w:val="24"/>
-                <w:szCs w:val="24"/>
-              </w:rPr>
-            </w:pPr>
-            <w:r>
-              <w:t>II</w:t>
+              <w:jc w:val="center"/>
+            </w:pPr>
+            <w:r>
+              <w:t>IV</w:t>
             </w:r>
           </w:p>
         </w:tc>
@@ -4282,7 +4257,6 @@
                 <w:szCs w:val="24"/>
               </w:rPr>
             </w:pPr>
-            <w:r/>
           </w:p>
         </w:tc>
         <w:tc>
@@ -4297,7 +4271,6 @@
                 <w:szCs w:val="24"/>
               </w:rPr>
             </w:pPr>
-            <w:r/>
           </w:p>
         </w:tc>
         <w:tc>
@@ -4312,7 +4285,6 @@
                 <w:szCs w:val="24"/>
               </w:rPr>
             </w:pPr>
-            <w:r/>
           </w:p>
         </w:tc>
         <w:tc>
@@ -4327,7 +4299,6 @@
                 <w:szCs w:val="24"/>
               </w:rPr>
             </w:pPr>
-            <w:r/>
           </w:p>
         </w:tc>
         <w:tc>
@@ -4342,7 +4313,6 @@
                 <w:szCs w:val="24"/>
               </w:rPr>
             </w:pPr>
-            <w:r/>
           </w:p>
         </w:tc>
         <w:tc>
@@ -4357,7 +4327,6 @@
                 <w:szCs w:val="24"/>
               </w:rPr>
             </w:pPr>
-            <w:r/>
           </w:p>
         </w:tc>
         <w:tc>
@@ -4372,7 +4341,6 @@
                 <w:szCs w:val="24"/>
               </w:rPr>
             </w:pPr>
-            <w:r/>
           </w:p>
         </w:tc>
       </w:tr>
@@ -4386,6 +4354,122 @@
           </w:tcPr>
           <w:p>
             <w:pPr>
+              <w:jc w:val="center"/>
+            </w:pPr>
+            <w:r>
+              <w:t>V</w:t>
+            </w:r>
+          </w:p>
+        </w:tc>
+        <w:tc>
+          <w:tcPr>
+            <w:tcW w:w="1621" w:type="dxa"/>
+          </w:tcPr>
+          <w:p>
+            <w:pPr>
+              <w:pStyle w:val="TableParagraph"/>
+              <w:rPr>
+                <w:sz w:val="24"/>
+                <w:szCs w:val="24"/>
+              </w:rPr>
+            </w:pPr>
+          </w:p>
+        </w:tc>
+        <w:tc>
+          <w:tcPr>
+            <w:tcW w:w="1819" w:type="dxa"/>
+          </w:tcPr>
+          <w:p>
+            <w:pPr>
+              <w:pStyle w:val="TableParagraph"/>
+              <w:rPr>
+                <w:sz w:val="24"/>
+                <w:szCs w:val="24"/>
+              </w:rPr>
+            </w:pPr>
+          </w:p>
+        </w:tc>
+        <w:tc>
+          <w:tcPr>
+            <w:tcW w:w="1062" w:type="dxa"/>
+          </w:tcPr>
+          <w:p>
+            <w:pPr>
+              <w:pStyle w:val="TableParagraph"/>
+              <w:rPr>
+                <w:sz w:val="24"/>
+                <w:szCs w:val="24"/>
+              </w:rPr>
+            </w:pPr>
+          </w:p>
+        </w:tc>
+        <w:tc>
+          <w:tcPr>
+            <w:tcW w:w="1260" w:type="dxa"/>
+          </w:tcPr>
+          <w:p>
+            <w:pPr>
+              <w:pStyle w:val="TableParagraph"/>
+              <w:rPr>
+                <w:sz w:val="24"/>
+                <w:szCs w:val="24"/>
+              </w:rPr>
+            </w:pPr>
+          </w:p>
+        </w:tc>
+        <w:tc>
+          <w:tcPr>
+            <w:tcW w:w="1260" w:type="dxa"/>
+          </w:tcPr>
+          <w:p>
+            <w:pPr>
+              <w:pStyle w:val="TableParagraph"/>
+              <w:rPr>
+                <w:sz w:val="24"/>
+                <w:szCs w:val="24"/>
+              </w:rPr>
+            </w:pPr>
+          </w:p>
+        </w:tc>
+        <w:tc>
+          <w:tcPr>
+            <w:tcW w:w="1096" w:type="dxa"/>
+          </w:tcPr>
+          <w:p>
+            <w:pPr>
+              <w:pStyle w:val="TableParagraph"/>
+              <w:rPr>
+                <w:sz w:val="24"/>
+                <w:szCs w:val="24"/>
+              </w:rPr>
+            </w:pPr>
+          </w:p>
+        </w:tc>
+        <w:tc>
+          <w:tcPr>
+            <w:tcW w:w="974" w:type="dxa"/>
+          </w:tcPr>
+          <w:p>
+            <w:pPr>
+              <w:pStyle w:val="TableParagraph"/>
+              <w:rPr>
+                <w:sz w:val="24"/>
+                <w:szCs w:val="24"/>
+              </w:rPr>
+            </w:pPr>
+          </w:p>
+        </w:tc>
+      </w:tr>
+      <w:tr>
+        <w:trPr>
+          <w:trHeight w:val="380"/>
+        </w:trPr>
+        <w:tc>
+          <w:tcPr>
+            <w:tcW w:w="1281" w:type="dxa"/>
+          </w:tcPr>
+          <w:p>
+            <w:pPr>
               <w:pStyle w:val="TableParagraph"/>
               <w:spacing w:line="253" w:lineRule="exact"/>
               <w:ind w:left="9"/>
@@ -4418,7 +4502,6 @@
                 <w:szCs w:val="24"/>
               </w:rPr>
             </w:pPr>
-            <w:r/>
           </w:p>
         </w:tc>
         <w:tc>
@@ -4433,7 +4516,6 @@
                 <w:szCs w:val="24"/>
               </w:rPr>
             </w:pPr>
-            <w:r/>
           </w:p>
         </w:tc>
         <w:tc>
@@ -4448,7 +4530,6 @@
                 <w:szCs w:val="24"/>
               </w:rPr>
             </w:pPr>
-            <w:r/>
           </w:p>
         </w:tc>
         <w:tc>
@@ -4463,7 +4544,6 @@
                 <w:szCs w:val="24"/>
               </w:rPr>
             </w:pPr>
-            <w:r/>
           </w:p>
         </w:tc>
         <w:tc>
@@ -4478,7 +4558,6 @@
                 <w:szCs w:val="24"/>
               </w:rPr>
             </w:pPr>
-            <w:r/>
           </w:p>
         </w:tc>
         <w:tc>
@@ -4493,7 +4572,6 @@
                 <w:szCs w:val="24"/>
               </w:rPr>
             </w:pPr>
-            <w:r/>
           </w:p>
         </w:tc>
         <w:tc>
@@ -4508,7 +4586,6 @@
                 <w:szCs w:val="24"/>
               </w:rPr>
             </w:pPr>
-            <w:r/>
           </w:p>
         </w:tc>
       </w:tr>
@@ -4617,7 +4694,7 @@
           <w:left w:w="0" w:type="dxa"/>
           <w:right w:w="0" w:type="dxa"/>
         </w:tblCellMar>
-        <w:tblLook w:val="0000"/>
+        <w:tblLook w:val="0000" w:firstRow="0" w:lastRow="0" w:firstColumn="0" w:lastColumn="0" w:noHBand="0" w:noVBand="0"/>
       </w:tblPr>
       <w:tblGrid>
         <w:gridCol w:w="1281"/>
@@ -4857,7 +4934,7 @@
         <w:tc>
           <w:tcPr>
             <w:tcW w:w="1134" w:type="dxa"/>
-            <w:shd w:val="clear" w:color="auto" w:fill="BFBFBF" w:themeFill="background1" w:themeFillShade="BF"/>
+            <w:shd w:val="clear" w:color="auto" w:fill="000000" w:themeFill="background1" w:themeFillShade="BF"/>
           </w:tcPr>
           <w:p>
             <w:pPr>
@@ -4903,7 +4980,7 @@
         <w:tc>
           <w:tcPr>
             <w:tcW w:w="1134" w:type="dxa"/>
-            <w:shd w:val="clear" w:color="auto" w:fill="BFBFBF" w:themeFill="background1" w:themeFillShade="BF"/>
+            <w:shd w:val="clear" w:color="auto" w:fill="000000" w:themeFill="background1" w:themeFillShade="BF"/>
           </w:tcPr>
           <w:p>
             <w:pPr>
@@ -4949,7 +5026,7 @@
         <w:tc>
           <w:tcPr>
             <w:tcW w:w="1276" w:type="dxa"/>
-            <w:shd w:val="clear" w:color="auto" w:fill="BFBFBF" w:themeFill="background1" w:themeFillShade="BF"/>
+            <w:shd w:val="clear" w:color="auto" w:fill="000000" w:themeFill="background1" w:themeFillShade="BF"/>
           </w:tcPr>
           <w:p>
             <w:pPr>
@@ -4995,7 +5072,7 @@
         <w:tc>
           <w:tcPr>
             <w:tcW w:w="1134" w:type="dxa"/>
-            <w:shd w:val="clear" w:color="auto" w:fill="BFBFBF" w:themeFill="background1" w:themeFillShade="BF"/>
+            <w:shd w:val="clear" w:color="auto" w:fill="000000" w:themeFill="background1" w:themeFillShade="BF"/>
           </w:tcPr>
           <w:p>
             <w:pPr>
@@ -5066,16 +5143,10 @@
           </w:tcPr>
           <w:p>
             <w:pPr>
-              <w:pStyle w:val="TableParagraph"/>
-              <w:ind w:left="9" w:right="5"/>
-              <w:rPr>
-                <w:b/>
-                <w:sz w:val="24"/>
-                <w:szCs w:val="24"/>
-              </w:rPr>
-            </w:pPr>
-            <w:r>
-              <w:t>I</w:t>
+              <w:jc w:val="center"/>
+            </w:pPr>
+            <w:r>
+              <w:t>IV</w:t>
             </w:r>
           </w:p>
         </w:tc>
@@ -5091,7 +5162,6 @@
                 <w:szCs w:val="24"/>
               </w:rPr>
             </w:pPr>
-            <w:r/>
           </w:p>
         </w:tc>
         <w:tc>
@@ -5106,7 +5176,6 @@
                 <w:szCs w:val="24"/>
               </w:rPr>
             </w:pPr>
-            <w:r/>
           </w:p>
         </w:tc>
         <w:tc>
@@ -5121,7 +5190,6 @@
                 <w:szCs w:val="24"/>
               </w:rPr>
             </w:pPr>
-            <w:r/>
           </w:p>
         </w:tc>
         <w:tc>
@@ -5136,7 +5204,6 @@
                 <w:szCs w:val="24"/>
               </w:rPr>
             </w:pPr>
-            <w:r/>
           </w:p>
         </w:tc>
         <w:tc>
@@ -5151,7 +5218,6 @@
                 <w:szCs w:val="24"/>
               </w:rPr>
             </w:pPr>
-            <w:r/>
           </w:p>
         </w:tc>
         <w:tc>
@@ -5166,7 +5232,6 @@
                 <w:szCs w:val="24"/>
               </w:rPr>
             </w:pPr>
-            <w:r/>
           </w:p>
         </w:tc>
         <w:tc>
@@ -5181,7 +5246,6 @@
                 <w:szCs w:val="24"/>
               </w:rPr>
             </w:pPr>
-            <w:r/>
           </w:p>
         </w:tc>
       </w:tr>
@@ -5195,16 +5259,10 @@
           </w:tcPr>
           <w:p>
             <w:pPr>
-              <w:pStyle w:val="TableParagraph"/>
-              <w:ind w:left="9"/>
-              <w:rPr>
-                <w:b/>
-                <w:sz w:val="24"/>
-                <w:szCs w:val="24"/>
-              </w:rPr>
-            </w:pPr>
-            <w:r>
-              <w:t>II</w:t>
+              <w:jc w:val="center"/>
+            </w:pPr>
+            <w:r>
+              <w:t>V</w:t>
             </w:r>
           </w:p>
         </w:tc>
@@ -5220,7 +5278,6 @@
                 <w:szCs w:val="24"/>
               </w:rPr>
             </w:pPr>
-            <w:r/>
           </w:p>
         </w:tc>
         <w:tc>
@@ -5235,7 +5292,6 @@
                 <w:szCs w:val="24"/>
               </w:rPr>
             </w:pPr>
-            <w:r/>
           </w:p>
         </w:tc>
         <w:tc>
@@ -5250,7 +5306,6 @@
                 <w:szCs w:val="24"/>
               </w:rPr>
             </w:pPr>
-            <w:r/>
           </w:p>
         </w:tc>
         <w:tc>
@@ -5265,7 +5320,6 @@
                 <w:szCs w:val="24"/>
               </w:rPr>
             </w:pPr>
-            <w:r/>
           </w:p>
         </w:tc>
         <w:tc>
@@ -5280,7 +5334,6 @@
                 <w:szCs w:val="24"/>
               </w:rPr>
             </w:pPr>
-            <w:r/>
           </w:p>
         </w:tc>
         <w:tc>
@@ -5295,7 +5348,6 @@
                 <w:szCs w:val="24"/>
               </w:rPr>
             </w:pPr>
-            <w:r/>
           </w:p>
         </w:tc>
         <w:tc>
@@ -5310,7 +5362,6 @@
                 <w:szCs w:val="24"/>
               </w:rPr>
             </w:pPr>
-            <w:r/>
           </w:p>
         </w:tc>
       </w:tr>
@@ -5355,7 +5406,6 @@
                 <w:szCs w:val="24"/>
               </w:rPr>
             </w:pPr>
-            <w:r/>
           </w:p>
         </w:tc>
         <w:tc>
@@ -5370,7 +5420,6 @@
                 <w:szCs w:val="24"/>
               </w:rPr>
             </w:pPr>
-            <w:r/>
           </w:p>
         </w:tc>
         <w:tc>
@@ -5385,7 +5434,6 @@
                 <w:szCs w:val="24"/>
               </w:rPr>
             </w:pPr>
-            <w:r/>
           </w:p>
         </w:tc>
         <w:tc>
@@ -5400,7 +5448,6 @@
                 <w:szCs w:val="24"/>
               </w:rPr>
             </w:pPr>
-            <w:r/>
           </w:p>
         </w:tc>
         <w:tc>
@@ -5415,7 +5462,6 @@
                 <w:szCs w:val="24"/>
               </w:rPr>
             </w:pPr>
-            <w:r/>
           </w:p>
         </w:tc>
         <w:tc>
@@ -5430,7 +5476,6 @@
                 <w:szCs w:val="24"/>
               </w:rPr>
             </w:pPr>
-            <w:r/>
           </w:p>
         </w:tc>
         <w:tc>
@@ -5445,7 +5490,6 @@
                 <w:szCs w:val="24"/>
               </w:rPr>
             </w:pPr>
-            <w:r/>
           </w:p>
         </w:tc>
       </w:tr>
@@ -5505,7 +5549,7 @@
         <w:tblStyle w:val="TableGrid"/>
         <w:tblW w:w="10347" w:type="dxa"/>
         <w:tblInd w:w="250" w:type="dxa"/>
-        <w:tblLook w:val="04A0"/>
+        <w:tblLook w:val="04A0" w:firstRow="1" w:lastRow="0" w:firstColumn="1" w:lastColumn="0" w:noHBand="0" w:noVBand="1"/>
       </w:tblPr>
       <w:tblGrid>
         <w:gridCol w:w="2126"/>
@@ -5878,7 +5922,7 @@
 </file>
 
 <file path=word/endnotes.xml><?xml version="1.0" encoding="utf-8"?>
-<w:endnotes xmlns:ve="http://schemas.openxmlformats.org/markup-compatibility/2006" xmlns:o="urn:schemas-microsoft-com:office:office" xmlns:r="http://schemas.openxmlformats.org/officeDocument/2006/relationships" xmlns:m="http://schemas.openxmlformats.org/officeDocument/2006/math" xmlns:v="urn:schemas-microsoft-com:vml" xmlns:wp="http://schemas.openxmlformats.org/drawingml/2006/wordprocessingDrawing" xmlns:w10="urn:schemas-microsoft-com:office:word" xmlns:w="http://schemas.openxmlformats.org/wordprocessingml/2006/main" xmlns:wne="http://schemas.microsoft.com/office/word/2006/wordml">
+<w:endnotes xmlns:wpc="http://schemas.microsoft.com/office/word/2010/wordprocessingCanvas" xmlns:cx="http://schemas.microsoft.com/office/drawing/2014/chartex" xmlns:cx1="http://schemas.microsoft.com/office/drawing/2015/9/8/chartex" xmlns:cx2="http://schemas.microsoft.com/office/drawing/2015/10/21/chartex" xmlns:cx3="http://schemas.microsoft.com/office/drawing/2016/5/9/chartex" xmlns:cx4="http://schemas.microsoft.com/office/drawing/2016/5/10/chartex" xmlns:cx5="http://schemas.microsoft.com/office/drawing/2016/5/11/chartex" xmlns:cx6="http://schemas.microsoft.com/office/drawing/2016/5/12/chartex" xmlns:cx7="http://schemas.microsoft.com/office/drawing/2016/5/13/chartex" xmlns:cx8="http://schemas.microsoft.com/office/drawing/2016/5/14/chartex" xmlns:mc="http://schemas.openxmlformats.org/markup-compatibility/2006" xmlns:aink="http://schemas.microsoft.com/office/drawing/2016/ink" xmlns:am3d="http://schemas.microsoft.com/office/drawing/2017/model3d" xmlns:o="urn:schemas-microsoft-com:office:office" xmlns:oel="http://schemas.microsoft.com/office/2019/extlst" xmlns:r="http://schemas.openxmlformats.org/officeDocument/2006/relationships" xmlns:m="http://schemas.openxmlformats.org/officeDocument/2006/math" xmlns:v="urn:schemas-microsoft-com:vml" xmlns:wp14="http://schemas.microsoft.com/office/word/2010/wordprocessingDrawing" xmlns:wp="http://schemas.openxmlformats.org/drawingml/2006/wordprocessingDrawing" xmlns:w10="urn:schemas-microsoft-com:office:word" xmlns:w="http://schemas.openxmlformats.org/wordprocessingml/2006/main" xmlns:w14="http://schemas.microsoft.com/office/word/2010/wordml" xmlns:w15="http://schemas.microsoft.com/office/word/2012/wordml" xmlns:w16cex="http://schemas.microsoft.com/office/word/2018/wordml/cex" xmlns:w16cid="http://schemas.microsoft.com/office/word/2016/wordml/cid" xmlns:w16="http://schemas.microsoft.com/office/word/2018/wordml" xmlns:w16du="http://schemas.microsoft.com/office/word/2023/wordml/word16du" xmlns:w16sdtdh="http://schemas.microsoft.com/office/word/2020/wordml/sdtdatahash" xmlns:w16sdtfl="http://schemas.microsoft.com/office/word/2024/wordml/sdtformatlock" xmlns:w16se="http://schemas.microsoft.com/office/word/2015/wordml/symex" xmlns:wpg="http://schemas.microsoft.com/office/word/2010/wordprocessingGroup" xmlns:wpi="http://schemas.microsoft.com/office/word/2010/wordprocessingInk" xmlns:wne="http://schemas.microsoft.com/office/word/2006/wordml" xmlns:wps="http://schemas.microsoft.com/office/word/2010/wordprocessingShape" mc:Ignorable="w14 w15 w16se w16cid w16 w16cex w16sdtdh w16sdtfl w16du wp14">
   <w:endnote w:type="separator" w:id="-1">
     <w:p>
       <w:r>
@@ -5897,7 +5941,7 @@
 </file>
 
 <file path=word/footnotes.xml><?xml version="1.0" encoding="utf-8"?>
-<w:footnotes xmlns:ve="http://schemas.openxmlformats.org/markup-compatibility/2006" xmlns:o="urn:schemas-microsoft-com:office:office" xmlns:r="http://schemas.openxmlformats.org/officeDocument/2006/relationships" xmlns:m="http://schemas.openxmlformats.org/officeDocument/2006/math" xmlns:v="urn:schemas-microsoft-com:vml" xmlns:wp="http://schemas.openxmlformats.org/drawingml/2006/wordprocessingDrawing" xmlns:w10="urn:schemas-microsoft-com:office:word" xmlns:w="http://schemas.openxmlformats.org/wordprocessingml/2006/main" xmlns:wne="http://schemas.microsoft.com/office/word/2006/wordml">
+<w:footnotes xmlns:wpc="http://schemas.microsoft.com/office/word/2010/wordprocessingCanvas" xmlns:cx="http://schemas.microsoft.com/office/drawing/2014/chartex" xmlns:cx1="http://schemas.microsoft.com/office/drawing/2015/9/8/chartex" xmlns:cx2="http://schemas.microsoft.com/office/drawing/2015/10/21/chartex" xmlns:cx3="http://schemas.microsoft.com/office/drawing/2016/5/9/chartex" xmlns:cx4="http://schemas.microsoft.com/office/drawing/2016/5/10/chartex" xmlns:cx5="http://schemas.microsoft.com/office/drawing/2016/5/11/chartex" xmlns:cx6="http://schemas.microsoft.com/office/drawing/2016/5/12/chartex" xmlns:cx7="http://schemas.microsoft.com/office/drawing/2016/5/13/chartex" xmlns:cx8="http://schemas.microsoft.com/office/drawing/2016/5/14/chartex" xmlns:mc="http://schemas.openxmlformats.org/markup-compatibility/2006" xmlns:aink="http://schemas.microsoft.com/office/drawing/2016/ink" xmlns:am3d="http://schemas.microsoft.com/office/drawing/2017/model3d" xmlns:o="urn:schemas-microsoft-com:office:office" xmlns:oel="http://schemas.microsoft.com/office/2019/extlst" xmlns:r="http://schemas.openxmlformats.org/officeDocument/2006/relationships" xmlns:m="http://schemas.openxmlformats.org/officeDocument/2006/math" xmlns:v="urn:schemas-microsoft-com:vml" xmlns:wp14="http://schemas.microsoft.com/office/word/2010/wordprocessingDrawing" xmlns:wp="http://schemas.openxmlformats.org/drawingml/2006/wordprocessingDrawing" xmlns:w10="urn:schemas-microsoft-com:office:word" xmlns:w="http://schemas.openxmlformats.org/wordprocessingml/2006/main" xmlns:w14="http://schemas.microsoft.com/office/word/2010/wordml" xmlns:w15="http://schemas.microsoft.com/office/word/2012/wordml" xmlns:w16cex="http://schemas.microsoft.com/office/word/2018/wordml/cex" xmlns:w16cid="http://schemas.microsoft.com/office/word/2016/wordml/cid" xmlns:w16="http://schemas.microsoft.com/office/word/2018/wordml" xmlns:w16du="http://schemas.microsoft.com/office/word/2023/wordml/word16du" xmlns:w16sdtdh="http://schemas.microsoft.com/office/word/2020/wordml/sdtdatahash" xmlns:w16sdtfl="http://schemas.microsoft.com/office/word/2024/wordml/sdtformatlock" xmlns:w16se="http://schemas.microsoft.com/office/word/2015/wordml/symex" xmlns:wpg="http://schemas.microsoft.com/office/word/2010/wordprocessingGroup" xmlns:wpi="http://schemas.microsoft.com/office/word/2010/wordprocessingInk" xmlns:wne="http://schemas.microsoft.com/office/word/2006/wordml" xmlns:wps="http://schemas.microsoft.com/office/word/2010/wordprocessingShape" mc:Ignorable="w14 w15 w16se w16cid w16 w16cex w16sdtdh w16sdtfl w16du wp14">
   <w:footnote w:type="separator" w:id="-1">
     <w:p>
       <w:r>
@@ -5916,8 +5960,8 @@
 </file>
 
 <file path=word/numbering.xml><?xml version="1.0" encoding="utf-8"?>
-<w:numbering xmlns:ve="http://schemas.openxmlformats.org/markup-compatibility/2006" xmlns:o="urn:schemas-microsoft-com:office:office" xmlns:r="http://schemas.openxmlformats.org/officeDocument/2006/relationships" xmlns:m="http://schemas.openxmlformats.org/officeDocument/2006/math" xmlns:v="urn:schemas-microsoft-com:vml" xmlns:wp="http://schemas.openxmlformats.org/drawingml/2006/wordprocessingDrawing" xmlns:w10="urn:schemas-microsoft-com:office:word" xmlns:w="http://schemas.openxmlformats.org/wordprocessingml/2006/main" xmlns:wne="http://schemas.microsoft.com/office/word/2006/wordml">
-  <w:abstractNum w:abstractNumId="0">
+<w:numbering xmlns:wpc="http://schemas.microsoft.com/office/word/2010/wordprocessingCanvas" xmlns:cx="http://schemas.microsoft.com/office/drawing/2014/chartex" xmlns:cx1="http://schemas.microsoft.com/office/drawing/2015/9/8/chartex" xmlns:cx2="http://schemas.microsoft.com/office/drawing/2015/10/21/chartex" xmlns:cx3="http://schemas.microsoft.com/office/drawing/2016/5/9/chartex" xmlns:cx4="http://schemas.microsoft.com/office/drawing/2016/5/10/chartex" xmlns:cx5="http://schemas.microsoft.com/office/drawing/2016/5/11/chartex" xmlns:cx6="http://schemas.microsoft.com/office/drawing/2016/5/12/chartex" xmlns:cx7="http://schemas.microsoft.com/office/drawing/2016/5/13/chartex" xmlns:cx8="http://schemas.microsoft.com/office/drawing/2016/5/14/chartex" xmlns:mc="http://schemas.openxmlformats.org/markup-compatibility/2006" xmlns:aink="http://schemas.microsoft.com/office/drawing/2016/ink" xmlns:am3d="http://schemas.microsoft.com/office/drawing/2017/model3d" xmlns:o="urn:schemas-microsoft-com:office:office" xmlns:oel="http://schemas.microsoft.com/office/2019/extlst" xmlns:r="http://schemas.openxmlformats.org/officeDocument/2006/relationships" xmlns:m="http://schemas.openxmlformats.org/officeDocument/2006/math" xmlns:v="urn:schemas-microsoft-com:vml" xmlns:wp14="http://schemas.microsoft.com/office/word/2010/wordprocessingDrawing" xmlns:wp="http://schemas.openxmlformats.org/drawingml/2006/wordprocessingDrawing" xmlns:w10="urn:schemas-microsoft-com:office:word" xmlns:w="http://schemas.openxmlformats.org/wordprocessingml/2006/main" xmlns:w14="http://schemas.microsoft.com/office/word/2010/wordml" xmlns:w15="http://schemas.microsoft.com/office/word/2012/wordml" xmlns:w16cex="http://schemas.microsoft.com/office/word/2018/wordml/cex" xmlns:w16cid="http://schemas.microsoft.com/office/word/2016/wordml/cid" xmlns:w16="http://schemas.microsoft.com/office/word/2018/wordml" xmlns:w16du="http://schemas.microsoft.com/office/word/2023/wordml/word16du" xmlns:w16sdtdh="http://schemas.microsoft.com/office/word/2020/wordml/sdtdatahash" xmlns:w16sdtfl="http://schemas.microsoft.com/office/word/2024/wordml/sdtformatlock" xmlns:w16se="http://schemas.microsoft.com/office/word/2015/wordml/symex" xmlns:wpg="http://schemas.microsoft.com/office/word/2010/wordprocessingGroup" xmlns:wpi="http://schemas.microsoft.com/office/word/2010/wordprocessingInk" xmlns:wne="http://schemas.microsoft.com/office/word/2006/wordml" xmlns:wps="http://schemas.microsoft.com/office/word/2010/wordprocessingShape" mc:Ignorable="w14 w15 w16se w16cid w16 w16cex w16sdtdh w16sdtfl w16du wp14">
+  <w:abstractNum w:abstractNumId="0" w15:restartNumberingAfterBreak="0">
     <w:nsid w:val="1612588A"/>
     <w:multiLevelType w:val="multilevel"/>
     <w:tmpl w:val="F5E87EE2"/>
@@ -6030,7 +6074,7 @@
       </w:pPr>
     </w:lvl>
   </w:abstractNum>
-  <w:abstractNum w:abstractNumId="1">
+  <w:abstractNum w:abstractNumId="1" w15:restartNumberingAfterBreak="0">
     <w:nsid w:val="607813A7"/>
     <w:multiLevelType w:val="multilevel"/>
     <w:tmpl w:val="40EAD7EE"/>
@@ -6179,7 +6223,7 @@
       </w:rPr>
     </w:lvl>
   </w:abstractNum>
-  <w:abstractNum w:abstractNumId="2">
+  <w:abstractNum w:abstractNumId="2" w15:restartNumberingAfterBreak="0">
     <w:nsid w:val="739F77C7"/>
     <w:multiLevelType w:val="multilevel"/>
     <w:tmpl w:val="CFAA3912"/>
@@ -6328,20 +6372,20 @@
       </w:rPr>
     </w:lvl>
   </w:abstractNum>
-  <w:num w:numId="1">
+  <w:num w:numId="1" w16cid:durableId="312149380">
     <w:abstractNumId w:val="0"/>
   </w:num>
-  <w:num w:numId="2">
+  <w:num w:numId="2" w16cid:durableId="340474449">
     <w:abstractNumId w:val="1"/>
   </w:num>
-  <w:num w:numId="3">
+  <w:num w:numId="3" w16cid:durableId="214391279">
     <w:abstractNumId w:val="2"/>
   </w:num>
 </w:numbering>
 </file>
 
 <file path=word/styles.xml><?xml version="1.0" encoding="utf-8"?>
-<w:styles xmlns:r="http://schemas.openxmlformats.org/officeDocument/2006/relationships" xmlns:w="http://schemas.openxmlformats.org/wordprocessingml/2006/main">
+<w:styles xmlns:mc="http://schemas.openxmlformats.org/markup-compatibility/2006" xmlns:r="http://schemas.openxmlformats.org/officeDocument/2006/relationships" xmlns:w="http://schemas.openxmlformats.org/wordprocessingml/2006/main" xmlns:w14="http://schemas.microsoft.com/office/word/2010/wordml" xmlns:w15="http://schemas.microsoft.com/office/word/2012/wordml" xmlns:w16cex="http://schemas.microsoft.com/office/word/2018/wordml/cex" xmlns:w16cid="http://schemas.microsoft.com/office/word/2016/wordml/cid" xmlns:w16="http://schemas.microsoft.com/office/word/2018/wordml" xmlns:w16du="http://schemas.microsoft.com/office/word/2023/wordml/word16du" xmlns:w16sdtdh="http://schemas.microsoft.com/office/word/2020/wordml/sdtdatahash" xmlns:w16sdtfl="http://schemas.microsoft.com/office/word/2024/wordml/sdtformatlock" xmlns:w16se="http://schemas.microsoft.com/office/word/2015/wordml/symex" mc:Ignorable="w14 w15 w16se w16cid w16 w16cex w16sdtdh w16sdtfl w16du">
   <w:docDefaults>
     <w:rPrDefault>
       <w:rPr>
@@ -6357,146 +6401,383 @@
       </w:pPr>
     </w:pPrDefault>
   </w:docDefaults>
-  <w:latentStyles w:defLockedState="0" w:defUIPriority="99" w:defSemiHidden="1" w:defUnhideWhenUsed="1" w:defQFormat="0" w:count="267">
-    <w:lsdException w:name="Normal" w:semiHidden="0" w:uiPriority="1" w:unhideWhenUsed="0" w:qFormat="1"/>
-    <w:lsdException w:name="heading 1" w:semiHidden="0" w:uiPriority="9" w:unhideWhenUsed="0" w:qFormat="1"/>
-    <w:lsdException w:name="heading 2" w:uiPriority="9" w:qFormat="1"/>
-    <w:lsdException w:name="heading 3" w:uiPriority="9" w:qFormat="1"/>
-    <w:lsdException w:name="heading 4" w:uiPriority="9" w:qFormat="1"/>
-    <w:lsdException w:name="heading 5" w:uiPriority="9" w:qFormat="1"/>
-    <w:lsdException w:name="heading 6" w:uiPriority="9" w:qFormat="1"/>
-    <w:lsdException w:name="heading 7" w:uiPriority="9" w:qFormat="1"/>
-    <w:lsdException w:name="heading 8" w:uiPriority="9" w:qFormat="1"/>
-    <w:lsdException w:name="heading 9" w:uiPriority="9" w:qFormat="1"/>
-    <w:lsdException w:name="toc 1" w:uiPriority="39"/>
-    <w:lsdException w:name="toc 2" w:uiPriority="39"/>
-    <w:lsdException w:name="toc 3" w:uiPriority="39"/>
-    <w:lsdException w:name="toc 4" w:uiPriority="39"/>
-    <w:lsdException w:name="toc 5" w:uiPriority="39"/>
-    <w:lsdException w:name="toc 6" w:uiPriority="39"/>
-    <w:lsdException w:name="toc 7" w:uiPriority="39"/>
-    <w:lsdException w:name="toc 8" w:uiPriority="39"/>
-    <w:lsdException w:name="toc 9" w:uiPriority="39"/>
-    <w:lsdException w:name="caption" w:uiPriority="35" w:qFormat="1"/>
-    <w:lsdException w:name="Title" w:semiHidden="0" w:uiPriority="10" w:unhideWhenUsed="0" w:qFormat="1"/>
-    <w:lsdException w:name="Default Paragraph Font" w:uiPriority="1"/>
-    <w:lsdException w:name="Body Text" w:uiPriority="1" w:qFormat="1"/>
-    <w:lsdException w:name="Subtitle" w:semiHidden="0" w:uiPriority="11" w:unhideWhenUsed="0" w:qFormat="1"/>
-    <w:lsdException w:name="Strong" w:semiHidden="0" w:uiPriority="22" w:unhideWhenUsed="0" w:qFormat="1"/>
-    <w:lsdException w:name="Emphasis" w:semiHidden="0" w:uiPriority="20" w:unhideWhenUsed="0" w:qFormat="1"/>
-    <w:lsdException w:name="Normal (Web)" w:qFormat="1"/>
-    <w:lsdException w:name="Table Grid" w:semiHidden="0" w:uiPriority="59" w:unhideWhenUsed="0"/>
-    <w:lsdException w:name="Placeholder Text" w:unhideWhenUsed="0"/>
-    <w:lsdException w:name="No Spacing" w:semiHidden="0" w:uiPriority="1" w:unhideWhenUsed="0" w:qFormat="1"/>
-    <w:lsdException w:name="Light Shading" w:semiHidden="0" w:uiPriority="60" w:unhideWhenUsed="0"/>
-    <w:lsdException w:name="Light List" w:semiHidden="0" w:uiPriority="61" w:unhideWhenUsed="0"/>
-    <w:lsdException w:name="Light Grid" w:semiHidden="0" w:uiPriority="62" w:unhideWhenUsed="0"/>
-    <w:lsdException w:name="Medium Shading 1" w:semiHidden="0" w:uiPriority="63" w:unhideWhenUsed="0"/>
-    <w:lsdException w:name="Medium Shading 2" w:semiHidden="0" w:uiPriority="64" w:unhideWhenUsed="0"/>
-    <w:lsdException w:name="Medium List 1" w:semiHidden="0" w:uiPriority="65" w:unhideWhenUsed="0"/>
-    <w:lsdException w:name="Medium List 2" w:semiHidden="0" w:uiPriority="66" w:unhideWhenUsed="0"/>
-    <w:lsdException w:name="Medium Grid 1" w:semiHidden="0" w:uiPriority="67" w:unhideWhenUsed="0"/>
-    <w:lsdException w:name="Medium Grid 2" w:semiHidden="0" w:uiPriority="68" w:unhideWhenUsed="0"/>
-    <w:lsdException w:name="Medium Grid 3" w:semiHidden="0" w:uiPriority="69" w:unhideWhenUsed="0"/>
-    <w:lsdException w:name="Dark List" w:semiHidden="0" w:uiPriority="70" w:unhideWhenUsed="0"/>
-    <w:lsdException w:name="Colorful Shading" w:semiHidden="0" w:uiPriority="71" w:unhideWhenUsed="0"/>
-    <w:lsdException w:name="Colorful List" w:semiHidden="0" w:uiPriority="72" w:unhideWhenUsed="0"/>
-    <w:lsdException w:name="Colorful Grid" w:semiHidden="0" w:uiPriority="73" w:unhideWhenUsed="0"/>
-    <w:lsdException w:name="Light Shading Accent 1" w:semiHidden="0" w:uiPriority="60" w:unhideWhenUsed="0"/>
-    <w:lsdException w:name="Light List Accent 1" w:semiHidden="0" w:uiPriority="61" w:unhideWhenUsed="0"/>
-    <w:lsdException w:name="Light Grid Accent 1" w:semiHidden="0" w:uiPriority="62" w:unhideWhenUsed="0"/>
-    <w:lsdException w:name="Medium Shading 1 Accent 1" w:semiHidden="0" w:uiPriority="63" w:unhideWhenUsed="0"/>
-    <w:lsdException w:name="Medium Shading 2 Accent 1" w:semiHidden="0" w:uiPriority="64" w:unhideWhenUsed="0"/>
-    <w:lsdException w:name="Medium List 1 Accent 1" w:semiHidden="0" w:uiPriority="65" w:unhideWhenUsed="0"/>
-    <w:lsdException w:name="Revision" w:unhideWhenUsed="0"/>
-    <w:lsdException w:name="List Paragraph" w:semiHidden="0" w:uiPriority="34" w:unhideWhenUsed="0" w:qFormat="1"/>
-    <w:lsdException w:name="Quote" w:semiHidden="0" w:uiPriority="29" w:unhideWhenUsed="0" w:qFormat="1"/>
-    <w:lsdException w:name="Intense Quote" w:semiHidden="0" w:uiPriority="30" w:unhideWhenUsed="0" w:qFormat="1"/>
-    <w:lsdException w:name="Medium List 2 Accent 1" w:semiHidden="0" w:uiPriority="66" w:unhideWhenUsed="0"/>
-    <w:lsdException w:name="Medium Grid 1 Accent 1" w:semiHidden="0" w:uiPriority="67" w:unhideWhenUsed="0"/>
-    <w:lsdException w:name="Medium Grid 2 Accent 1" w:semiHidden="0" w:uiPriority="68" w:unhideWhenUsed="0"/>
-    <w:lsdException w:name="Medium Grid 3 Accent 1" w:semiHidden="0" w:uiPriority="69" w:unhideWhenUsed="0"/>
-    <w:lsdException w:name="Dark List Accent 1" w:semiHidden="0" w:uiPriority="70" w:unhideWhenUsed="0"/>
-    <w:lsdException w:name="Colorful Shading Accent 1" w:semiHidden="0" w:uiPriority="71" w:unhideWhenUsed="0"/>
-    <w:lsdException w:name="Colorful List Accent 1" w:semiHidden="0" w:uiPriority="72" w:unhideWhenUsed="0"/>
-    <w:lsdException w:name="Colorful Grid Accent 1" w:semiHidden="0" w:uiPriority="73" w:unhideWhenUsed="0"/>
-    <w:lsdException w:name="Light Shading Accent 2" w:semiHidden="0" w:uiPriority="60" w:unhideWhenUsed="0"/>
-    <w:lsdException w:name="Light List Accent 2" w:semiHidden="0" w:uiPriority="61" w:unhideWhenUsed="0"/>
-    <w:lsdException w:name="Light Grid Accent 2" w:semiHidden="0" w:uiPriority="62" w:unhideWhenUsed="0"/>
-    <w:lsdException w:name="Medium Shading 1 Accent 2" w:semiHidden="0" w:uiPriority="63" w:unhideWhenUsed="0"/>
-    <w:lsdException w:name="Medium Shading 2 Accent 2" w:semiHidden="0" w:uiPriority="64" w:unhideWhenUsed="0"/>
-    <w:lsdException w:name="Medium List 1 Accent 2" w:semiHidden="0" w:uiPriority="65" w:unhideWhenUsed="0"/>
-    <w:lsdException w:name="Medium List 2 Accent 2" w:semiHidden="0" w:uiPriority="66" w:unhideWhenUsed="0"/>
-    <w:lsdException w:name="Medium Grid 1 Accent 2" w:semiHidden="0" w:uiPriority="67" w:unhideWhenUsed="0"/>
-    <w:lsdException w:name="Medium Grid 2 Accent 2" w:semiHidden="0" w:uiPriority="68" w:unhideWhenUsed="0"/>
-    <w:lsdException w:name="Medium Grid 3 Accent 2" w:semiHidden="0" w:uiPriority="69" w:unhideWhenUsed="0"/>
-    <w:lsdException w:name="Dark List Accent 2" w:semiHidden="0" w:uiPriority="70" w:unhideWhenUsed="0"/>
-    <w:lsdException w:name="Colorful Shading Accent 2" w:semiHidden="0" w:uiPriority="71" w:unhideWhenUsed="0"/>
-    <w:lsdException w:name="Colorful List Accent 2" w:semiHidden="0" w:uiPriority="72" w:unhideWhenUsed="0"/>
-    <w:lsdException w:name="Colorful Grid Accent 2" w:semiHidden="0" w:uiPriority="73" w:unhideWhenUsed="0"/>
-    <w:lsdException w:name="Light Shading Accent 3" w:semiHidden="0" w:uiPriority="60" w:unhideWhenUsed="0"/>
-    <w:lsdException w:name="Light List Accent 3" w:semiHidden="0" w:uiPriority="61" w:unhideWhenUsed="0"/>
-    <w:lsdException w:name="Light Grid Accent 3" w:semiHidden="0" w:uiPriority="62" w:unhideWhenUsed="0"/>
-    <w:lsdException w:name="Medium Shading 1 Accent 3" w:semiHidden="0" w:uiPriority="63" w:unhideWhenUsed="0"/>
-    <w:lsdException w:name="Medium Shading 2 Accent 3" w:semiHidden="0" w:uiPriority="64" w:unhideWhenUsed="0"/>
-    <w:lsdException w:name="Medium List 1 Accent 3" w:semiHidden="0" w:uiPriority="65" w:unhideWhenUsed="0"/>
-    <w:lsdException w:name="Medium List 2 Accent 3" w:semiHidden="0" w:uiPriority="66" w:unhideWhenUsed="0"/>
-    <w:lsdException w:name="Medium Grid 1 Accent 3" w:semiHidden="0" w:uiPriority="67" w:unhideWhenUsed="0"/>
-    <w:lsdException w:name="Medium Grid 2 Accent 3" w:semiHidden="0" w:uiPriority="68" w:unhideWhenUsed="0"/>
-    <w:lsdException w:name="Medium Grid 3 Accent 3" w:semiHidden="0" w:uiPriority="69" w:unhideWhenUsed="0"/>
-    <w:lsdException w:name="Dark List Accent 3" w:semiHidden="0" w:uiPriority="70" w:unhideWhenUsed="0"/>
-    <w:lsdException w:name="Colorful Shading Accent 3" w:semiHidden="0" w:uiPriority="71" w:unhideWhenUsed="0"/>
-    <w:lsdException w:name="Colorful List Accent 3" w:semiHidden="0" w:uiPriority="72" w:unhideWhenUsed="0"/>
-    <w:lsdException w:name="Colorful Grid Accent 3" w:semiHidden="0" w:uiPriority="73" w:unhideWhenUsed="0"/>
-    <w:lsdException w:name="Light Shading Accent 4" w:semiHidden="0" w:uiPriority="60" w:unhideWhenUsed="0"/>
-    <w:lsdException w:name="Light List Accent 4" w:semiHidden="0" w:uiPriority="61" w:unhideWhenUsed="0"/>
-    <w:lsdException w:name="Light Grid Accent 4" w:semiHidden="0" w:uiPriority="62" w:unhideWhenUsed="0"/>
-    <w:lsdException w:name="Medium Shading 1 Accent 4" w:semiHidden="0" w:uiPriority="63" w:unhideWhenUsed="0"/>
-    <w:lsdException w:name="Medium Shading 2 Accent 4" w:semiHidden="0" w:uiPriority="64" w:unhideWhenUsed="0"/>
-    <w:lsdException w:name="Medium List 1 Accent 4" w:semiHidden="0" w:uiPriority="65" w:unhideWhenUsed="0"/>
-    <w:lsdException w:name="Medium List 2 Accent 4" w:semiHidden="0" w:uiPriority="66" w:unhideWhenUsed="0"/>
-    <w:lsdException w:name="Medium Grid 1 Accent 4" w:semiHidden="0" w:uiPriority="67" w:unhideWhenUsed="0"/>
-    <w:lsdException w:name="Medium Grid 2 Accent 4" w:semiHidden="0" w:uiPriority="68" w:unhideWhenUsed="0"/>
-    <w:lsdException w:name="Medium Grid 3 Accent 4" w:semiHidden="0" w:uiPriority="69" w:unhideWhenUsed="0"/>
-    <w:lsdException w:name="Dark List Accent 4" w:semiHidden="0" w:uiPriority="70" w:unhideWhenUsed="0"/>
-    <w:lsdException w:name="Colorful Shading Accent 4" w:semiHidden="0" w:uiPriority="71" w:unhideWhenUsed="0"/>
-    <w:lsdException w:name="Colorful List Accent 4" w:semiHidden="0" w:uiPriority="72" w:unhideWhenUsed="0"/>
-    <w:lsdException w:name="Colorful Grid Accent 4" w:semiHidden="0" w:uiPriority="73" w:unhideWhenUsed="0"/>
-    <w:lsdException w:name="Light Shading Accent 5" w:semiHidden="0" w:uiPriority="60" w:unhideWhenUsed="0"/>
-    <w:lsdException w:name="Light List Accent 5" w:semiHidden="0" w:uiPriority="61" w:unhideWhenUsed="0"/>
-    <w:lsdException w:name="Light Grid Accent 5" w:semiHidden="0" w:uiPriority="62" w:unhideWhenUsed="0"/>
-    <w:lsdException w:name="Medium Shading 1 Accent 5" w:semiHidden="0" w:uiPriority="63" w:unhideWhenUsed="0"/>
-    <w:lsdException w:name="Medium Shading 2 Accent 5" w:semiHidden="0" w:uiPriority="64" w:unhideWhenUsed="0"/>
-    <w:lsdException w:name="Medium List 1 Accent 5" w:semiHidden="0" w:uiPriority="65" w:unhideWhenUsed="0"/>
-    <w:lsdException w:name="Medium List 2 Accent 5" w:semiHidden="0" w:uiPriority="66" w:unhideWhenUsed="0"/>
-    <w:lsdException w:name="Medium Grid 1 Accent 5" w:semiHidden="0" w:uiPriority="67" w:unhideWhenUsed="0"/>
-    <w:lsdException w:name="Medium Grid 2 Accent 5" w:semiHidden="0" w:uiPriority="68" w:unhideWhenUsed="0"/>
-    <w:lsdException w:name="Medium Grid 3 Accent 5" w:semiHidden="0" w:uiPriority="69" w:unhideWhenUsed="0"/>
-    <w:lsdException w:name="Dark List Accent 5" w:semiHidden="0" w:uiPriority="70" w:unhideWhenUsed="0"/>
-    <w:lsdException w:name="Colorful Shading Accent 5" w:semiHidden="0" w:uiPriority="71" w:unhideWhenUsed="0"/>
-    <w:lsdException w:name="Colorful List Accent 5" w:semiHidden="0" w:uiPriority="72" w:unhideWhenUsed="0"/>
-    <w:lsdException w:name="Colorful Grid Accent 5" w:semiHidden="0" w:uiPriority="73" w:unhideWhenUsed="0"/>
-    <w:lsdException w:name="Light Shading Accent 6" w:semiHidden="0" w:uiPriority="60" w:unhideWhenUsed="0"/>
-    <w:lsdException w:name="Light List Accent 6" w:semiHidden="0" w:uiPriority="61" w:unhideWhenUsed="0"/>
-    <w:lsdException w:name="Light Grid Accent 6" w:semiHidden="0" w:uiPriority="62" w:unhideWhenUsed="0"/>
-    <w:lsdException w:name="Medium Shading 1 Accent 6" w:semiHidden="0" w:uiPriority="63" w:unhideWhenUsed="0"/>
-    <w:lsdException w:name="Medium Shading 2 Accent 6" w:semiHidden="0" w:uiPriority="64" w:unhideWhenUsed="0"/>
-    <w:lsdException w:name="Medium List 1 Accent 6" w:semiHidden="0" w:uiPriority="65" w:unhideWhenUsed="0"/>
-    <w:lsdException w:name="Medium List 2 Accent 6" w:semiHidden="0" w:uiPriority="66" w:unhideWhenUsed="0"/>
-    <w:lsdException w:name="Medium Grid 1 Accent 6" w:semiHidden="0" w:uiPriority="67" w:unhideWhenUsed="0"/>
-    <w:lsdException w:name="Medium Grid 2 Accent 6" w:semiHidden="0" w:uiPriority="68" w:unhideWhenUsed="0"/>
-    <w:lsdException w:name="Medium Grid 3 Accent 6" w:semiHidden="0" w:uiPriority="69" w:unhideWhenUsed="0"/>
-    <w:lsdException w:name="Dark List Accent 6" w:semiHidden="0" w:uiPriority="70" w:unhideWhenUsed="0"/>
-    <w:lsdException w:name="Colorful Shading Accent 6" w:semiHidden="0" w:uiPriority="71" w:unhideWhenUsed="0"/>
-    <w:lsdException w:name="Colorful List Accent 6" w:semiHidden="0" w:uiPriority="72" w:unhideWhenUsed="0"/>
-    <w:lsdException w:name="Colorful Grid Accent 6" w:semiHidden="0" w:uiPriority="73" w:unhideWhenUsed="0"/>
-    <w:lsdException w:name="Subtle Emphasis" w:semiHidden="0" w:uiPriority="19" w:unhideWhenUsed="0" w:qFormat="1"/>
-    <w:lsdException w:name="Intense Emphasis" w:semiHidden="0" w:uiPriority="21" w:unhideWhenUsed="0" w:qFormat="1"/>
-    <w:lsdException w:name="Subtle Reference" w:semiHidden="0" w:uiPriority="31" w:unhideWhenUsed="0" w:qFormat="1"/>
-    <w:lsdException w:name="Intense Reference" w:semiHidden="0" w:uiPriority="32" w:unhideWhenUsed="0" w:qFormat="1"/>
-    <w:lsdException w:name="Book Title" w:semiHidden="0" w:uiPriority="33" w:unhideWhenUsed="0" w:qFormat="1"/>
-    <w:lsdException w:name="Bibliography" w:uiPriority="37"/>
-    <w:lsdException w:name="TOC Heading" w:uiPriority="39" w:qFormat="1"/>
+  <w:latentStyles w:defLockedState="0" w:defUIPriority="99" w:defSemiHidden="0" w:defUnhideWhenUsed="0" w:defQFormat="0" w:count="376">
+    <w:lsdException w:name="Normal" w:uiPriority="1" w:qFormat="1"/>
+    <w:lsdException w:name="heading 1" w:uiPriority="9" w:qFormat="1"/>
+    <w:lsdException w:name="heading 2" w:semiHidden="1" w:uiPriority="9" w:unhideWhenUsed="1" w:qFormat="1"/>
+    <w:lsdException w:name="heading 3" w:semiHidden="1" w:uiPriority="9" w:unhideWhenUsed="1" w:qFormat="1"/>
+    <w:lsdException w:name="heading 4" w:semiHidden="1" w:uiPriority="9" w:unhideWhenUsed="1" w:qFormat="1"/>
+    <w:lsdException w:name="heading 5" w:semiHidden="1" w:uiPriority="9" w:unhideWhenUsed="1" w:qFormat="1"/>
+    <w:lsdException w:name="heading 6" w:semiHidden="1" w:uiPriority="9" w:unhideWhenUsed="1" w:qFormat="1"/>
+    <w:lsdException w:name="heading 7" w:semiHidden="1" w:uiPriority="9" w:unhideWhenUsed="1" w:qFormat="1"/>
+    <w:lsdException w:name="heading 8" w:semiHidden="1" w:uiPriority="9" w:unhideWhenUsed="1" w:qFormat="1"/>
+    <w:lsdException w:name="heading 9" w:semiHidden="1" w:uiPriority="9" w:unhideWhenUsed="1" w:qFormat="1"/>
+    <w:lsdException w:name="index 1" w:semiHidden="1" w:unhideWhenUsed="1"/>
+    <w:lsdException w:name="index 2" w:semiHidden="1" w:unhideWhenUsed="1"/>
+    <w:lsdException w:name="index 3" w:semiHidden="1" w:unhideWhenUsed="1"/>
+    <w:lsdException w:name="index 4" w:semiHidden="1" w:unhideWhenUsed="1"/>
+    <w:lsdException w:name="index 5" w:semiHidden="1" w:unhideWhenUsed="1"/>
+    <w:lsdException w:name="index 6" w:semiHidden="1" w:unhideWhenUsed="1"/>
+    <w:lsdException w:name="index 7" w:semiHidden="1" w:unhideWhenUsed="1"/>
+    <w:lsdException w:name="index 8" w:semiHidden="1" w:unhideWhenUsed="1"/>
+    <w:lsdException w:name="index 9" w:semiHidden="1" w:unhideWhenUsed="1"/>
+    <w:lsdException w:name="toc 1" w:semiHidden="1" w:uiPriority="39" w:unhideWhenUsed="1"/>
+    <w:lsdException w:name="toc 2" w:semiHidden="1" w:uiPriority="39" w:unhideWhenUsed="1"/>
+    <w:lsdException w:name="toc 3" w:semiHidden="1" w:uiPriority="39" w:unhideWhenUsed="1"/>
+    <w:lsdException w:name="toc 4" w:semiHidden="1" w:uiPriority="39" w:unhideWhenUsed="1"/>
+    <w:lsdException w:name="toc 5" w:semiHidden="1" w:uiPriority="39" w:unhideWhenUsed="1"/>
+    <w:lsdException w:name="toc 6" w:semiHidden="1" w:uiPriority="39" w:unhideWhenUsed="1"/>
+    <w:lsdException w:name="toc 7" w:semiHidden="1" w:uiPriority="39" w:unhideWhenUsed="1"/>
+    <w:lsdException w:name="toc 8" w:semiHidden="1" w:uiPriority="39" w:unhideWhenUsed="1"/>
+    <w:lsdException w:name="toc 9" w:semiHidden="1" w:uiPriority="39" w:unhideWhenUsed="1"/>
+    <w:lsdException w:name="Normal Indent" w:semiHidden="1" w:unhideWhenUsed="1"/>
+    <w:lsdException w:name="footnote text" w:semiHidden="1" w:unhideWhenUsed="1"/>
+    <w:lsdException w:name="annotation text" w:semiHidden="1" w:unhideWhenUsed="1"/>
+    <w:lsdException w:name="header" w:semiHidden="1" w:unhideWhenUsed="1"/>
+    <w:lsdException w:name="footer" w:semiHidden="1" w:unhideWhenUsed="1"/>
+    <w:lsdException w:name="index heading" w:semiHidden="1" w:unhideWhenUsed="1"/>
+    <w:lsdException w:name="caption" w:semiHidden="1" w:uiPriority="35" w:unhideWhenUsed="1" w:qFormat="1"/>
+    <w:lsdException w:name="table of figures" w:semiHidden="1" w:unhideWhenUsed="1"/>
+    <w:lsdException w:name="envelope address" w:semiHidden="1" w:unhideWhenUsed="1"/>
+    <w:lsdException w:name="envelope return" w:semiHidden="1" w:unhideWhenUsed="1"/>
+    <w:lsdException w:name="footnote reference" w:semiHidden="1" w:unhideWhenUsed="1"/>
+    <w:lsdException w:name="annotation reference" w:semiHidden="1" w:unhideWhenUsed="1"/>
+    <w:lsdException w:name="line number" w:semiHidden="1" w:unhideWhenUsed="1"/>
+    <w:lsdException w:name="page number" w:semiHidden="1" w:unhideWhenUsed="1"/>
+    <w:lsdException w:name="endnote reference" w:semiHidden="1" w:unhideWhenUsed="1"/>
+    <w:lsdException w:name="endnote text" w:semiHidden="1" w:unhideWhenUsed="1"/>
+    <w:lsdException w:name="table of authorities" w:semiHidden="1" w:unhideWhenUsed="1"/>
+    <w:lsdException w:name="macro" w:semiHidden="1" w:unhideWhenUsed="1"/>
+    <w:lsdException w:name="toa heading" w:semiHidden="1" w:unhideWhenUsed="1"/>
+    <w:lsdException w:name="List" w:semiHidden="1" w:unhideWhenUsed="1"/>
+    <w:lsdException w:name="List Bullet" w:semiHidden="1" w:unhideWhenUsed="1"/>
+    <w:lsdException w:name="List Number" w:semiHidden="1" w:unhideWhenUsed="1"/>
+    <w:lsdException w:name="List 2" w:semiHidden="1" w:unhideWhenUsed="1"/>
+    <w:lsdException w:name="List 3" w:semiHidden="1" w:unhideWhenUsed="1"/>
+    <w:lsdException w:name="List 4" w:semiHidden="1" w:unhideWhenUsed="1"/>
+    <w:lsdException w:name="List 5" w:semiHidden="1" w:unhideWhenUsed="1"/>
+    <w:lsdException w:name="List Bullet 2" w:semiHidden="1" w:unhideWhenUsed="1"/>
+    <w:lsdException w:name="List Bullet 3" w:semiHidden="1" w:unhideWhenUsed="1"/>
+    <w:lsdException w:name="List Bullet 4" w:semiHidden="1" w:unhideWhenUsed="1"/>
+    <w:lsdException w:name="List Bullet 5" w:semiHidden="1" w:unhideWhenUsed="1"/>
+    <w:lsdException w:name="List Number 2" w:semiHidden="1" w:unhideWhenUsed="1"/>
+    <w:lsdException w:name="List Number 3" w:semiHidden="1" w:unhideWhenUsed="1"/>
+    <w:lsdException w:name="List Number 4" w:semiHidden="1" w:unhideWhenUsed="1"/>
+    <w:lsdException w:name="List Number 5" w:semiHidden="1" w:unhideWhenUsed="1"/>
+    <w:lsdException w:name="Title" w:uiPriority="10" w:qFormat="1"/>
+    <w:lsdException w:name="Closing" w:semiHidden="1" w:unhideWhenUsed="1"/>
+    <w:lsdException w:name="Signature" w:semiHidden="1" w:unhideWhenUsed="1"/>
+    <w:lsdException w:name="Default Paragraph Font" w:semiHidden="1" w:uiPriority="1" w:unhideWhenUsed="1"/>
+    <w:lsdException w:name="Body Text" w:semiHidden="1" w:uiPriority="1" w:unhideWhenUsed="1" w:qFormat="1"/>
+    <w:lsdException w:name="Body Text Indent" w:semiHidden="1" w:unhideWhenUsed="1"/>
+    <w:lsdException w:name="List Continue" w:semiHidden="1" w:unhideWhenUsed="1"/>
+    <w:lsdException w:name="List Continue 2" w:semiHidden="1" w:unhideWhenUsed="1"/>
+    <w:lsdException w:name="List Continue 3" w:semiHidden="1" w:unhideWhenUsed="1"/>
+    <w:lsdException w:name="List Continue 4" w:semiHidden="1" w:unhideWhenUsed="1"/>
+    <w:lsdException w:name="List Continue 5" w:semiHidden="1" w:unhideWhenUsed="1"/>
+    <w:lsdException w:name="Message Header" w:semiHidden="1" w:unhideWhenUsed="1"/>
+    <w:lsdException w:name="Subtitle" w:uiPriority="11" w:qFormat="1"/>
+    <w:lsdException w:name="Salutation" w:semiHidden="1" w:unhideWhenUsed="1"/>
+    <w:lsdException w:name="Date" w:semiHidden="1" w:unhideWhenUsed="1"/>
+    <w:lsdException w:name="Body Text First Indent" w:semiHidden="1" w:unhideWhenUsed="1"/>
+    <w:lsdException w:name="Body Text First Indent 2" w:semiHidden="1" w:unhideWhenUsed="1"/>
+    <w:lsdException w:name="Note Heading" w:semiHidden="1" w:unhideWhenUsed="1"/>
+    <w:lsdException w:name="Body Text 2" w:semiHidden="1" w:unhideWhenUsed="1"/>
+    <w:lsdException w:name="Body Text 3" w:semiHidden="1" w:unhideWhenUsed="1"/>
+    <w:lsdException w:name="Body Text Indent 2" w:semiHidden="1" w:unhideWhenUsed="1"/>
+    <w:lsdException w:name="Body Text Indent 3" w:semiHidden="1" w:unhideWhenUsed="1"/>
+    <w:lsdException w:name="Block Text" w:semiHidden="1" w:unhideWhenUsed="1"/>
+    <w:lsdException w:name="Hyperlink" w:semiHidden="1" w:unhideWhenUsed="1"/>
+    <w:lsdException w:name="FollowedHyperlink" w:semiHidden="1" w:unhideWhenUsed="1"/>
+    <w:lsdException w:name="Strong" w:uiPriority="22" w:qFormat="1"/>
+    <w:lsdException w:name="Emphasis" w:uiPriority="20" w:qFormat="1"/>
+    <w:lsdException w:name="Document Map" w:semiHidden="1" w:unhideWhenUsed="1"/>
+    <w:lsdException w:name="Plain Text" w:semiHidden="1" w:unhideWhenUsed="1"/>
+    <w:lsdException w:name="E-mail Signature" w:semiHidden="1" w:unhideWhenUsed="1"/>
+    <w:lsdException w:name="HTML Top of Form" w:semiHidden="1" w:unhideWhenUsed="1"/>
+    <w:lsdException w:name="HTML Bottom of Form" w:semiHidden="1" w:unhideWhenUsed="1"/>
+    <w:lsdException w:name="Normal (Web)" w:semiHidden="1" w:unhideWhenUsed="1" w:qFormat="1"/>
+    <w:lsdException w:name="HTML Acronym" w:semiHidden="1" w:unhideWhenUsed="1"/>
+    <w:lsdException w:name="HTML Address" w:semiHidden="1" w:unhideWhenUsed="1"/>
+    <w:lsdException w:name="HTML Cite" w:semiHidden="1" w:unhideWhenUsed="1"/>
+    <w:lsdException w:name="HTML Code" w:semiHidden="1" w:unhideWhenUsed="1"/>
+    <w:lsdException w:name="HTML Definition" w:semiHidden="1" w:unhideWhenUsed="1"/>
+    <w:lsdException w:name="HTML Keyboard" w:semiHidden="1" w:unhideWhenUsed="1"/>
+    <w:lsdException w:name="HTML Preformatted" w:semiHidden="1" w:unhideWhenUsed="1"/>
+    <w:lsdException w:name="HTML Sample" w:semiHidden="1" w:unhideWhenUsed="1"/>
+    <w:lsdException w:name="HTML Typewriter" w:semiHidden="1" w:unhideWhenUsed="1"/>
+    <w:lsdException w:name="HTML Variable" w:semiHidden="1" w:unhideWhenUsed="1"/>
+    <w:lsdException w:name="Normal Table" w:semiHidden="1" w:unhideWhenUsed="1"/>
+    <w:lsdException w:name="annotation subject" w:semiHidden="1" w:unhideWhenUsed="1"/>
+    <w:lsdException w:name="No List" w:semiHidden="1" w:unhideWhenUsed="1"/>
+    <w:lsdException w:name="Outline List 1" w:semiHidden="1" w:unhideWhenUsed="1"/>
+    <w:lsdException w:name="Outline List 2" w:semiHidden="1" w:unhideWhenUsed="1"/>
+    <w:lsdException w:name="Outline List 3" w:semiHidden="1" w:unhideWhenUsed="1"/>
+    <w:lsdException w:name="Table Simple 1" w:semiHidden="1" w:unhideWhenUsed="1"/>
+    <w:lsdException w:name="Table Simple 2" w:semiHidden="1" w:unhideWhenUsed="1"/>
+    <w:lsdException w:name="Table Simple 3" w:semiHidden="1" w:unhideWhenUsed="1"/>
+    <w:lsdException w:name="Table Classic 1" w:semiHidden="1" w:unhideWhenUsed="1"/>
+    <w:lsdException w:name="Table Classic 2" w:semiHidden="1" w:unhideWhenUsed="1"/>
+    <w:lsdException w:name="Table Classic 3" w:semiHidden="1" w:unhideWhenUsed="1"/>
+    <w:lsdException w:name="Table Classic 4" w:semiHidden="1" w:unhideWhenUsed="1"/>
+    <w:lsdException w:name="Table Colorful 1" w:semiHidden="1" w:unhideWhenUsed="1"/>
+    <w:lsdException w:name="Table Colorful 2" w:semiHidden="1" w:unhideWhenUsed="1"/>
+    <w:lsdException w:name="Table Colorful 3" w:semiHidden="1" w:unhideWhenUsed="1"/>
+    <w:lsdException w:name="Table Columns 1" w:semiHidden="1" w:unhideWhenUsed="1"/>
+    <w:lsdException w:name="Table Columns 2" w:semiHidden="1" w:unhideWhenUsed="1"/>
+    <w:lsdException w:name="Table Columns 3" w:semiHidden="1" w:unhideWhenUsed="1"/>
+    <w:lsdException w:name="Table Columns 4" w:semiHidden="1" w:unhideWhenUsed="1"/>
+    <w:lsdException w:name="Table Columns 5" w:semiHidden="1" w:unhideWhenUsed="1"/>
+    <w:lsdException w:name="Table Grid 1" w:semiHidden="1" w:unhideWhenUsed="1"/>
+    <w:lsdException w:name="Table Grid 2" w:semiHidden="1" w:unhideWhenUsed="1"/>
+    <w:lsdException w:name="Table Grid 3" w:semiHidden="1" w:unhideWhenUsed="1"/>
+    <w:lsdException w:name="Table Grid 4" w:semiHidden="1" w:unhideWhenUsed="1"/>
+    <w:lsdException w:name="Table Grid 5" w:semiHidden="1" w:unhideWhenUsed="1"/>
+    <w:lsdException w:name="Table Grid 6" w:semiHidden="1" w:unhideWhenUsed="1"/>
+    <w:lsdException w:name="Table Grid 7" w:semiHidden="1" w:unhideWhenUsed="1"/>
+    <w:lsdException w:name="Table Grid 8" w:semiHidden="1" w:unhideWhenUsed="1"/>
+    <w:lsdException w:name="Table List 1" w:semiHidden="1" w:unhideWhenUsed="1"/>
+    <w:lsdException w:name="Table List 2" w:semiHidden="1" w:unhideWhenUsed="1"/>
+    <w:lsdException w:name="Table List 3" w:semiHidden="1" w:unhideWhenUsed="1"/>
+    <w:lsdException w:name="Table List 4" w:semiHidden="1" w:unhideWhenUsed="1"/>
+    <w:lsdException w:name="Table List 5" w:semiHidden="1" w:unhideWhenUsed="1"/>
+    <w:lsdException w:name="Table List 6" w:semiHidden="1" w:unhideWhenUsed="1"/>
+    <w:lsdException w:name="Table List 7" w:semiHidden="1" w:unhideWhenUsed="1"/>
+    <w:lsdException w:name="Table List 8" w:semiHidden="1" w:unhideWhenUsed="1"/>
+    <w:lsdException w:name="Table 3D effects 1" w:semiHidden="1" w:unhideWhenUsed="1"/>
+    <w:lsdException w:name="Table 3D effects 2" w:semiHidden="1" w:unhideWhenUsed="1"/>
+    <w:lsdException w:name="Table 3D effects 3" w:semiHidden="1" w:unhideWhenUsed="1"/>
+    <w:lsdException w:name="Table Contemporary" w:semiHidden="1" w:unhideWhenUsed="1"/>
+    <w:lsdException w:name="Table Elegant" w:semiHidden="1" w:unhideWhenUsed="1"/>
+    <w:lsdException w:name="Table Professional" w:semiHidden="1" w:unhideWhenUsed="1"/>
+    <w:lsdException w:name="Table Subtle 1" w:semiHidden="1" w:unhideWhenUsed="1"/>
+    <w:lsdException w:name="Table Subtle 2" w:semiHidden="1" w:unhideWhenUsed="1"/>
+    <w:lsdException w:name="Table Web 1" w:semiHidden="1" w:unhideWhenUsed="1"/>
+    <w:lsdException w:name="Table Web 2" w:semiHidden="1" w:unhideWhenUsed="1"/>
+    <w:lsdException w:name="Table Web 3" w:semiHidden="1" w:unhideWhenUsed="1"/>
+    <w:lsdException w:name="Balloon Text" w:semiHidden="1" w:unhideWhenUsed="1"/>
+    <w:lsdException w:name="Table Grid" w:uiPriority="59"/>
+    <w:lsdException w:name="Table Theme" w:semiHidden="1" w:unhideWhenUsed="1"/>
+    <w:lsdException w:name="Placeholder Text" w:semiHidden="1"/>
+    <w:lsdException w:name="No Spacing" w:uiPriority="1" w:qFormat="1"/>
+    <w:lsdException w:name="Light Shading" w:uiPriority="60"/>
+    <w:lsdException w:name="Light List" w:uiPriority="61"/>
+    <w:lsdException w:name="Light Grid" w:uiPriority="62"/>
+    <w:lsdException w:name="Medium Shading 1" w:uiPriority="63"/>
+    <w:lsdException w:name="Medium Shading 2" w:uiPriority="64"/>
+    <w:lsdException w:name="Medium List 1" w:uiPriority="65"/>
+    <w:lsdException w:name="Medium List 2" w:uiPriority="66"/>
+    <w:lsdException w:name="Medium Grid 1" w:uiPriority="67"/>
+    <w:lsdException w:name="Medium Grid 2" w:uiPriority="68"/>
+    <w:lsdException w:name="Medium Grid 3" w:uiPriority="69"/>
+    <w:lsdException w:name="Dark List" w:uiPriority="70"/>
+    <w:lsdException w:name="Colorful Shading" w:uiPriority="71"/>
+    <w:lsdException w:name="Colorful List" w:uiPriority="72"/>
+    <w:lsdException w:name="Colorful Grid" w:uiPriority="73"/>
+    <w:lsdException w:name="Light Shading Accent 1" w:uiPriority="60"/>
+    <w:lsdException w:name="Light List Accent 1" w:uiPriority="61"/>
+    <w:lsdException w:name="Light Grid Accent 1" w:uiPriority="62"/>
+    <w:lsdException w:name="Medium Shading 1 Accent 1" w:uiPriority="63"/>
+    <w:lsdException w:name="Medium Shading 2 Accent 1" w:uiPriority="64"/>
+    <w:lsdException w:name="Medium List 1 Accent 1" w:uiPriority="65"/>
+    <w:lsdException w:name="Revision" w:semiHidden="1"/>
+    <w:lsdException w:name="List Paragraph" w:uiPriority="34" w:qFormat="1"/>
+    <w:lsdException w:name="Quote" w:uiPriority="29" w:qFormat="1"/>
+    <w:lsdException w:name="Intense Quote" w:uiPriority="30" w:qFormat="1"/>
+    <w:lsdException w:name="Medium List 2 Accent 1" w:uiPriority="66"/>
+    <w:lsdException w:name="Medium Grid 1 Accent 1" w:uiPriority="67"/>
+    <w:lsdException w:name="Medium Grid 2 Accent 1" w:uiPriority="68"/>
+    <w:lsdException w:name="Medium Grid 3 Accent 1" w:uiPriority="69"/>
+    <w:lsdException w:name="Dark List Accent 1" w:uiPriority="70"/>
+    <w:lsdException w:name="Colorful Shading Accent 1" w:uiPriority="71"/>
+    <w:lsdException w:name="Colorful List Accent 1" w:uiPriority="72"/>
+    <w:lsdException w:name="Colorful Grid Accent 1" w:uiPriority="73"/>
+    <w:lsdException w:name="Light Shading Accent 2" w:uiPriority="60"/>
+    <w:lsdException w:name="Light List Accent 2" w:uiPriority="61"/>
+    <w:lsdException w:name="Light Grid Accent 2" w:uiPriority="62"/>
+    <w:lsdException w:name="Medium Shading 1 Accent 2" w:uiPriority="63"/>
+    <w:lsdException w:name="Medium Shading 2 Accent 2" w:uiPriority="64"/>
+    <w:lsdException w:name="Medium List 1 Accent 2" w:uiPriority="65"/>
+    <w:lsdException w:name="Medium List 2 Accent 2" w:uiPriority="66"/>
+    <w:lsdException w:name="Medium Grid 1 Accent 2" w:uiPriority="67"/>
+    <w:lsdException w:name="Medium Grid 2 Accent 2" w:uiPriority="68"/>
+    <w:lsdException w:name="Medium Grid 3 Accent 2" w:uiPriority="69"/>
+    <w:lsdException w:name="Dark List Accent 2" w:uiPriority="70"/>
+    <w:lsdException w:name="Colorful Shading Accent 2" w:uiPriority="71"/>
+    <w:lsdException w:name="Colorful List Accent 2" w:uiPriority="72"/>
+    <w:lsdException w:name="Colorful Grid Accent 2" w:uiPriority="73"/>
+    <w:lsdException w:name="Light Shading Accent 3" w:uiPriority="60"/>
+    <w:lsdException w:name="Light List Accent 3" w:uiPriority="61"/>
+    <w:lsdException w:name="Light Grid Accent 3" w:uiPriority="62"/>
+    <w:lsdException w:name="Medium Shading 1 Accent 3" w:uiPriority="63"/>
+    <w:lsdException w:name="Medium Shading 2 Accent 3" w:uiPriority="64"/>
+    <w:lsdException w:name="Medium List 1 Accent 3" w:uiPriority="65"/>
+    <w:lsdException w:name="Medium List 2 Accent 3" w:uiPriority="66"/>
+    <w:lsdException w:name="Medium Grid 1 Accent 3" w:uiPriority="67"/>
+    <w:lsdException w:name="Medium Grid 2 Accent 3" w:uiPriority="68"/>
+    <w:lsdException w:name="Medium Grid 3 Accent 3" w:uiPriority="69"/>
+    <w:lsdException w:name="Dark List Accent 3" w:uiPriority="70"/>
+    <w:lsdException w:name="Colorful Shading Accent 3" w:uiPriority="71"/>
+    <w:lsdException w:name="Colorful List Accent 3" w:uiPriority="72"/>
+    <w:lsdException w:name="Colorful Grid Accent 3" w:uiPriority="73"/>
+    <w:lsdException w:name="Light Shading Accent 4" w:uiPriority="60"/>
+    <w:lsdException w:name="Light List Accent 4" w:uiPriority="61"/>
+    <w:lsdException w:name="Light Grid Accent 4" w:uiPriority="62"/>
+    <w:lsdException w:name="Medium Shading 1 Accent 4" w:uiPriority="63"/>
+    <w:lsdException w:name="Medium Shading 2 Accent 4" w:uiPriority="64"/>
+    <w:lsdException w:name="Medium List 1 Accent 4" w:uiPriority="65"/>
+    <w:lsdException w:name="Medium List 2 Accent 4" w:uiPriority="66"/>
+    <w:lsdException w:name="Medium Grid 1 Accent 4" w:uiPriority="67"/>
+    <w:lsdException w:name="Medium Grid 2 Accent 4" w:uiPriority="68"/>
+    <w:lsdException w:name="Medium Grid 3 Accent 4" w:uiPriority="69"/>
+    <w:lsdException w:name="Dark List Accent 4" w:uiPriority="70"/>
+    <w:lsdException w:name="Colorful Shading Accent 4" w:uiPriority="71"/>
+    <w:lsdException w:name="Colorful List Accent 4" w:uiPriority="72"/>
+    <w:lsdException w:name="Colorful Grid Accent 4" w:uiPriority="73"/>
+    <w:lsdException w:name="Light Shading Accent 5" w:uiPriority="60"/>
+    <w:lsdException w:name="Light List Accent 5" w:uiPriority="61"/>
+    <w:lsdException w:name="Light Grid Accent 5" w:uiPriority="62"/>
+    <w:lsdException w:name="Medium Shading 1 Accent 5" w:uiPriority="63"/>
+    <w:lsdException w:name="Medium Shading 2 Accent 5" w:uiPriority="64"/>
+    <w:lsdException w:name="Medium List 1 Accent 5" w:uiPriority="65"/>
+    <w:lsdException w:name="Medium List 2 Accent 5" w:uiPriority="66"/>
+    <w:lsdException w:name="Medium Grid 1 Accent 5" w:uiPriority="67"/>
+    <w:lsdException w:name="Medium Grid 2 Accent 5" w:uiPriority="68"/>
+    <w:lsdException w:name="Medium Grid 3 Accent 5" w:uiPriority="69"/>
+    <w:lsdException w:name="Dark List Accent 5" w:uiPriority="70"/>
+    <w:lsdException w:name="Colorful Shading Accent 5" w:uiPriority="71"/>
+    <w:lsdException w:name="Colorful List Accent 5" w:uiPriority="72"/>
+    <w:lsdException w:name="Colorful Grid Accent 5" w:uiPriority="73"/>
+    <w:lsdException w:name="Light Shading Accent 6" w:uiPriority="60"/>
+    <w:lsdException w:name="Light List Accent 6" w:uiPriority="61"/>
+    <w:lsdException w:name="Light Grid Accent 6" w:uiPriority="62"/>
+    <w:lsdException w:name="Medium Shading 1 Accent 6" w:uiPriority="63"/>
+    <w:lsdException w:name="Medium Shading 2 Accent 6" w:uiPriority="64"/>
+    <w:lsdException w:name="Medium List 1 Accent 6" w:uiPriority="65"/>
+    <w:lsdException w:name="Medium List 2 Accent 6" w:uiPriority="66"/>
+    <w:lsdException w:name="Medium Grid 1 Accent 6" w:uiPriority="67"/>
+    <w:lsdException w:name="Medium Grid 2 Accent 6" w:uiPriority="68"/>
+    <w:lsdException w:name="Medium Grid 3 Accent 6" w:uiPriority="69"/>
+    <w:lsdException w:name="Dark List Accent 6" w:uiPriority="70"/>
+    <w:lsdException w:name="Colorful Shading Accent 6" w:uiPriority="71"/>
+    <w:lsdException w:name="Colorful List Accent 6" w:uiPriority="72"/>
+    <w:lsdException w:name="Colorful Grid Accent 6" w:uiPriority="73"/>
+    <w:lsdException w:name="Subtle Emphasis" w:uiPriority="19" w:qFormat="1"/>
+    <w:lsdException w:name="Intense Emphasis" w:uiPriority="21" w:qFormat="1"/>
+    <w:lsdException w:name="Subtle Reference" w:uiPriority="31" w:qFormat="1"/>
+    <w:lsdException w:name="Intense Reference" w:uiPriority="32" w:qFormat="1"/>
+    <w:lsdException w:name="Book Title" w:uiPriority="33" w:qFormat="1"/>
+    <w:lsdException w:name="Bibliography" w:semiHidden="1" w:uiPriority="37" w:unhideWhenUsed="1"/>
+    <w:lsdException w:name="TOC Heading" w:semiHidden="1" w:uiPriority="39" w:unhideWhenUsed="1" w:qFormat="1"/>
+    <w:lsdException w:name="Plain Table 1" w:uiPriority="41"/>
+    <w:lsdException w:name="Plain Table 2" w:uiPriority="42"/>
+    <w:lsdException w:name="Plain Table 3" w:uiPriority="43"/>
+    <w:lsdException w:name="Plain Table 4" w:uiPriority="44"/>
+    <w:lsdException w:name="Plain Table 5" w:uiPriority="45"/>
+    <w:lsdException w:name="Grid Table Light" w:uiPriority="40"/>
+    <w:lsdException w:name="Grid Table 1 Light" w:uiPriority="46"/>
+    <w:lsdException w:name="Grid Table 2" w:uiPriority="47"/>
+    <w:lsdException w:name="Grid Table 3" w:uiPriority="48"/>
+    <w:lsdException w:name="Grid Table 4" w:uiPriority="49"/>
+    <w:lsdException w:name="Grid Table 5 Dark" w:uiPriority="50"/>
+    <w:lsdException w:name="Grid Table 6 Colorful" w:uiPriority="51"/>
+    <w:lsdException w:name="Grid Table 7 Colorful" w:uiPriority="52"/>
+    <w:lsdException w:name="Grid Table 1 Light Accent 1" w:uiPriority="46"/>
+    <w:lsdException w:name="Grid Table 2 Accent 1" w:uiPriority="47"/>
+    <w:lsdException w:name="Grid Table 3 Accent 1" w:uiPriority="48"/>
+    <w:lsdException w:name="Grid Table 4 Accent 1" w:uiPriority="49"/>
+    <w:lsdException w:name="Grid Table 5 Dark Accent 1" w:uiPriority="50"/>
+    <w:lsdException w:name="Grid Table 6 Colorful Accent 1" w:uiPriority="51"/>
+    <w:lsdException w:name="Grid Table 7 Colorful Accent 1" w:uiPriority="52"/>
+    <w:lsdException w:name="Grid Table 1 Light Accent 2" w:uiPriority="46"/>
+    <w:lsdException w:name="Grid Table 2 Accent 2" w:uiPriority="47"/>
+    <w:lsdException w:name="Grid Table 3 Accent 2" w:uiPriority="48"/>
+    <w:lsdException w:name="Grid Table 4 Accent 2" w:uiPriority="49"/>
+    <w:lsdException w:name="Grid Table 5 Dark Accent 2" w:uiPriority="50"/>
+    <w:lsdException w:name="Grid Table 6 Colorful Accent 2" w:uiPriority="51"/>
+    <w:lsdException w:name="Grid Table 7 Colorful Accent 2" w:uiPriority="52"/>
+    <w:lsdException w:name="Grid Table 1 Light Accent 3" w:uiPriority="46"/>
+    <w:lsdException w:name="Grid Table 2 Accent 3" w:uiPriority="47"/>
+    <w:lsdException w:name="Grid Table 3 Accent 3" w:uiPriority="48"/>
+    <w:lsdException w:name="Grid Table 4 Accent 3" w:uiPriority="49"/>
+    <w:lsdException w:name="Grid Table 5 Dark Accent 3" w:uiPriority="50"/>
+    <w:lsdException w:name="Grid Table 6 Colorful Accent 3" w:uiPriority="51"/>
+    <w:lsdException w:name="Grid Table 7 Colorful Accent 3" w:uiPriority="52"/>
+    <w:lsdException w:name="Grid Table 1 Light Accent 4" w:uiPriority="46"/>
+    <w:lsdException w:name="Grid Table 2 Accent 4" w:uiPriority="47"/>
+    <w:lsdException w:name="Grid Table 3 Accent 4" w:uiPriority="48"/>
+    <w:lsdException w:name="Grid Table 4 Accent 4" w:uiPriority="49"/>
+    <w:lsdException w:name="Grid Table 5 Dark Accent 4" w:uiPriority="50"/>
+    <w:lsdException w:name="Grid Table 6 Colorful Accent 4" w:uiPriority="51"/>
+    <w:lsdException w:name="Grid Table 7 Colorful Accent 4" w:uiPriority="52"/>
+    <w:lsdException w:name="Grid Table 1 Light Accent 5" w:uiPriority="46"/>
+    <w:lsdException w:name="Grid Table 2 Accent 5" w:uiPriority="47"/>
+    <w:lsdException w:name="Grid Table 3 Accent 5" w:uiPriority="48"/>
+    <w:lsdException w:name="Grid Table 4 Accent 5" w:uiPriority="49"/>
+    <w:lsdException w:name="Grid Table 5 Dark Accent 5" w:uiPriority="50"/>
+    <w:lsdException w:name="Grid Table 6 Colorful Accent 5" w:uiPriority="51"/>
+    <w:lsdException w:name="Grid Table 7 Colorful Accent 5" w:uiPriority="52"/>
+    <w:lsdException w:name="Grid Table 1 Light Accent 6" w:uiPriority="46"/>
+    <w:lsdException w:name="Grid Table 2 Accent 6" w:uiPriority="47"/>
+    <w:lsdException w:name="Grid Table 3 Accent 6" w:uiPriority="48"/>
+    <w:lsdException w:name="Grid Table 4 Accent 6" w:uiPriority="49"/>
+    <w:lsdException w:name="Grid Table 5 Dark Accent 6" w:uiPriority="50"/>
+    <w:lsdException w:name="Grid Table 6 Colorful Accent 6" w:uiPriority="51"/>
+    <w:lsdException w:name="Grid Table 7 Colorful Accent 6" w:uiPriority="52"/>
+    <w:lsdException w:name="List Table 1 Light" w:uiPriority="46"/>
+    <w:lsdException w:name="List Table 2" w:uiPriority="47"/>
+    <w:lsdException w:name="List Table 3" w:uiPriority="48"/>
+    <w:lsdException w:name="List Table 4" w:uiPriority="49"/>
+    <w:lsdException w:name="List Table 5 Dark" w:uiPriority="50"/>
+    <w:lsdException w:name="List Table 6 Colorful" w:uiPriority="51"/>
+    <w:lsdException w:name="List Table 7 Colorful" w:uiPriority="52"/>
+    <w:lsdException w:name="List Table 1 Light Accent 1" w:uiPriority="46"/>
+    <w:lsdException w:name="List Table 2 Accent 1" w:uiPriority="47"/>
+    <w:lsdException w:name="List Table 3 Accent 1" w:uiPriority="48"/>
+    <w:lsdException w:name="List Table 4 Accent 1" w:uiPriority="49"/>
+    <w:lsdException w:name="List Table 5 Dark Accent 1" w:uiPriority="50"/>
+    <w:lsdException w:name="List Table 6 Colorful Accent 1" w:uiPriority="51"/>
+    <w:lsdException w:name="List Table 7 Colorful Accent 1" w:uiPriority="52"/>
+    <w:lsdException w:name="List Table 1 Light Accent 2" w:uiPriority="46"/>
+    <w:lsdException w:name="List Table 2 Accent 2" w:uiPriority="47"/>
+    <w:lsdException w:name="List Table 3 Accent 2" w:uiPriority="48"/>
+    <w:lsdException w:name="List Table 4 Accent 2" w:uiPriority="49"/>
+    <w:lsdException w:name="List Table 5 Dark Accent 2" w:uiPriority="50"/>
+    <w:lsdException w:name="List Table 6 Colorful Accent 2" w:uiPriority="51"/>
+    <w:lsdException w:name="List Table 7 Colorful Accent 2" w:uiPriority="52"/>
+    <w:lsdException w:name="List Table 1 Light Accent 3" w:uiPriority="46"/>
+    <w:lsdException w:name="List Table 2 Accent 3" w:uiPriority="47"/>
+    <w:lsdException w:name="List Table 3 Accent 3" w:uiPriority="48"/>
+    <w:lsdException w:name="List Table 4 Accent 3" w:uiPriority="49"/>
+    <w:lsdException w:name="List Table 5 Dark Accent 3" w:uiPriority="50"/>
+    <w:lsdException w:name="List Table 6 Colorful Accent 3" w:uiPriority="51"/>
+    <w:lsdException w:name="List Table 7 Colorful Accent 3" w:uiPriority="52"/>
+    <w:lsdException w:name="List Table 1 Light Accent 4" w:uiPriority="46"/>
+    <w:lsdException w:name="List Table 2 Accent 4" w:uiPriority="47"/>
+    <w:lsdException w:name="List Table 3 Accent 4" w:uiPriority="48"/>
+    <w:lsdException w:name="List Table 4 Accent 4" w:uiPriority="49"/>
+    <w:lsdException w:name="List Table 5 Dark Accent 4" w:uiPriority="50"/>
+    <w:lsdException w:name="List Table 6 Colorful Accent 4" w:uiPriority="51"/>
+    <w:lsdException w:name="List Table 7 Colorful Accent 4" w:uiPriority="52"/>
+    <w:lsdException w:name="List Table 1 Light Accent 5" w:uiPriority="46"/>
+    <w:lsdException w:name="List Table 2 Accent 5" w:uiPriority="47"/>
+    <w:lsdException w:name="List Table 3 Accent 5" w:uiPriority="48"/>
+    <w:lsdException w:name="List Table 4 Accent 5" w:uiPriority="49"/>
+    <w:lsdException w:name="List Table 5 Dark Accent 5" w:uiPriority="50"/>
+    <w:lsdException w:name="List Table 6 Colorful Accent 5" w:uiPriority="51"/>
+    <w:lsdException w:name="List Table 7 Colorful Accent 5" w:uiPriority="52"/>
+    <w:lsdException w:name="List Table 1 Light Accent 6" w:uiPriority="46"/>
+    <w:lsdException w:name="List Table 2 Accent 6" w:uiPriority="47"/>
+    <w:lsdException w:name="List Table 3 Accent 6" w:uiPriority="48"/>
+    <w:lsdException w:name="List Table 4 Accent 6" w:uiPriority="49"/>
+    <w:lsdException w:name="List Table 5 Dark Accent 6" w:uiPriority="50"/>
+    <w:lsdException w:name="List Table 6 Colorful Accent 6" w:uiPriority="51"/>
+    <w:lsdException w:name="List Table 7 Colorful Accent 6" w:uiPriority="52"/>
+    <w:lsdException w:name="Mention" w:semiHidden="1" w:unhideWhenUsed="1"/>
+    <w:lsdException w:name="Smart Hyperlink" w:semiHidden="1" w:unhideWhenUsed="1"/>
+    <w:lsdException w:name="Hashtag" w:semiHidden="1" w:unhideWhenUsed="1"/>
+    <w:lsdException w:name="Unresolved Mention" w:semiHidden="1" w:unhideWhenUsed="1"/>
+    <w:lsdException w:name="Smart Link" w:semiHidden="1" w:unhideWhenUsed="1"/>
   </w:latentStyles>
   <w:style w:type="paragraph" w:default="1" w:styleId="Normal">
     <w:name w:val="Normal"/>
@@ -6545,7 +6826,6 @@
     <w:uiPriority w:val="99"/>
     <w:semiHidden/>
     <w:unhideWhenUsed/>
-    <w:qFormat/>
     <w:tblPr>
       <w:tblInd w:w="0" w:type="dxa"/>
       <w:tblCellMar>
@@ -6686,21 +6966,14 @@
       <w:spacing w:after="0" w:line="240" w:lineRule="auto"/>
     </w:pPr>
     <w:tblPr>
-      <w:tblInd w:w="0" w:type="dxa"/>
       <w:tblBorders>
-        <w:top w:val="single" w:sz="4" w:space="0" w:color="000000" w:themeColor="text1"/>
-        <w:left w:val="single" w:sz="4" w:space="0" w:color="000000" w:themeColor="text1"/>
-        <w:bottom w:val="single" w:sz="4" w:space="0" w:color="000000" w:themeColor="text1"/>
-        <w:right w:val="single" w:sz="4" w:space="0" w:color="000000" w:themeColor="text1"/>
-        <w:insideH w:val="single" w:sz="4" w:space="0" w:color="000000" w:themeColor="text1"/>
-        <w:insideV w:val="single" w:sz="4" w:space="0" w:color="000000" w:themeColor="text1"/>
+        <w:top w:val="single" w:sz="4" w:space="0" w:color="FFFFFF" w:themeColor="text1"/>
+        <w:left w:val="single" w:sz="4" w:space="0" w:color="FFFFFF" w:themeColor="text1"/>
+        <w:bottom w:val="single" w:sz="4" w:space="0" w:color="FFFFFF" w:themeColor="text1"/>
+        <w:right w:val="single" w:sz="4" w:space="0" w:color="FFFFFF" w:themeColor="text1"/>
+        <w:insideH w:val="single" w:sz="4" w:space="0" w:color="FFFFFF" w:themeColor="text1"/>
+        <w:insideV w:val="single" w:sz="4" w:space="0" w:color="FFFFFF" w:themeColor="text1"/>
       </w:tblBorders>
-      <w:tblCellMar>
-        <w:top w:w="0" w:type="dxa"/>
-        <w:left w:w="108" w:type="dxa"/>
-        <w:bottom w:w="0" w:type="dxa"/>
-        <w:right w:w="108" w:type="dxa"/>
-      </w:tblCellMar>
     </w:tblPr>
   </w:style>
   <w:style w:type="character" w:customStyle="1" w:styleId="Heading3Char">
@@ -6799,6 +7072,17 @@
       <w:szCs w:val="20"/>
     </w:rPr>
   </w:style>
+  <w:style w:type="paragraph" w:styleId="ListParagraph">
+    <w:name w:val="List Paragraph"/>
+    <w:basedOn w:val="Normal"/>
+    <w:uiPriority w:val="34"/>
+    <w:qFormat/>
+    <w:rsid w:val="007514B4"/>
+    <w:pPr>
+      <w:ind w:left="720"/>
+      <w:contextualSpacing/>
+    </w:pPr>
+  </w:style>
 </w:styles>
 </file>
 
@@ -6807,10 +7091,10 @@
   <a:themeElements>
     <a:clrScheme name="Office">
       <a:dk1>
-        <a:sysClr val="windowText" lastClr="000000"/>
+        <a:sysClr val="windowText" lastClr="FFFFFF"/>
       </a:dk1>
       <a:lt1>
-        <a:sysClr val="window" lastClr="FFFFFF"/>
+        <a:sysClr val="window" lastClr="000000"/>
       </a:lt1>
       <a:dk2>
         <a:srgbClr val="1F497D"/>

--- a/backend/templates/cat_2025.docx
+++ b/backend/templates/cat_2025.docx
@@ -5719,16 +5719,7 @@
             </w:tcBorders>
           </w:tcPr>
           <w:p>
-            <w:pPr>
-              <w:spacing w:line="360" w:lineRule="auto"/>
-              <w:rPr>
-                <w:sz w:val="24"/>
-                <w:szCs w:val="24"/>
-              </w:rPr>
-            </w:pPr>
-            <w:r>
-              <w:t>Name &amp; Designation</w:t>
-            </w:r>
+            <w:r/>
           </w:p>
         </w:tc>
         <w:tc>
@@ -5800,16 +5791,7 @@
             </w:tcBorders>
           </w:tcPr>
           <w:p>
-            <w:pPr>
-              <w:spacing w:line="360" w:lineRule="auto"/>
-              <w:rPr>
-                <w:sz w:val="24"/>
-                <w:szCs w:val="24"/>
-              </w:rPr>
-            </w:pPr>
-            <w:r>
-              <w:t>HOD, Department</w:t>
-            </w:r>
+            <w:r/>
           </w:p>
         </w:tc>
         <w:tc>
@@ -5869,16 +5851,7 @@
             </w:tcBorders>
           </w:tcPr>
           <w:p>
-            <w:pPr>
-              <w:spacing w:line="360" w:lineRule="auto"/>
-              <w:rPr>
-                <w:sz w:val="24"/>
-                <w:szCs w:val="24"/>
-              </w:rPr>
-            </w:pPr>
-            <w:r>
-              <w:t>HOD, Department</w:t>
-            </w:r>
+            <w:r/>
           </w:p>
         </w:tc>
         <w:tc>
